--- a/Inventory Desing pattern.docx
+++ b/Inventory Desing pattern.docx
@@ -2,6 +2,926 @@
 <file path=word/document.xml><?xml version="1.0" encoding="utf-8"?>
 <w:document xmlns:wpc="http://schemas.microsoft.com/office/word/2010/wordprocessingCanvas" xmlns:mc="http://schemas.openxmlformats.org/markup-compatibility/2006" xmlns:o="urn:schemas-microsoft-com:office:office" xmlns:r="http://schemas.openxmlformats.org/officeDocument/2006/relationships" xmlns:m="http://schemas.openxmlformats.org/officeDocument/2006/math" xmlns:v="urn:schemas-microsoft-com:vml" xmlns:wp14="http://schemas.microsoft.com/office/word/2010/wordprocessingDrawing" xmlns:wp="http://schemas.openxmlformats.org/drawingml/2006/wordprocessingDrawing" xmlns:w10="urn:schemas-microsoft-com:office:word" xmlns:w="http://schemas.openxmlformats.org/wordprocessingml/2006/main" xmlns:w14="http://schemas.microsoft.com/office/word/2010/wordml" xmlns:wpg="http://schemas.microsoft.com/office/word/2010/wordprocessingGroup" xmlns:wpi="http://schemas.microsoft.com/office/word/2010/wordprocessingInk" xmlns:wne="http://schemas.microsoft.com/office/word/2006/wordml" xmlns:wps="http://schemas.microsoft.com/office/word/2010/wordprocessingShape" mc:Ignorable="w14 wp14">
   <w:body>
+    <w:p>
+      <w:pPr>
+        <w:spacing w:before="100" w:beforeAutospacing="1" w:after="100" w:afterAutospacing="1" w:line="240" w:lineRule="auto"/>
+        <w:outlineLvl w:val="0"/>
+        <w:rPr>
+          <w:rFonts w:ascii="Times New Roman" w:eastAsia="Times New Roman" w:hAnsi="Times New Roman" w:cs="Times New Roman"/>
+          <w:b/>
+          <w:bCs/>
+          <w:kern w:val="36"/>
+          <w:sz w:val="48"/>
+          <w:szCs w:val="48"/>
+          <w:lang w:eastAsia="en-IN"/>
+        </w:rPr>
+      </w:pPr>
+      <w:r>
+        <w:rPr>
+          <w:rFonts w:ascii="Times New Roman" w:eastAsia="Times New Roman" w:hAnsi="Times New Roman" w:cs="Times New Roman"/>
+          <w:b/>
+          <w:bCs/>
+          <w:kern w:val="36"/>
+          <w:sz w:val="48"/>
+          <w:szCs w:val="48"/>
+          <w:lang w:eastAsia="en-IN"/>
+        </w:rPr>
+        <w:t>Centralized Inventory + Multiple Branch Inventory Design</w:t>
+      </w:r>
+    </w:p>
+    <w:p>
+      <w:pPr>
+        <w:tabs>
+          <w:tab w:val="left" w:pos="916"/>
+          <w:tab w:val="left" w:pos="1832"/>
+          <w:tab w:val="left" w:pos="2748"/>
+          <w:tab w:val="left" w:pos="3664"/>
+          <w:tab w:val="left" w:pos="4580"/>
+          <w:tab w:val="left" w:pos="5496"/>
+          <w:tab w:val="left" w:pos="6412"/>
+          <w:tab w:val="left" w:pos="7328"/>
+          <w:tab w:val="left" w:pos="8244"/>
+          <w:tab w:val="left" w:pos="9160"/>
+          <w:tab w:val="left" w:pos="10076"/>
+          <w:tab w:val="left" w:pos="10992"/>
+          <w:tab w:val="left" w:pos="11908"/>
+          <w:tab w:val="left" w:pos="12824"/>
+          <w:tab w:val="left" w:pos="13740"/>
+          <w:tab w:val="left" w:pos="14656"/>
+        </w:tabs>
+        <w:spacing w:after="0" w:line="240" w:lineRule="auto"/>
+        <w:rPr>
+          <w:rFonts w:ascii="Courier New" w:eastAsia="Times New Roman" w:hAnsi="Courier New" w:cs="Courier New"/>
+          <w:sz w:val="20"/>
+          <w:szCs w:val="20"/>
+          <w:lang w:eastAsia="en-IN"/>
+        </w:rPr>
+      </w:pPr>
+      <w:r>
+        <w:rPr>
+          <w:rFonts w:ascii="Courier New" w:eastAsia="Times New Roman" w:hAnsi="Courier New" w:cs="Courier New"/>
+          <w:sz w:val="20"/>
+          <w:szCs w:val="20"/>
+          <w:lang w:eastAsia="en-IN"/>
+        </w:rPr>
+        <w:t xml:space="preserve">                CENTRAL INVENTORY</w:t>
+      </w:r>
+      <w:r>
+        <w:rPr>
+          <w:rFonts w:ascii="Courier New" w:eastAsia="Times New Roman" w:hAnsi="Courier New" w:cs="Courier New"/>
+          <w:sz w:val="20"/>
+          <w:szCs w:val="20"/>
+          <w:lang w:eastAsia="en-IN"/>
+        </w:rPr>
+        <w:br/>
+        <w:t xml:space="preserve">                        |</w:t>
+      </w:r>
+      <w:r>
+        <w:rPr>
+          <w:rFonts w:ascii="Courier New" w:eastAsia="Times New Roman" w:hAnsi="Courier New" w:cs="Courier New"/>
+          <w:sz w:val="20"/>
+          <w:szCs w:val="20"/>
+          <w:lang w:eastAsia="en-IN"/>
+        </w:rPr>
+        <w:br/>
+        <w:t xml:space="preserve"> ------------------------------------------------</w:t>
+      </w:r>
+      <w:r>
+        <w:rPr>
+          <w:rFonts w:ascii="Courier New" w:eastAsia="Times New Roman" w:hAnsi="Courier New" w:cs="Courier New"/>
+          <w:sz w:val="20"/>
+          <w:szCs w:val="20"/>
+          <w:lang w:eastAsia="en-IN"/>
+        </w:rPr>
+        <w:br/>
+        <w:t xml:space="preserve"> |                |                |            |</w:t>
+      </w:r>
+      <w:r>
+        <w:rPr>
+          <w:rFonts w:ascii="Courier New" w:eastAsia="Times New Roman" w:hAnsi="Courier New" w:cs="Courier New"/>
+          <w:sz w:val="20"/>
+          <w:szCs w:val="20"/>
+          <w:lang w:eastAsia="en-IN"/>
+        </w:rPr>
+        <w:br/>
+        <w:t>Kolkata        Delhi          Mumbai        Chennai</w:t>
+      </w:r>
+      <w:r>
+        <w:rPr>
+          <w:rFonts w:ascii="Courier New" w:eastAsia="Times New Roman" w:hAnsi="Courier New" w:cs="Courier New"/>
+          <w:sz w:val="20"/>
+          <w:szCs w:val="20"/>
+          <w:lang w:eastAsia="en-IN"/>
+        </w:rPr>
+        <w:br/>
+        <w:t xml:space="preserve">Inventory      </w:t>
+      </w:r>
+      <w:proofErr w:type="spellStart"/>
+      <w:r>
+        <w:rPr>
+          <w:rFonts w:ascii="Courier New" w:eastAsia="Times New Roman" w:hAnsi="Courier New" w:cs="Courier New"/>
+          <w:sz w:val="20"/>
+          <w:szCs w:val="20"/>
+          <w:lang w:eastAsia="en-IN"/>
+        </w:rPr>
+        <w:t>Inventory</w:t>
+      </w:r>
+      <w:proofErr w:type="spellEnd"/>
+      <w:r>
+        <w:rPr>
+          <w:rFonts w:ascii="Courier New" w:eastAsia="Times New Roman" w:hAnsi="Courier New" w:cs="Courier New"/>
+          <w:sz w:val="20"/>
+          <w:szCs w:val="20"/>
+          <w:lang w:eastAsia="en-IN"/>
+        </w:rPr>
+        <w:t xml:space="preserve">      </w:t>
+      </w:r>
+      <w:proofErr w:type="spellStart"/>
+      <w:r>
+        <w:rPr>
+          <w:rFonts w:ascii="Courier New" w:eastAsia="Times New Roman" w:hAnsi="Courier New" w:cs="Courier New"/>
+          <w:sz w:val="20"/>
+          <w:szCs w:val="20"/>
+          <w:lang w:eastAsia="en-IN"/>
+        </w:rPr>
+        <w:t>Inventory</w:t>
+      </w:r>
+      <w:proofErr w:type="spellEnd"/>
+      <w:r>
+        <w:rPr>
+          <w:rFonts w:ascii="Courier New" w:eastAsia="Times New Roman" w:hAnsi="Courier New" w:cs="Courier New"/>
+          <w:sz w:val="20"/>
+          <w:szCs w:val="20"/>
+          <w:lang w:eastAsia="en-IN"/>
+        </w:rPr>
+        <w:t xml:space="preserve">     </w:t>
+      </w:r>
+      <w:proofErr w:type="spellStart"/>
+      <w:r>
+        <w:rPr>
+          <w:rFonts w:ascii="Courier New" w:eastAsia="Times New Roman" w:hAnsi="Courier New" w:cs="Courier New"/>
+          <w:sz w:val="20"/>
+          <w:szCs w:val="20"/>
+          <w:lang w:eastAsia="en-IN"/>
+        </w:rPr>
+        <w:t>Inventory</w:t>
+      </w:r>
+      <w:proofErr w:type="spellEnd"/>
+    </w:p>
+    <w:p>
+      <w:pPr>
+        <w:spacing w:before="100" w:beforeAutospacing="1" w:after="100" w:afterAutospacing="1" w:line="240" w:lineRule="auto"/>
+        <w:rPr>
+          <w:rFonts w:ascii="Times New Roman" w:eastAsia="Times New Roman" w:hAnsi="Times New Roman" w:cs="Times New Roman"/>
+          <w:sz w:val="24"/>
+          <w:szCs w:val="24"/>
+          <w:lang w:eastAsia="en-IN"/>
+        </w:rPr>
+      </w:pPr>
+      <w:r>
+        <w:rPr>
+          <w:rFonts w:ascii="Times New Roman" w:eastAsia="Times New Roman" w:hAnsi="Times New Roman" w:cs="Times New Roman"/>
+          <w:sz w:val="24"/>
+          <w:szCs w:val="24"/>
+          <w:lang w:eastAsia="en-IN"/>
+        </w:rPr>
+        <w:t>Each branch has:</w:t>
+      </w:r>
+    </w:p>
+    <w:p>
+      <w:pPr>
+        <w:numPr>
+          <w:ilvl w:val="0"/>
+          <w:numId w:val="15"/>
+        </w:numPr>
+        <w:spacing w:before="100" w:beforeAutospacing="1" w:after="100" w:afterAutospacing="1" w:line="240" w:lineRule="auto"/>
+        <w:rPr>
+          <w:rFonts w:ascii="Times New Roman" w:eastAsia="Times New Roman" w:hAnsi="Times New Roman" w:cs="Times New Roman"/>
+          <w:sz w:val="24"/>
+          <w:szCs w:val="24"/>
+          <w:lang w:eastAsia="en-IN"/>
+        </w:rPr>
+      </w:pPr>
+      <w:r>
+        <w:rPr>
+          <w:rFonts w:ascii="Times New Roman" w:eastAsia="Times New Roman" w:hAnsi="Times New Roman" w:cs="Times New Roman"/>
+          <w:sz w:val="24"/>
+          <w:szCs w:val="24"/>
+          <w:lang w:eastAsia="en-IN"/>
+        </w:rPr>
+        <w:t xml:space="preserve">Local inventory </w:t>
+      </w:r>
+    </w:p>
+    <w:p>
+      <w:pPr>
+        <w:numPr>
+          <w:ilvl w:val="0"/>
+          <w:numId w:val="15"/>
+        </w:numPr>
+        <w:spacing w:before="100" w:beforeAutospacing="1" w:after="100" w:afterAutospacing="1" w:line="240" w:lineRule="auto"/>
+        <w:rPr>
+          <w:rFonts w:ascii="Times New Roman" w:eastAsia="Times New Roman" w:hAnsi="Times New Roman" w:cs="Times New Roman"/>
+          <w:sz w:val="24"/>
+          <w:szCs w:val="24"/>
+          <w:lang w:eastAsia="en-IN"/>
+        </w:rPr>
+      </w:pPr>
+      <w:r>
+        <w:rPr>
+          <w:rFonts w:ascii="Times New Roman" w:eastAsia="Times New Roman" w:hAnsi="Times New Roman" w:cs="Times New Roman"/>
+          <w:sz w:val="24"/>
+          <w:szCs w:val="24"/>
+          <w:lang w:eastAsia="en-IN"/>
+        </w:rPr>
+        <w:t xml:space="preserve">Local stock update </w:t>
+      </w:r>
+    </w:p>
+    <w:p>
+      <w:pPr>
+        <w:numPr>
+          <w:ilvl w:val="0"/>
+          <w:numId w:val="15"/>
+        </w:numPr>
+        <w:spacing w:before="100" w:beforeAutospacing="1" w:after="100" w:afterAutospacing="1" w:line="240" w:lineRule="auto"/>
+        <w:rPr>
+          <w:rFonts w:ascii="Times New Roman" w:eastAsia="Times New Roman" w:hAnsi="Times New Roman" w:cs="Times New Roman"/>
+          <w:sz w:val="24"/>
+          <w:szCs w:val="24"/>
+          <w:lang w:eastAsia="en-IN"/>
+        </w:rPr>
+      </w:pPr>
+      <w:r>
+        <w:rPr>
+          <w:rFonts w:ascii="Times New Roman" w:eastAsia="Times New Roman" w:hAnsi="Times New Roman" w:cs="Times New Roman"/>
+          <w:sz w:val="24"/>
+          <w:szCs w:val="24"/>
+          <w:lang w:eastAsia="en-IN"/>
+        </w:rPr>
+        <w:t xml:space="preserve">Local sales </w:t>
+      </w:r>
+    </w:p>
+    <w:p>
+      <w:pPr>
+        <w:spacing w:before="100" w:beforeAutospacing="1" w:after="100" w:afterAutospacing="1" w:line="240" w:lineRule="auto"/>
+        <w:rPr>
+          <w:rFonts w:ascii="Times New Roman" w:eastAsia="Times New Roman" w:hAnsi="Times New Roman" w:cs="Times New Roman"/>
+          <w:sz w:val="24"/>
+          <w:szCs w:val="24"/>
+          <w:lang w:eastAsia="en-IN"/>
+        </w:rPr>
+      </w:pPr>
+      <w:r>
+        <w:rPr>
+          <w:rFonts w:ascii="Times New Roman" w:eastAsia="Times New Roman" w:hAnsi="Times New Roman" w:cs="Times New Roman"/>
+          <w:sz w:val="24"/>
+          <w:szCs w:val="24"/>
+          <w:lang w:eastAsia="en-IN"/>
+        </w:rPr>
+        <w:t>Central system:</w:t>
+      </w:r>
+    </w:p>
+    <w:p>
+      <w:pPr>
+        <w:numPr>
+          <w:ilvl w:val="0"/>
+          <w:numId w:val="16"/>
+        </w:numPr>
+        <w:spacing w:before="100" w:beforeAutospacing="1" w:after="100" w:afterAutospacing="1" w:line="240" w:lineRule="auto"/>
+        <w:rPr>
+          <w:rFonts w:ascii="Times New Roman" w:eastAsia="Times New Roman" w:hAnsi="Times New Roman" w:cs="Times New Roman"/>
+          <w:sz w:val="24"/>
+          <w:szCs w:val="24"/>
+          <w:lang w:eastAsia="en-IN"/>
+        </w:rPr>
+      </w:pPr>
+      <w:r>
+        <w:rPr>
+          <w:rFonts w:ascii="Times New Roman" w:eastAsia="Times New Roman" w:hAnsi="Times New Roman" w:cs="Times New Roman"/>
+          <w:sz w:val="24"/>
+          <w:szCs w:val="24"/>
+          <w:lang w:eastAsia="en-IN"/>
+        </w:rPr>
+        <w:t xml:space="preserve">Maintains global stock </w:t>
+      </w:r>
+    </w:p>
+    <w:p>
+      <w:pPr>
+        <w:numPr>
+          <w:ilvl w:val="0"/>
+          <w:numId w:val="16"/>
+        </w:numPr>
+        <w:spacing w:before="100" w:beforeAutospacing="1" w:after="100" w:afterAutospacing="1" w:line="240" w:lineRule="auto"/>
+        <w:rPr>
+          <w:rFonts w:ascii="Times New Roman" w:eastAsia="Times New Roman" w:hAnsi="Times New Roman" w:cs="Times New Roman"/>
+          <w:sz w:val="24"/>
+          <w:szCs w:val="24"/>
+          <w:lang w:eastAsia="en-IN"/>
+        </w:rPr>
+      </w:pPr>
+      <w:r>
+        <w:rPr>
+          <w:rFonts w:ascii="Times New Roman" w:eastAsia="Times New Roman" w:hAnsi="Times New Roman" w:cs="Times New Roman"/>
+          <w:sz w:val="24"/>
+          <w:szCs w:val="24"/>
+          <w:lang w:eastAsia="en-IN"/>
+        </w:rPr>
+        <w:t xml:space="preserve">Syncs all branches </w:t>
+      </w:r>
+    </w:p>
+    <w:p>
+      <w:pPr>
+        <w:numPr>
+          <w:ilvl w:val="0"/>
+          <w:numId w:val="16"/>
+        </w:numPr>
+        <w:spacing w:before="100" w:beforeAutospacing="1" w:after="100" w:afterAutospacing="1" w:line="240" w:lineRule="auto"/>
+        <w:rPr>
+          <w:rFonts w:ascii="Times New Roman" w:eastAsia="Times New Roman" w:hAnsi="Times New Roman" w:cs="Times New Roman"/>
+          <w:sz w:val="24"/>
+          <w:szCs w:val="24"/>
+          <w:lang w:eastAsia="en-IN"/>
+        </w:rPr>
+      </w:pPr>
+      <w:r>
+        <w:rPr>
+          <w:rFonts w:ascii="Times New Roman" w:eastAsia="Times New Roman" w:hAnsi="Times New Roman" w:cs="Times New Roman"/>
+          <w:sz w:val="24"/>
+          <w:szCs w:val="24"/>
+          <w:lang w:eastAsia="en-IN"/>
+        </w:rPr>
+        <w:t xml:space="preserve">Handles stock transfer </w:t>
+      </w:r>
+    </w:p>
+    <w:p>
+      <w:pPr>
+        <w:numPr>
+          <w:ilvl w:val="0"/>
+          <w:numId w:val="16"/>
+        </w:numPr>
+        <w:spacing w:before="100" w:beforeAutospacing="1" w:after="100" w:afterAutospacing="1" w:line="240" w:lineRule="auto"/>
+        <w:rPr>
+          <w:rFonts w:ascii="Times New Roman" w:eastAsia="Times New Roman" w:hAnsi="Times New Roman" w:cs="Times New Roman"/>
+          <w:sz w:val="24"/>
+          <w:szCs w:val="24"/>
+          <w:lang w:eastAsia="en-IN"/>
+        </w:rPr>
+      </w:pPr>
+      <w:r>
+        <w:rPr>
+          <w:rFonts w:ascii="Times New Roman" w:eastAsia="Times New Roman" w:hAnsi="Times New Roman" w:cs="Times New Roman"/>
+          <w:sz w:val="24"/>
+          <w:szCs w:val="24"/>
+          <w:lang w:eastAsia="en-IN"/>
+        </w:rPr>
+        <w:t>Generates reports</w:t>
+      </w:r>
+    </w:p>
+    <w:p>
+      <w:pPr>
+        <w:pStyle w:val="Heading1"/>
+      </w:pPr>
+      <w:r>
+        <w:t xml:space="preserve">Best Design Patterns </w:t>
+      </w:r>
+      <w:proofErr w:type="gramStart"/>
+      <w:r>
+        <w:t>For</w:t>
+      </w:r>
+      <w:proofErr w:type="gramEnd"/>
+      <w:r>
+        <w:t xml:space="preserve"> Your Requirement</w:t>
+      </w:r>
+    </w:p>
+    <w:tbl>
+      <w:tblPr>
+        <w:tblW w:w="0" w:type="auto"/>
+        <w:tblCellSpacing w:w="15" w:type="dxa"/>
+        <w:tblCellMar>
+          <w:top w:w="15" w:type="dxa"/>
+          <w:left w:w="15" w:type="dxa"/>
+          <w:bottom w:w="15" w:type="dxa"/>
+          <w:right w:w="15" w:type="dxa"/>
+        </w:tblCellMar>
+        <w:tblLook w:val="04A0" w:firstRow="1" w:lastRow="0" w:firstColumn="1" w:lastColumn="0" w:noHBand="0" w:noVBand="1"/>
+      </w:tblPr>
+      <w:tblGrid>
+        <w:gridCol w:w="2414"/>
+        <w:gridCol w:w="1424"/>
+      </w:tblGrid>
+      <w:tr>
+        <w:trPr>
+          <w:tblHeader/>
+          <w:tblCellSpacing w:w="15" w:type="dxa"/>
+        </w:trPr>
+        <w:tc>
+          <w:tcPr>
+            <w:tcW w:w="0" w:type="auto"/>
+            <w:vAlign w:val="center"/>
+            <w:hideMark/>
+          </w:tcPr>
+          <w:p>
+            <w:pPr>
+              <w:jc w:val="center"/>
+              <w:rPr>
+                <w:b/>
+                <w:bCs/>
+                <w:sz w:val="24"/>
+                <w:szCs w:val="24"/>
+              </w:rPr>
+            </w:pPr>
+            <w:r>
+              <w:rPr>
+                <w:b/>
+                <w:bCs/>
+              </w:rPr>
+              <w:t>Requirement</w:t>
+            </w:r>
+          </w:p>
+        </w:tc>
+        <w:tc>
+          <w:tcPr>
+            <w:tcW w:w="0" w:type="auto"/>
+            <w:vAlign w:val="center"/>
+            <w:hideMark/>
+          </w:tcPr>
+          <w:p>
+            <w:pPr>
+              <w:jc w:val="center"/>
+              <w:rPr>
+                <w:b/>
+                <w:bCs/>
+                <w:sz w:val="24"/>
+                <w:szCs w:val="24"/>
+              </w:rPr>
+            </w:pPr>
+            <w:r>
+              <w:rPr>
+                <w:b/>
+                <w:bCs/>
+              </w:rPr>
+              <w:t>Design Pattern</w:t>
+            </w:r>
+          </w:p>
+        </w:tc>
+      </w:tr>
+      <w:tr>
+        <w:trPr>
+          <w:tblCellSpacing w:w="15" w:type="dxa"/>
+        </w:trPr>
+        <w:tc>
+          <w:tcPr>
+            <w:tcW w:w="0" w:type="auto"/>
+            <w:vAlign w:val="center"/>
+            <w:hideMark/>
+          </w:tcPr>
+          <w:p>
+            <w:pPr>
+              <w:rPr>
+                <w:sz w:val="24"/>
+                <w:szCs w:val="24"/>
+              </w:rPr>
+            </w:pPr>
+            <w:r>
+              <w:t>Central communication</w:t>
+            </w:r>
+          </w:p>
+        </w:tc>
+        <w:tc>
+          <w:tcPr>
+            <w:tcW w:w="0" w:type="auto"/>
+            <w:vAlign w:val="center"/>
+            <w:hideMark/>
+          </w:tcPr>
+          <w:p>
+            <w:pPr>
+              <w:rPr>
+                <w:sz w:val="24"/>
+                <w:szCs w:val="24"/>
+              </w:rPr>
+            </w:pPr>
+            <w:r>
+              <w:t>Mediator</w:t>
+            </w:r>
+          </w:p>
+        </w:tc>
+      </w:tr>
+      <w:tr>
+        <w:trPr>
+          <w:tblCellSpacing w:w="15" w:type="dxa"/>
+        </w:trPr>
+        <w:tc>
+          <w:tcPr>
+            <w:tcW w:w="0" w:type="auto"/>
+            <w:vAlign w:val="center"/>
+            <w:hideMark/>
+          </w:tcPr>
+          <w:p>
+            <w:pPr>
+              <w:rPr>
+                <w:sz w:val="24"/>
+                <w:szCs w:val="24"/>
+              </w:rPr>
+            </w:pPr>
+            <w:r>
+              <w:t>Inventory sync</w:t>
+            </w:r>
+          </w:p>
+        </w:tc>
+        <w:tc>
+          <w:tcPr>
+            <w:tcW w:w="0" w:type="auto"/>
+            <w:vAlign w:val="center"/>
+            <w:hideMark/>
+          </w:tcPr>
+          <w:p>
+            <w:pPr>
+              <w:rPr>
+                <w:sz w:val="24"/>
+                <w:szCs w:val="24"/>
+              </w:rPr>
+            </w:pPr>
+            <w:r>
+              <w:t>Observer</w:t>
+            </w:r>
+          </w:p>
+        </w:tc>
+      </w:tr>
+      <w:tr>
+        <w:trPr>
+          <w:tblCellSpacing w:w="15" w:type="dxa"/>
+        </w:trPr>
+        <w:tc>
+          <w:tcPr>
+            <w:tcW w:w="0" w:type="auto"/>
+            <w:vAlign w:val="center"/>
+            <w:hideMark/>
+          </w:tcPr>
+          <w:p>
+            <w:pPr>
+              <w:rPr>
+                <w:sz w:val="24"/>
+                <w:szCs w:val="24"/>
+              </w:rPr>
+            </w:pPr>
+            <w:r>
+              <w:t>Different stock operations</w:t>
+            </w:r>
+          </w:p>
+        </w:tc>
+        <w:tc>
+          <w:tcPr>
+            <w:tcW w:w="0" w:type="auto"/>
+            <w:vAlign w:val="center"/>
+            <w:hideMark/>
+          </w:tcPr>
+          <w:p>
+            <w:pPr>
+              <w:rPr>
+                <w:sz w:val="24"/>
+                <w:szCs w:val="24"/>
+              </w:rPr>
+            </w:pPr>
+            <w:r>
+              <w:t>Command</w:t>
+            </w:r>
+          </w:p>
+        </w:tc>
+      </w:tr>
+      <w:tr>
+        <w:trPr>
+          <w:tblCellSpacing w:w="15" w:type="dxa"/>
+        </w:trPr>
+        <w:tc>
+          <w:tcPr>
+            <w:tcW w:w="0" w:type="auto"/>
+            <w:vAlign w:val="center"/>
+            <w:hideMark/>
+          </w:tcPr>
+          <w:p>
+            <w:pPr>
+              <w:rPr>
+                <w:sz w:val="24"/>
+                <w:szCs w:val="24"/>
+              </w:rPr>
+            </w:pPr>
+            <w:r>
+              <w:t>Different pricing logic</w:t>
+            </w:r>
+          </w:p>
+        </w:tc>
+        <w:tc>
+          <w:tcPr>
+            <w:tcW w:w="0" w:type="auto"/>
+            <w:vAlign w:val="center"/>
+            <w:hideMark/>
+          </w:tcPr>
+          <w:p>
+            <w:pPr>
+              <w:rPr>
+                <w:sz w:val="24"/>
+                <w:szCs w:val="24"/>
+              </w:rPr>
+            </w:pPr>
+            <w:r>
+              <w:t>Strategy</w:t>
+            </w:r>
+          </w:p>
+        </w:tc>
+      </w:tr>
+      <w:tr>
+        <w:trPr>
+          <w:tblCellSpacing w:w="15" w:type="dxa"/>
+        </w:trPr>
+        <w:tc>
+          <w:tcPr>
+            <w:tcW w:w="0" w:type="auto"/>
+            <w:vAlign w:val="center"/>
+            <w:hideMark/>
+          </w:tcPr>
+          <w:p>
+            <w:pPr>
+              <w:rPr>
+                <w:sz w:val="24"/>
+                <w:szCs w:val="24"/>
+              </w:rPr>
+            </w:pPr>
+            <w:r>
+              <w:t>Inventory state</w:t>
+            </w:r>
+          </w:p>
+        </w:tc>
+        <w:tc>
+          <w:tcPr>
+            <w:tcW w:w="0" w:type="auto"/>
+            <w:vAlign w:val="center"/>
+            <w:hideMark/>
+          </w:tcPr>
+          <w:p>
+            <w:pPr>
+              <w:rPr>
+                <w:sz w:val="24"/>
+                <w:szCs w:val="24"/>
+              </w:rPr>
+            </w:pPr>
+            <w:r>
+              <w:t>State</w:t>
+            </w:r>
+          </w:p>
+        </w:tc>
+      </w:tr>
+      <w:tr>
+        <w:trPr>
+          <w:tblCellSpacing w:w="15" w:type="dxa"/>
+        </w:trPr>
+        <w:tc>
+          <w:tcPr>
+            <w:tcW w:w="0" w:type="auto"/>
+            <w:vAlign w:val="center"/>
+            <w:hideMark/>
+          </w:tcPr>
+          <w:p>
+            <w:pPr>
+              <w:rPr>
+                <w:sz w:val="24"/>
+                <w:szCs w:val="24"/>
+              </w:rPr>
+            </w:pPr>
+            <w:r>
+              <w:t>Inventory creation</w:t>
+            </w:r>
+          </w:p>
+        </w:tc>
+        <w:tc>
+          <w:tcPr>
+            <w:tcW w:w="0" w:type="auto"/>
+            <w:vAlign w:val="center"/>
+            <w:hideMark/>
+          </w:tcPr>
+          <w:p>
+            <w:pPr>
+              <w:rPr>
+                <w:sz w:val="24"/>
+                <w:szCs w:val="24"/>
+              </w:rPr>
+            </w:pPr>
+            <w:r>
+              <w:t>Factory</w:t>
+            </w:r>
+          </w:p>
+        </w:tc>
+      </w:tr>
+      <w:tr>
+        <w:trPr>
+          <w:tblCellSpacing w:w="15" w:type="dxa"/>
+        </w:trPr>
+        <w:tc>
+          <w:tcPr>
+            <w:tcW w:w="0" w:type="auto"/>
+            <w:vAlign w:val="center"/>
+            <w:hideMark/>
+          </w:tcPr>
+          <w:p>
+            <w:pPr>
+              <w:rPr>
+                <w:sz w:val="24"/>
+                <w:szCs w:val="24"/>
+              </w:rPr>
+            </w:pPr>
+            <w:r>
+              <w:t>Single central manager</w:t>
+            </w:r>
+          </w:p>
+        </w:tc>
+        <w:tc>
+          <w:tcPr>
+            <w:tcW w:w="0" w:type="auto"/>
+            <w:vAlign w:val="center"/>
+            <w:hideMark/>
+          </w:tcPr>
+          <w:p>
+            <w:pPr>
+              <w:rPr>
+                <w:sz w:val="24"/>
+                <w:szCs w:val="24"/>
+              </w:rPr>
+            </w:pPr>
+            <w:r>
+              <w:t>Singleton</w:t>
+            </w:r>
+          </w:p>
+        </w:tc>
+      </w:tr>
+      <w:tr>
+        <w:trPr>
+          <w:tblCellSpacing w:w="15" w:type="dxa"/>
+        </w:trPr>
+        <w:tc>
+          <w:tcPr>
+            <w:tcW w:w="0" w:type="auto"/>
+            <w:vAlign w:val="center"/>
+            <w:hideMark/>
+          </w:tcPr>
+          <w:p>
+            <w:pPr>
+              <w:rPr>
+                <w:sz w:val="24"/>
+                <w:szCs w:val="24"/>
+              </w:rPr>
+            </w:pPr>
+            <w:r>
+              <w:t>Simplify APIs</w:t>
+            </w:r>
+          </w:p>
+        </w:tc>
+        <w:tc>
+          <w:tcPr>
+            <w:tcW w:w="0" w:type="auto"/>
+            <w:vAlign w:val="center"/>
+            <w:hideMark/>
+          </w:tcPr>
+          <w:p>
+            <w:pPr>
+              <w:rPr>
+                <w:sz w:val="24"/>
+                <w:szCs w:val="24"/>
+              </w:rPr>
+            </w:pPr>
+            <w:r>
+              <w:t>Facade</w:t>
+            </w:r>
+          </w:p>
+        </w:tc>
+      </w:tr>
+    </w:tbl>
+    <w:p>
+      <w:pPr>
+        <w:pStyle w:val="Heading1"/>
+      </w:pPr>
+      <w:r>
+        <w:t>Design Pattern Flow</w:t>
+      </w:r>
+    </w:p>
+    <w:p>
+      <w:pPr>
+        <w:pStyle w:val="HTMLPreformatted"/>
+      </w:pPr>
+      <w:r>
+        <w:rPr>
+          <w:rStyle w:val="HTMLCode"/>
+        </w:rPr>
+        <w:lastRenderedPageBreak/>
+        <w:t>Branch Inventory</w:t>
+      </w:r>
+      <w:r>
+        <w:br/>
+      </w:r>
+      <w:r>
+        <w:rPr>
+          <w:rStyle w:val="HTMLCode"/>
+        </w:rPr>
+        <w:t xml:space="preserve">       |</w:t>
+      </w:r>
+      <w:r>
+        <w:br/>
+      </w:r>
+      <w:r>
+        <w:rPr>
+          <w:rStyle w:val="HTMLCode"/>
+        </w:rPr>
+        <w:t xml:space="preserve">       | Observer Pattern</w:t>
+      </w:r>
+      <w:r>
+        <w:br/>
+      </w:r>
+      <w:r>
+        <w:rPr>
+          <w:rStyle w:val="HTMLCode"/>
+        </w:rPr>
+        <w:t xml:space="preserve">       v</w:t>
+      </w:r>
+      <w:r>
+        <w:br/>
+      </w:r>
+      <w:r>
+        <w:rPr>
+          <w:rStyle w:val="HTMLCode"/>
+        </w:rPr>
+        <w:t>Central Inventory System</w:t>
+      </w:r>
+      <w:r>
+        <w:br/>
+      </w:r>
+      <w:r>
+        <w:rPr>
+          <w:rStyle w:val="HTMLCode"/>
+        </w:rPr>
+        <w:t xml:space="preserve">       |</w:t>
+      </w:r>
+      <w:r>
+        <w:br/>
+      </w:r>
+      <w:r>
+        <w:rPr>
+          <w:rStyle w:val="HTMLCode"/>
+        </w:rPr>
+        <w:t xml:space="preserve">       | Mediator Pattern</w:t>
+      </w:r>
+      <w:r>
+        <w:br/>
+      </w:r>
+      <w:r>
+        <w:rPr>
+          <w:rStyle w:val="HTMLCode"/>
+        </w:rPr>
+        <w:t xml:space="preserve">       v</w:t>
+      </w:r>
+      <w:r>
+        <w:br/>
+      </w:r>
+      <w:r>
+        <w:rPr>
+          <w:rStyle w:val="HTMLCode"/>
+        </w:rPr>
+        <w:t>Branch Transfer</w:t>
+      </w:r>
+      <w:r>
+        <w:br/>
+      </w:r>
+      <w:r>
+        <w:rPr>
+          <w:rStyle w:val="HTMLCode"/>
+        </w:rPr>
+        <w:t xml:space="preserve">       |</w:t>
+      </w:r>
+      <w:r>
+        <w:br/>
+      </w:r>
+      <w:r>
+        <w:rPr>
+          <w:rStyle w:val="HTMLCode"/>
+        </w:rPr>
+        <w:t xml:space="preserve">       | Command Pattern</w:t>
+      </w:r>
+      <w:r>
+        <w:br/>
+      </w:r>
+      <w:r>
+        <w:rPr>
+          <w:rStyle w:val="HTMLCode"/>
+        </w:rPr>
+        <w:t xml:space="preserve">       v</w:t>
+      </w:r>
+      <w:r>
+        <w:br/>
+      </w:r>
+      <w:r>
+        <w:rPr>
+          <w:rStyle w:val="HTMLCode"/>
+        </w:rPr>
+        <w:t>Stock Operations</w:t>
+      </w:r>
+    </w:p>
+    <w:p/>
     <w:p>
       <w:bookmarkStart w:id="0" w:name="_GoBack"/>
       <w:bookmarkEnd w:id="0"/>
@@ -14,6 +934,2443 @@
     </w:sectPr>
   </w:body>
 </w:document>
+</file>
+
+<file path=word/numbering.xml><?xml version="1.0" encoding="utf-8"?>
+<w:numbering xmlns:wpc="http://schemas.microsoft.com/office/word/2010/wordprocessingCanvas" xmlns:mc="http://schemas.openxmlformats.org/markup-compatibility/2006" xmlns:o="urn:schemas-microsoft-com:office:office" xmlns:r="http://schemas.openxmlformats.org/officeDocument/2006/relationships" xmlns:m="http://schemas.openxmlformats.org/officeDocument/2006/math" xmlns:v="urn:schemas-microsoft-com:vml" xmlns:wp14="http://schemas.microsoft.com/office/word/2010/wordprocessingDrawing" xmlns:wp="http://schemas.openxmlformats.org/drawingml/2006/wordprocessingDrawing" xmlns:w10="urn:schemas-microsoft-com:office:word" xmlns:w="http://schemas.openxmlformats.org/wordprocessingml/2006/main" xmlns:w14="http://schemas.microsoft.com/office/word/2010/wordml" xmlns:wpg="http://schemas.microsoft.com/office/word/2010/wordprocessingGroup" xmlns:wpi="http://schemas.microsoft.com/office/word/2010/wordprocessingInk" xmlns:wne="http://schemas.microsoft.com/office/word/2006/wordml" xmlns:wps="http://schemas.microsoft.com/office/word/2010/wordprocessingShape" mc:Ignorable="w14 wp14">
+  <w:abstractNum w:abstractNumId="0">
+    <w:nsid w:val="18A10C29"/>
+    <w:multiLevelType w:val="multilevel"/>
+    <w:tmpl w:val="81C27C16"/>
+    <w:lvl w:ilvl="0">
+      <w:start w:val="1"/>
+      <w:numFmt w:val="bullet"/>
+      <w:lvlText w:val=""/>
+      <w:lvlJc w:val="left"/>
+      <w:pPr>
+        <w:tabs>
+          <w:tab w:val="num" w:pos="720"/>
+        </w:tabs>
+        <w:ind w:left="720" w:hanging="360"/>
+      </w:pPr>
+      <w:rPr>
+        <w:rFonts w:ascii="Symbol" w:hAnsi="Symbol" w:hint="default"/>
+        <w:sz w:val="20"/>
+      </w:rPr>
+    </w:lvl>
+    <w:lvl w:ilvl="1" w:tentative="1">
+      <w:start w:val="1"/>
+      <w:numFmt w:val="bullet"/>
+      <w:lvlText w:val="o"/>
+      <w:lvlJc w:val="left"/>
+      <w:pPr>
+        <w:tabs>
+          <w:tab w:val="num" w:pos="1440"/>
+        </w:tabs>
+        <w:ind w:left="1440" w:hanging="360"/>
+      </w:pPr>
+      <w:rPr>
+        <w:rFonts w:ascii="Courier New" w:hAnsi="Courier New" w:hint="default"/>
+        <w:sz w:val="20"/>
+      </w:rPr>
+    </w:lvl>
+    <w:lvl w:ilvl="2" w:tentative="1">
+      <w:start w:val="1"/>
+      <w:numFmt w:val="bullet"/>
+      <w:lvlText w:val=""/>
+      <w:lvlJc w:val="left"/>
+      <w:pPr>
+        <w:tabs>
+          <w:tab w:val="num" w:pos="2160"/>
+        </w:tabs>
+        <w:ind w:left="2160" w:hanging="360"/>
+      </w:pPr>
+      <w:rPr>
+        <w:rFonts w:ascii="Wingdings" w:hAnsi="Wingdings" w:hint="default"/>
+        <w:sz w:val="20"/>
+      </w:rPr>
+    </w:lvl>
+    <w:lvl w:ilvl="3" w:tentative="1">
+      <w:start w:val="1"/>
+      <w:numFmt w:val="bullet"/>
+      <w:lvlText w:val=""/>
+      <w:lvlJc w:val="left"/>
+      <w:pPr>
+        <w:tabs>
+          <w:tab w:val="num" w:pos="2880"/>
+        </w:tabs>
+        <w:ind w:left="2880" w:hanging="360"/>
+      </w:pPr>
+      <w:rPr>
+        <w:rFonts w:ascii="Wingdings" w:hAnsi="Wingdings" w:hint="default"/>
+        <w:sz w:val="20"/>
+      </w:rPr>
+    </w:lvl>
+    <w:lvl w:ilvl="4" w:tentative="1">
+      <w:start w:val="1"/>
+      <w:numFmt w:val="bullet"/>
+      <w:lvlText w:val=""/>
+      <w:lvlJc w:val="left"/>
+      <w:pPr>
+        <w:tabs>
+          <w:tab w:val="num" w:pos="3600"/>
+        </w:tabs>
+        <w:ind w:left="3600" w:hanging="360"/>
+      </w:pPr>
+      <w:rPr>
+        <w:rFonts w:ascii="Wingdings" w:hAnsi="Wingdings" w:hint="default"/>
+        <w:sz w:val="20"/>
+      </w:rPr>
+    </w:lvl>
+    <w:lvl w:ilvl="5" w:tentative="1">
+      <w:start w:val="1"/>
+      <w:numFmt w:val="bullet"/>
+      <w:lvlText w:val=""/>
+      <w:lvlJc w:val="left"/>
+      <w:pPr>
+        <w:tabs>
+          <w:tab w:val="num" w:pos="4320"/>
+        </w:tabs>
+        <w:ind w:left="4320" w:hanging="360"/>
+      </w:pPr>
+      <w:rPr>
+        <w:rFonts w:ascii="Wingdings" w:hAnsi="Wingdings" w:hint="default"/>
+        <w:sz w:val="20"/>
+      </w:rPr>
+    </w:lvl>
+    <w:lvl w:ilvl="6" w:tentative="1">
+      <w:start w:val="1"/>
+      <w:numFmt w:val="bullet"/>
+      <w:lvlText w:val=""/>
+      <w:lvlJc w:val="left"/>
+      <w:pPr>
+        <w:tabs>
+          <w:tab w:val="num" w:pos="5040"/>
+        </w:tabs>
+        <w:ind w:left="5040" w:hanging="360"/>
+      </w:pPr>
+      <w:rPr>
+        <w:rFonts w:ascii="Wingdings" w:hAnsi="Wingdings" w:hint="default"/>
+        <w:sz w:val="20"/>
+      </w:rPr>
+    </w:lvl>
+    <w:lvl w:ilvl="7" w:tentative="1">
+      <w:start w:val="1"/>
+      <w:numFmt w:val="bullet"/>
+      <w:lvlText w:val=""/>
+      <w:lvlJc w:val="left"/>
+      <w:pPr>
+        <w:tabs>
+          <w:tab w:val="num" w:pos="5760"/>
+        </w:tabs>
+        <w:ind w:left="5760" w:hanging="360"/>
+      </w:pPr>
+      <w:rPr>
+        <w:rFonts w:ascii="Wingdings" w:hAnsi="Wingdings" w:hint="default"/>
+        <w:sz w:val="20"/>
+      </w:rPr>
+    </w:lvl>
+    <w:lvl w:ilvl="8" w:tentative="1">
+      <w:start w:val="1"/>
+      <w:numFmt w:val="bullet"/>
+      <w:lvlText w:val=""/>
+      <w:lvlJc w:val="left"/>
+      <w:pPr>
+        <w:tabs>
+          <w:tab w:val="num" w:pos="6480"/>
+        </w:tabs>
+        <w:ind w:left="6480" w:hanging="360"/>
+      </w:pPr>
+      <w:rPr>
+        <w:rFonts w:ascii="Wingdings" w:hAnsi="Wingdings" w:hint="default"/>
+        <w:sz w:val="20"/>
+      </w:rPr>
+    </w:lvl>
+  </w:abstractNum>
+  <w:abstractNum w:abstractNumId="1">
+    <w:nsid w:val="1B9270D8"/>
+    <w:multiLevelType w:val="multilevel"/>
+    <w:tmpl w:val="98C42768"/>
+    <w:lvl w:ilvl="0">
+      <w:start w:val="1"/>
+      <w:numFmt w:val="bullet"/>
+      <w:lvlText w:val=""/>
+      <w:lvlJc w:val="left"/>
+      <w:pPr>
+        <w:tabs>
+          <w:tab w:val="num" w:pos="720"/>
+        </w:tabs>
+        <w:ind w:left="720" w:hanging="360"/>
+      </w:pPr>
+      <w:rPr>
+        <w:rFonts w:ascii="Symbol" w:hAnsi="Symbol" w:hint="default"/>
+        <w:sz w:val="20"/>
+      </w:rPr>
+    </w:lvl>
+    <w:lvl w:ilvl="1" w:tentative="1">
+      <w:start w:val="1"/>
+      <w:numFmt w:val="bullet"/>
+      <w:lvlText w:val="o"/>
+      <w:lvlJc w:val="left"/>
+      <w:pPr>
+        <w:tabs>
+          <w:tab w:val="num" w:pos="1440"/>
+        </w:tabs>
+        <w:ind w:left="1440" w:hanging="360"/>
+      </w:pPr>
+      <w:rPr>
+        <w:rFonts w:ascii="Courier New" w:hAnsi="Courier New" w:hint="default"/>
+        <w:sz w:val="20"/>
+      </w:rPr>
+    </w:lvl>
+    <w:lvl w:ilvl="2" w:tentative="1">
+      <w:start w:val="1"/>
+      <w:numFmt w:val="bullet"/>
+      <w:lvlText w:val=""/>
+      <w:lvlJc w:val="left"/>
+      <w:pPr>
+        <w:tabs>
+          <w:tab w:val="num" w:pos="2160"/>
+        </w:tabs>
+        <w:ind w:left="2160" w:hanging="360"/>
+      </w:pPr>
+      <w:rPr>
+        <w:rFonts w:ascii="Wingdings" w:hAnsi="Wingdings" w:hint="default"/>
+        <w:sz w:val="20"/>
+      </w:rPr>
+    </w:lvl>
+    <w:lvl w:ilvl="3" w:tentative="1">
+      <w:start w:val="1"/>
+      <w:numFmt w:val="bullet"/>
+      <w:lvlText w:val=""/>
+      <w:lvlJc w:val="left"/>
+      <w:pPr>
+        <w:tabs>
+          <w:tab w:val="num" w:pos="2880"/>
+        </w:tabs>
+        <w:ind w:left="2880" w:hanging="360"/>
+      </w:pPr>
+      <w:rPr>
+        <w:rFonts w:ascii="Wingdings" w:hAnsi="Wingdings" w:hint="default"/>
+        <w:sz w:val="20"/>
+      </w:rPr>
+    </w:lvl>
+    <w:lvl w:ilvl="4" w:tentative="1">
+      <w:start w:val="1"/>
+      <w:numFmt w:val="bullet"/>
+      <w:lvlText w:val=""/>
+      <w:lvlJc w:val="left"/>
+      <w:pPr>
+        <w:tabs>
+          <w:tab w:val="num" w:pos="3600"/>
+        </w:tabs>
+        <w:ind w:left="3600" w:hanging="360"/>
+      </w:pPr>
+      <w:rPr>
+        <w:rFonts w:ascii="Wingdings" w:hAnsi="Wingdings" w:hint="default"/>
+        <w:sz w:val="20"/>
+      </w:rPr>
+    </w:lvl>
+    <w:lvl w:ilvl="5" w:tentative="1">
+      <w:start w:val="1"/>
+      <w:numFmt w:val="bullet"/>
+      <w:lvlText w:val=""/>
+      <w:lvlJc w:val="left"/>
+      <w:pPr>
+        <w:tabs>
+          <w:tab w:val="num" w:pos="4320"/>
+        </w:tabs>
+        <w:ind w:left="4320" w:hanging="360"/>
+      </w:pPr>
+      <w:rPr>
+        <w:rFonts w:ascii="Wingdings" w:hAnsi="Wingdings" w:hint="default"/>
+        <w:sz w:val="20"/>
+      </w:rPr>
+    </w:lvl>
+    <w:lvl w:ilvl="6" w:tentative="1">
+      <w:start w:val="1"/>
+      <w:numFmt w:val="bullet"/>
+      <w:lvlText w:val=""/>
+      <w:lvlJc w:val="left"/>
+      <w:pPr>
+        <w:tabs>
+          <w:tab w:val="num" w:pos="5040"/>
+        </w:tabs>
+        <w:ind w:left="5040" w:hanging="360"/>
+      </w:pPr>
+      <w:rPr>
+        <w:rFonts w:ascii="Wingdings" w:hAnsi="Wingdings" w:hint="default"/>
+        <w:sz w:val="20"/>
+      </w:rPr>
+    </w:lvl>
+    <w:lvl w:ilvl="7" w:tentative="1">
+      <w:start w:val="1"/>
+      <w:numFmt w:val="bullet"/>
+      <w:lvlText w:val=""/>
+      <w:lvlJc w:val="left"/>
+      <w:pPr>
+        <w:tabs>
+          <w:tab w:val="num" w:pos="5760"/>
+        </w:tabs>
+        <w:ind w:left="5760" w:hanging="360"/>
+      </w:pPr>
+      <w:rPr>
+        <w:rFonts w:ascii="Wingdings" w:hAnsi="Wingdings" w:hint="default"/>
+        <w:sz w:val="20"/>
+      </w:rPr>
+    </w:lvl>
+    <w:lvl w:ilvl="8" w:tentative="1">
+      <w:start w:val="1"/>
+      <w:numFmt w:val="bullet"/>
+      <w:lvlText w:val=""/>
+      <w:lvlJc w:val="left"/>
+      <w:pPr>
+        <w:tabs>
+          <w:tab w:val="num" w:pos="6480"/>
+        </w:tabs>
+        <w:ind w:left="6480" w:hanging="360"/>
+      </w:pPr>
+      <w:rPr>
+        <w:rFonts w:ascii="Wingdings" w:hAnsi="Wingdings" w:hint="default"/>
+        <w:sz w:val="20"/>
+      </w:rPr>
+    </w:lvl>
+  </w:abstractNum>
+  <w:abstractNum w:abstractNumId="2">
+    <w:nsid w:val="1CFB0549"/>
+    <w:multiLevelType w:val="multilevel"/>
+    <w:tmpl w:val="CBBA41DC"/>
+    <w:lvl w:ilvl="0">
+      <w:start w:val="1"/>
+      <w:numFmt w:val="bullet"/>
+      <w:lvlText w:val=""/>
+      <w:lvlJc w:val="left"/>
+      <w:pPr>
+        <w:tabs>
+          <w:tab w:val="num" w:pos="720"/>
+        </w:tabs>
+        <w:ind w:left="720" w:hanging="360"/>
+      </w:pPr>
+      <w:rPr>
+        <w:rFonts w:ascii="Symbol" w:hAnsi="Symbol" w:hint="default"/>
+        <w:sz w:val="20"/>
+      </w:rPr>
+    </w:lvl>
+    <w:lvl w:ilvl="1" w:tentative="1">
+      <w:start w:val="1"/>
+      <w:numFmt w:val="bullet"/>
+      <w:lvlText w:val="o"/>
+      <w:lvlJc w:val="left"/>
+      <w:pPr>
+        <w:tabs>
+          <w:tab w:val="num" w:pos="1440"/>
+        </w:tabs>
+        <w:ind w:left="1440" w:hanging="360"/>
+      </w:pPr>
+      <w:rPr>
+        <w:rFonts w:ascii="Courier New" w:hAnsi="Courier New" w:hint="default"/>
+        <w:sz w:val="20"/>
+      </w:rPr>
+    </w:lvl>
+    <w:lvl w:ilvl="2" w:tentative="1">
+      <w:start w:val="1"/>
+      <w:numFmt w:val="bullet"/>
+      <w:lvlText w:val=""/>
+      <w:lvlJc w:val="left"/>
+      <w:pPr>
+        <w:tabs>
+          <w:tab w:val="num" w:pos="2160"/>
+        </w:tabs>
+        <w:ind w:left="2160" w:hanging="360"/>
+      </w:pPr>
+      <w:rPr>
+        <w:rFonts w:ascii="Wingdings" w:hAnsi="Wingdings" w:hint="default"/>
+        <w:sz w:val="20"/>
+      </w:rPr>
+    </w:lvl>
+    <w:lvl w:ilvl="3" w:tentative="1">
+      <w:start w:val="1"/>
+      <w:numFmt w:val="bullet"/>
+      <w:lvlText w:val=""/>
+      <w:lvlJc w:val="left"/>
+      <w:pPr>
+        <w:tabs>
+          <w:tab w:val="num" w:pos="2880"/>
+        </w:tabs>
+        <w:ind w:left="2880" w:hanging="360"/>
+      </w:pPr>
+      <w:rPr>
+        <w:rFonts w:ascii="Wingdings" w:hAnsi="Wingdings" w:hint="default"/>
+        <w:sz w:val="20"/>
+      </w:rPr>
+    </w:lvl>
+    <w:lvl w:ilvl="4" w:tentative="1">
+      <w:start w:val="1"/>
+      <w:numFmt w:val="bullet"/>
+      <w:lvlText w:val=""/>
+      <w:lvlJc w:val="left"/>
+      <w:pPr>
+        <w:tabs>
+          <w:tab w:val="num" w:pos="3600"/>
+        </w:tabs>
+        <w:ind w:left="3600" w:hanging="360"/>
+      </w:pPr>
+      <w:rPr>
+        <w:rFonts w:ascii="Wingdings" w:hAnsi="Wingdings" w:hint="default"/>
+        <w:sz w:val="20"/>
+      </w:rPr>
+    </w:lvl>
+    <w:lvl w:ilvl="5" w:tentative="1">
+      <w:start w:val="1"/>
+      <w:numFmt w:val="bullet"/>
+      <w:lvlText w:val=""/>
+      <w:lvlJc w:val="left"/>
+      <w:pPr>
+        <w:tabs>
+          <w:tab w:val="num" w:pos="4320"/>
+        </w:tabs>
+        <w:ind w:left="4320" w:hanging="360"/>
+      </w:pPr>
+      <w:rPr>
+        <w:rFonts w:ascii="Wingdings" w:hAnsi="Wingdings" w:hint="default"/>
+        <w:sz w:val="20"/>
+      </w:rPr>
+    </w:lvl>
+    <w:lvl w:ilvl="6" w:tentative="1">
+      <w:start w:val="1"/>
+      <w:numFmt w:val="bullet"/>
+      <w:lvlText w:val=""/>
+      <w:lvlJc w:val="left"/>
+      <w:pPr>
+        <w:tabs>
+          <w:tab w:val="num" w:pos="5040"/>
+        </w:tabs>
+        <w:ind w:left="5040" w:hanging="360"/>
+      </w:pPr>
+      <w:rPr>
+        <w:rFonts w:ascii="Wingdings" w:hAnsi="Wingdings" w:hint="default"/>
+        <w:sz w:val="20"/>
+      </w:rPr>
+    </w:lvl>
+    <w:lvl w:ilvl="7" w:tentative="1">
+      <w:start w:val="1"/>
+      <w:numFmt w:val="bullet"/>
+      <w:lvlText w:val=""/>
+      <w:lvlJc w:val="left"/>
+      <w:pPr>
+        <w:tabs>
+          <w:tab w:val="num" w:pos="5760"/>
+        </w:tabs>
+        <w:ind w:left="5760" w:hanging="360"/>
+      </w:pPr>
+      <w:rPr>
+        <w:rFonts w:ascii="Wingdings" w:hAnsi="Wingdings" w:hint="default"/>
+        <w:sz w:val="20"/>
+      </w:rPr>
+    </w:lvl>
+    <w:lvl w:ilvl="8" w:tentative="1">
+      <w:start w:val="1"/>
+      <w:numFmt w:val="bullet"/>
+      <w:lvlText w:val=""/>
+      <w:lvlJc w:val="left"/>
+      <w:pPr>
+        <w:tabs>
+          <w:tab w:val="num" w:pos="6480"/>
+        </w:tabs>
+        <w:ind w:left="6480" w:hanging="360"/>
+      </w:pPr>
+      <w:rPr>
+        <w:rFonts w:ascii="Wingdings" w:hAnsi="Wingdings" w:hint="default"/>
+        <w:sz w:val="20"/>
+      </w:rPr>
+    </w:lvl>
+  </w:abstractNum>
+  <w:abstractNum w:abstractNumId="3">
+    <w:nsid w:val="21FF7117"/>
+    <w:multiLevelType w:val="multilevel"/>
+    <w:tmpl w:val="9698B0D2"/>
+    <w:lvl w:ilvl="0">
+      <w:start w:val="1"/>
+      <w:numFmt w:val="bullet"/>
+      <w:lvlText w:val=""/>
+      <w:lvlJc w:val="left"/>
+      <w:pPr>
+        <w:tabs>
+          <w:tab w:val="num" w:pos="720"/>
+        </w:tabs>
+        <w:ind w:left="720" w:hanging="360"/>
+      </w:pPr>
+      <w:rPr>
+        <w:rFonts w:ascii="Symbol" w:hAnsi="Symbol" w:hint="default"/>
+        <w:sz w:val="20"/>
+      </w:rPr>
+    </w:lvl>
+    <w:lvl w:ilvl="1" w:tentative="1">
+      <w:start w:val="1"/>
+      <w:numFmt w:val="bullet"/>
+      <w:lvlText w:val="o"/>
+      <w:lvlJc w:val="left"/>
+      <w:pPr>
+        <w:tabs>
+          <w:tab w:val="num" w:pos="1440"/>
+        </w:tabs>
+        <w:ind w:left="1440" w:hanging="360"/>
+      </w:pPr>
+      <w:rPr>
+        <w:rFonts w:ascii="Courier New" w:hAnsi="Courier New" w:hint="default"/>
+        <w:sz w:val="20"/>
+      </w:rPr>
+    </w:lvl>
+    <w:lvl w:ilvl="2" w:tentative="1">
+      <w:start w:val="1"/>
+      <w:numFmt w:val="bullet"/>
+      <w:lvlText w:val=""/>
+      <w:lvlJc w:val="left"/>
+      <w:pPr>
+        <w:tabs>
+          <w:tab w:val="num" w:pos="2160"/>
+        </w:tabs>
+        <w:ind w:left="2160" w:hanging="360"/>
+      </w:pPr>
+      <w:rPr>
+        <w:rFonts w:ascii="Wingdings" w:hAnsi="Wingdings" w:hint="default"/>
+        <w:sz w:val="20"/>
+      </w:rPr>
+    </w:lvl>
+    <w:lvl w:ilvl="3" w:tentative="1">
+      <w:start w:val="1"/>
+      <w:numFmt w:val="bullet"/>
+      <w:lvlText w:val=""/>
+      <w:lvlJc w:val="left"/>
+      <w:pPr>
+        <w:tabs>
+          <w:tab w:val="num" w:pos="2880"/>
+        </w:tabs>
+        <w:ind w:left="2880" w:hanging="360"/>
+      </w:pPr>
+      <w:rPr>
+        <w:rFonts w:ascii="Wingdings" w:hAnsi="Wingdings" w:hint="default"/>
+        <w:sz w:val="20"/>
+      </w:rPr>
+    </w:lvl>
+    <w:lvl w:ilvl="4" w:tentative="1">
+      <w:start w:val="1"/>
+      <w:numFmt w:val="bullet"/>
+      <w:lvlText w:val=""/>
+      <w:lvlJc w:val="left"/>
+      <w:pPr>
+        <w:tabs>
+          <w:tab w:val="num" w:pos="3600"/>
+        </w:tabs>
+        <w:ind w:left="3600" w:hanging="360"/>
+      </w:pPr>
+      <w:rPr>
+        <w:rFonts w:ascii="Wingdings" w:hAnsi="Wingdings" w:hint="default"/>
+        <w:sz w:val="20"/>
+      </w:rPr>
+    </w:lvl>
+    <w:lvl w:ilvl="5" w:tentative="1">
+      <w:start w:val="1"/>
+      <w:numFmt w:val="bullet"/>
+      <w:lvlText w:val=""/>
+      <w:lvlJc w:val="left"/>
+      <w:pPr>
+        <w:tabs>
+          <w:tab w:val="num" w:pos="4320"/>
+        </w:tabs>
+        <w:ind w:left="4320" w:hanging="360"/>
+      </w:pPr>
+      <w:rPr>
+        <w:rFonts w:ascii="Wingdings" w:hAnsi="Wingdings" w:hint="default"/>
+        <w:sz w:val="20"/>
+      </w:rPr>
+    </w:lvl>
+    <w:lvl w:ilvl="6" w:tentative="1">
+      <w:start w:val="1"/>
+      <w:numFmt w:val="bullet"/>
+      <w:lvlText w:val=""/>
+      <w:lvlJc w:val="left"/>
+      <w:pPr>
+        <w:tabs>
+          <w:tab w:val="num" w:pos="5040"/>
+        </w:tabs>
+        <w:ind w:left="5040" w:hanging="360"/>
+      </w:pPr>
+      <w:rPr>
+        <w:rFonts w:ascii="Wingdings" w:hAnsi="Wingdings" w:hint="default"/>
+        <w:sz w:val="20"/>
+      </w:rPr>
+    </w:lvl>
+    <w:lvl w:ilvl="7" w:tentative="1">
+      <w:start w:val="1"/>
+      <w:numFmt w:val="bullet"/>
+      <w:lvlText w:val=""/>
+      <w:lvlJc w:val="left"/>
+      <w:pPr>
+        <w:tabs>
+          <w:tab w:val="num" w:pos="5760"/>
+        </w:tabs>
+        <w:ind w:left="5760" w:hanging="360"/>
+      </w:pPr>
+      <w:rPr>
+        <w:rFonts w:ascii="Wingdings" w:hAnsi="Wingdings" w:hint="default"/>
+        <w:sz w:val="20"/>
+      </w:rPr>
+    </w:lvl>
+    <w:lvl w:ilvl="8" w:tentative="1">
+      <w:start w:val="1"/>
+      <w:numFmt w:val="bullet"/>
+      <w:lvlText w:val=""/>
+      <w:lvlJc w:val="left"/>
+      <w:pPr>
+        <w:tabs>
+          <w:tab w:val="num" w:pos="6480"/>
+        </w:tabs>
+        <w:ind w:left="6480" w:hanging="360"/>
+      </w:pPr>
+      <w:rPr>
+        <w:rFonts w:ascii="Wingdings" w:hAnsi="Wingdings" w:hint="default"/>
+        <w:sz w:val="20"/>
+      </w:rPr>
+    </w:lvl>
+  </w:abstractNum>
+  <w:abstractNum w:abstractNumId="4">
+    <w:nsid w:val="24CB2829"/>
+    <w:multiLevelType w:val="multilevel"/>
+    <w:tmpl w:val="C9704BC4"/>
+    <w:lvl w:ilvl="0">
+      <w:start w:val="1"/>
+      <w:numFmt w:val="bullet"/>
+      <w:lvlText w:val=""/>
+      <w:lvlJc w:val="left"/>
+      <w:pPr>
+        <w:tabs>
+          <w:tab w:val="num" w:pos="720"/>
+        </w:tabs>
+        <w:ind w:left="720" w:hanging="360"/>
+      </w:pPr>
+      <w:rPr>
+        <w:rFonts w:ascii="Symbol" w:hAnsi="Symbol" w:hint="default"/>
+        <w:sz w:val="20"/>
+      </w:rPr>
+    </w:lvl>
+    <w:lvl w:ilvl="1" w:tentative="1">
+      <w:start w:val="1"/>
+      <w:numFmt w:val="bullet"/>
+      <w:lvlText w:val="o"/>
+      <w:lvlJc w:val="left"/>
+      <w:pPr>
+        <w:tabs>
+          <w:tab w:val="num" w:pos="1440"/>
+        </w:tabs>
+        <w:ind w:left="1440" w:hanging="360"/>
+      </w:pPr>
+      <w:rPr>
+        <w:rFonts w:ascii="Courier New" w:hAnsi="Courier New" w:hint="default"/>
+        <w:sz w:val="20"/>
+      </w:rPr>
+    </w:lvl>
+    <w:lvl w:ilvl="2" w:tentative="1">
+      <w:start w:val="1"/>
+      <w:numFmt w:val="bullet"/>
+      <w:lvlText w:val=""/>
+      <w:lvlJc w:val="left"/>
+      <w:pPr>
+        <w:tabs>
+          <w:tab w:val="num" w:pos="2160"/>
+        </w:tabs>
+        <w:ind w:left="2160" w:hanging="360"/>
+      </w:pPr>
+      <w:rPr>
+        <w:rFonts w:ascii="Wingdings" w:hAnsi="Wingdings" w:hint="default"/>
+        <w:sz w:val="20"/>
+      </w:rPr>
+    </w:lvl>
+    <w:lvl w:ilvl="3" w:tentative="1">
+      <w:start w:val="1"/>
+      <w:numFmt w:val="bullet"/>
+      <w:lvlText w:val=""/>
+      <w:lvlJc w:val="left"/>
+      <w:pPr>
+        <w:tabs>
+          <w:tab w:val="num" w:pos="2880"/>
+        </w:tabs>
+        <w:ind w:left="2880" w:hanging="360"/>
+      </w:pPr>
+      <w:rPr>
+        <w:rFonts w:ascii="Wingdings" w:hAnsi="Wingdings" w:hint="default"/>
+        <w:sz w:val="20"/>
+      </w:rPr>
+    </w:lvl>
+    <w:lvl w:ilvl="4" w:tentative="1">
+      <w:start w:val="1"/>
+      <w:numFmt w:val="bullet"/>
+      <w:lvlText w:val=""/>
+      <w:lvlJc w:val="left"/>
+      <w:pPr>
+        <w:tabs>
+          <w:tab w:val="num" w:pos="3600"/>
+        </w:tabs>
+        <w:ind w:left="3600" w:hanging="360"/>
+      </w:pPr>
+      <w:rPr>
+        <w:rFonts w:ascii="Wingdings" w:hAnsi="Wingdings" w:hint="default"/>
+        <w:sz w:val="20"/>
+      </w:rPr>
+    </w:lvl>
+    <w:lvl w:ilvl="5" w:tentative="1">
+      <w:start w:val="1"/>
+      <w:numFmt w:val="bullet"/>
+      <w:lvlText w:val=""/>
+      <w:lvlJc w:val="left"/>
+      <w:pPr>
+        <w:tabs>
+          <w:tab w:val="num" w:pos="4320"/>
+        </w:tabs>
+        <w:ind w:left="4320" w:hanging="360"/>
+      </w:pPr>
+      <w:rPr>
+        <w:rFonts w:ascii="Wingdings" w:hAnsi="Wingdings" w:hint="default"/>
+        <w:sz w:val="20"/>
+      </w:rPr>
+    </w:lvl>
+    <w:lvl w:ilvl="6" w:tentative="1">
+      <w:start w:val="1"/>
+      <w:numFmt w:val="bullet"/>
+      <w:lvlText w:val=""/>
+      <w:lvlJc w:val="left"/>
+      <w:pPr>
+        <w:tabs>
+          <w:tab w:val="num" w:pos="5040"/>
+        </w:tabs>
+        <w:ind w:left="5040" w:hanging="360"/>
+      </w:pPr>
+      <w:rPr>
+        <w:rFonts w:ascii="Wingdings" w:hAnsi="Wingdings" w:hint="default"/>
+        <w:sz w:val="20"/>
+      </w:rPr>
+    </w:lvl>
+    <w:lvl w:ilvl="7" w:tentative="1">
+      <w:start w:val="1"/>
+      <w:numFmt w:val="bullet"/>
+      <w:lvlText w:val=""/>
+      <w:lvlJc w:val="left"/>
+      <w:pPr>
+        <w:tabs>
+          <w:tab w:val="num" w:pos="5760"/>
+        </w:tabs>
+        <w:ind w:left="5760" w:hanging="360"/>
+      </w:pPr>
+      <w:rPr>
+        <w:rFonts w:ascii="Wingdings" w:hAnsi="Wingdings" w:hint="default"/>
+        <w:sz w:val="20"/>
+      </w:rPr>
+    </w:lvl>
+    <w:lvl w:ilvl="8" w:tentative="1">
+      <w:start w:val="1"/>
+      <w:numFmt w:val="bullet"/>
+      <w:lvlText w:val=""/>
+      <w:lvlJc w:val="left"/>
+      <w:pPr>
+        <w:tabs>
+          <w:tab w:val="num" w:pos="6480"/>
+        </w:tabs>
+        <w:ind w:left="6480" w:hanging="360"/>
+      </w:pPr>
+      <w:rPr>
+        <w:rFonts w:ascii="Wingdings" w:hAnsi="Wingdings" w:hint="default"/>
+        <w:sz w:val="20"/>
+      </w:rPr>
+    </w:lvl>
+  </w:abstractNum>
+  <w:abstractNum w:abstractNumId="5">
+    <w:nsid w:val="329421A9"/>
+    <w:multiLevelType w:val="multilevel"/>
+    <w:tmpl w:val="FC6AFB82"/>
+    <w:lvl w:ilvl="0">
+      <w:start w:val="1"/>
+      <w:numFmt w:val="bullet"/>
+      <w:lvlText w:val=""/>
+      <w:lvlJc w:val="left"/>
+      <w:pPr>
+        <w:tabs>
+          <w:tab w:val="num" w:pos="720"/>
+        </w:tabs>
+        <w:ind w:left="720" w:hanging="360"/>
+      </w:pPr>
+      <w:rPr>
+        <w:rFonts w:ascii="Symbol" w:hAnsi="Symbol" w:hint="default"/>
+        <w:sz w:val="20"/>
+      </w:rPr>
+    </w:lvl>
+    <w:lvl w:ilvl="1" w:tentative="1">
+      <w:start w:val="1"/>
+      <w:numFmt w:val="bullet"/>
+      <w:lvlText w:val="o"/>
+      <w:lvlJc w:val="left"/>
+      <w:pPr>
+        <w:tabs>
+          <w:tab w:val="num" w:pos="1440"/>
+        </w:tabs>
+        <w:ind w:left="1440" w:hanging="360"/>
+      </w:pPr>
+      <w:rPr>
+        <w:rFonts w:ascii="Courier New" w:hAnsi="Courier New" w:hint="default"/>
+        <w:sz w:val="20"/>
+      </w:rPr>
+    </w:lvl>
+    <w:lvl w:ilvl="2" w:tentative="1">
+      <w:start w:val="1"/>
+      <w:numFmt w:val="bullet"/>
+      <w:lvlText w:val=""/>
+      <w:lvlJc w:val="left"/>
+      <w:pPr>
+        <w:tabs>
+          <w:tab w:val="num" w:pos="2160"/>
+        </w:tabs>
+        <w:ind w:left="2160" w:hanging="360"/>
+      </w:pPr>
+      <w:rPr>
+        <w:rFonts w:ascii="Wingdings" w:hAnsi="Wingdings" w:hint="default"/>
+        <w:sz w:val="20"/>
+      </w:rPr>
+    </w:lvl>
+    <w:lvl w:ilvl="3" w:tentative="1">
+      <w:start w:val="1"/>
+      <w:numFmt w:val="bullet"/>
+      <w:lvlText w:val=""/>
+      <w:lvlJc w:val="left"/>
+      <w:pPr>
+        <w:tabs>
+          <w:tab w:val="num" w:pos="2880"/>
+        </w:tabs>
+        <w:ind w:left="2880" w:hanging="360"/>
+      </w:pPr>
+      <w:rPr>
+        <w:rFonts w:ascii="Wingdings" w:hAnsi="Wingdings" w:hint="default"/>
+        <w:sz w:val="20"/>
+      </w:rPr>
+    </w:lvl>
+    <w:lvl w:ilvl="4" w:tentative="1">
+      <w:start w:val="1"/>
+      <w:numFmt w:val="bullet"/>
+      <w:lvlText w:val=""/>
+      <w:lvlJc w:val="left"/>
+      <w:pPr>
+        <w:tabs>
+          <w:tab w:val="num" w:pos="3600"/>
+        </w:tabs>
+        <w:ind w:left="3600" w:hanging="360"/>
+      </w:pPr>
+      <w:rPr>
+        <w:rFonts w:ascii="Wingdings" w:hAnsi="Wingdings" w:hint="default"/>
+        <w:sz w:val="20"/>
+      </w:rPr>
+    </w:lvl>
+    <w:lvl w:ilvl="5" w:tentative="1">
+      <w:start w:val="1"/>
+      <w:numFmt w:val="bullet"/>
+      <w:lvlText w:val=""/>
+      <w:lvlJc w:val="left"/>
+      <w:pPr>
+        <w:tabs>
+          <w:tab w:val="num" w:pos="4320"/>
+        </w:tabs>
+        <w:ind w:left="4320" w:hanging="360"/>
+      </w:pPr>
+      <w:rPr>
+        <w:rFonts w:ascii="Wingdings" w:hAnsi="Wingdings" w:hint="default"/>
+        <w:sz w:val="20"/>
+      </w:rPr>
+    </w:lvl>
+    <w:lvl w:ilvl="6" w:tentative="1">
+      <w:start w:val="1"/>
+      <w:numFmt w:val="bullet"/>
+      <w:lvlText w:val=""/>
+      <w:lvlJc w:val="left"/>
+      <w:pPr>
+        <w:tabs>
+          <w:tab w:val="num" w:pos="5040"/>
+        </w:tabs>
+        <w:ind w:left="5040" w:hanging="360"/>
+      </w:pPr>
+      <w:rPr>
+        <w:rFonts w:ascii="Wingdings" w:hAnsi="Wingdings" w:hint="default"/>
+        <w:sz w:val="20"/>
+      </w:rPr>
+    </w:lvl>
+    <w:lvl w:ilvl="7" w:tentative="1">
+      <w:start w:val="1"/>
+      <w:numFmt w:val="bullet"/>
+      <w:lvlText w:val=""/>
+      <w:lvlJc w:val="left"/>
+      <w:pPr>
+        <w:tabs>
+          <w:tab w:val="num" w:pos="5760"/>
+        </w:tabs>
+        <w:ind w:left="5760" w:hanging="360"/>
+      </w:pPr>
+      <w:rPr>
+        <w:rFonts w:ascii="Wingdings" w:hAnsi="Wingdings" w:hint="default"/>
+        <w:sz w:val="20"/>
+      </w:rPr>
+    </w:lvl>
+    <w:lvl w:ilvl="8" w:tentative="1">
+      <w:start w:val="1"/>
+      <w:numFmt w:val="bullet"/>
+      <w:lvlText w:val=""/>
+      <w:lvlJc w:val="left"/>
+      <w:pPr>
+        <w:tabs>
+          <w:tab w:val="num" w:pos="6480"/>
+        </w:tabs>
+        <w:ind w:left="6480" w:hanging="360"/>
+      </w:pPr>
+      <w:rPr>
+        <w:rFonts w:ascii="Wingdings" w:hAnsi="Wingdings" w:hint="default"/>
+        <w:sz w:val="20"/>
+      </w:rPr>
+    </w:lvl>
+  </w:abstractNum>
+  <w:abstractNum w:abstractNumId="6">
+    <w:nsid w:val="33161BEC"/>
+    <w:multiLevelType w:val="multilevel"/>
+    <w:tmpl w:val="B60A54CC"/>
+    <w:lvl w:ilvl="0">
+      <w:start w:val="1"/>
+      <w:numFmt w:val="bullet"/>
+      <w:lvlText w:val=""/>
+      <w:lvlJc w:val="left"/>
+      <w:pPr>
+        <w:tabs>
+          <w:tab w:val="num" w:pos="720"/>
+        </w:tabs>
+        <w:ind w:left="720" w:hanging="360"/>
+      </w:pPr>
+      <w:rPr>
+        <w:rFonts w:ascii="Symbol" w:hAnsi="Symbol" w:hint="default"/>
+        <w:sz w:val="20"/>
+      </w:rPr>
+    </w:lvl>
+    <w:lvl w:ilvl="1" w:tentative="1">
+      <w:start w:val="1"/>
+      <w:numFmt w:val="bullet"/>
+      <w:lvlText w:val="o"/>
+      <w:lvlJc w:val="left"/>
+      <w:pPr>
+        <w:tabs>
+          <w:tab w:val="num" w:pos="1440"/>
+        </w:tabs>
+        <w:ind w:left="1440" w:hanging="360"/>
+      </w:pPr>
+      <w:rPr>
+        <w:rFonts w:ascii="Courier New" w:hAnsi="Courier New" w:hint="default"/>
+        <w:sz w:val="20"/>
+      </w:rPr>
+    </w:lvl>
+    <w:lvl w:ilvl="2" w:tentative="1">
+      <w:start w:val="1"/>
+      <w:numFmt w:val="bullet"/>
+      <w:lvlText w:val=""/>
+      <w:lvlJc w:val="left"/>
+      <w:pPr>
+        <w:tabs>
+          <w:tab w:val="num" w:pos="2160"/>
+        </w:tabs>
+        <w:ind w:left="2160" w:hanging="360"/>
+      </w:pPr>
+      <w:rPr>
+        <w:rFonts w:ascii="Wingdings" w:hAnsi="Wingdings" w:hint="default"/>
+        <w:sz w:val="20"/>
+      </w:rPr>
+    </w:lvl>
+    <w:lvl w:ilvl="3" w:tentative="1">
+      <w:start w:val="1"/>
+      <w:numFmt w:val="bullet"/>
+      <w:lvlText w:val=""/>
+      <w:lvlJc w:val="left"/>
+      <w:pPr>
+        <w:tabs>
+          <w:tab w:val="num" w:pos="2880"/>
+        </w:tabs>
+        <w:ind w:left="2880" w:hanging="360"/>
+      </w:pPr>
+      <w:rPr>
+        <w:rFonts w:ascii="Wingdings" w:hAnsi="Wingdings" w:hint="default"/>
+        <w:sz w:val="20"/>
+      </w:rPr>
+    </w:lvl>
+    <w:lvl w:ilvl="4" w:tentative="1">
+      <w:start w:val="1"/>
+      <w:numFmt w:val="bullet"/>
+      <w:lvlText w:val=""/>
+      <w:lvlJc w:val="left"/>
+      <w:pPr>
+        <w:tabs>
+          <w:tab w:val="num" w:pos="3600"/>
+        </w:tabs>
+        <w:ind w:left="3600" w:hanging="360"/>
+      </w:pPr>
+      <w:rPr>
+        <w:rFonts w:ascii="Wingdings" w:hAnsi="Wingdings" w:hint="default"/>
+        <w:sz w:val="20"/>
+      </w:rPr>
+    </w:lvl>
+    <w:lvl w:ilvl="5" w:tentative="1">
+      <w:start w:val="1"/>
+      <w:numFmt w:val="bullet"/>
+      <w:lvlText w:val=""/>
+      <w:lvlJc w:val="left"/>
+      <w:pPr>
+        <w:tabs>
+          <w:tab w:val="num" w:pos="4320"/>
+        </w:tabs>
+        <w:ind w:left="4320" w:hanging="360"/>
+      </w:pPr>
+      <w:rPr>
+        <w:rFonts w:ascii="Wingdings" w:hAnsi="Wingdings" w:hint="default"/>
+        <w:sz w:val="20"/>
+      </w:rPr>
+    </w:lvl>
+    <w:lvl w:ilvl="6" w:tentative="1">
+      <w:start w:val="1"/>
+      <w:numFmt w:val="bullet"/>
+      <w:lvlText w:val=""/>
+      <w:lvlJc w:val="left"/>
+      <w:pPr>
+        <w:tabs>
+          <w:tab w:val="num" w:pos="5040"/>
+        </w:tabs>
+        <w:ind w:left="5040" w:hanging="360"/>
+      </w:pPr>
+      <w:rPr>
+        <w:rFonts w:ascii="Wingdings" w:hAnsi="Wingdings" w:hint="default"/>
+        <w:sz w:val="20"/>
+      </w:rPr>
+    </w:lvl>
+    <w:lvl w:ilvl="7" w:tentative="1">
+      <w:start w:val="1"/>
+      <w:numFmt w:val="bullet"/>
+      <w:lvlText w:val=""/>
+      <w:lvlJc w:val="left"/>
+      <w:pPr>
+        <w:tabs>
+          <w:tab w:val="num" w:pos="5760"/>
+        </w:tabs>
+        <w:ind w:left="5760" w:hanging="360"/>
+      </w:pPr>
+      <w:rPr>
+        <w:rFonts w:ascii="Wingdings" w:hAnsi="Wingdings" w:hint="default"/>
+        <w:sz w:val="20"/>
+      </w:rPr>
+    </w:lvl>
+    <w:lvl w:ilvl="8" w:tentative="1">
+      <w:start w:val="1"/>
+      <w:numFmt w:val="bullet"/>
+      <w:lvlText w:val=""/>
+      <w:lvlJc w:val="left"/>
+      <w:pPr>
+        <w:tabs>
+          <w:tab w:val="num" w:pos="6480"/>
+        </w:tabs>
+        <w:ind w:left="6480" w:hanging="360"/>
+      </w:pPr>
+      <w:rPr>
+        <w:rFonts w:ascii="Wingdings" w:hAnsi="Wingdings" w:hint="default"/>
+        <w:sz w:val="20"/>
+      </w:rPr>
+    </w:lvl>
+  </w:abstractNum>
+  <w:abstractNum w:abstractNumId="7">
+    <w:nsid w:val="3643552A"/>
+    <w:multiLevelType w:val="multilevel"/>
+    <w:tmpl w:val="07A24A12"/>
+    <w:lvl w:ilvl="0">
+      <w:start w:val="1"/>
+      <w:numFmt w:val="bullet"/>
+      <w:lvlText w:val=""/>
+      <w:lvlJc w:val="left"/>
+      <w:pPr>
+        <w:tabs>
+          <w:tab w:val="num" w:pos="720"/>
+        </w:tabs>
+        <w:ind w:left="720" w:hanging="360"/>
+      </w:pPr>
+      <w:rPr>
+        <w:rFonts w:ascii="Symbol" w:hAnsi="Symbol" w:hint="default"/>
+        <w:sz w:val="20"/>
+      </w:rPr>
+    </w:lvl>
+    <w:lvl w:ilvl="1" w:tentative="1">
+      <w:start w:val="1"/>
+      <w:numFmt w:val="bullet"/>
+      <w:lvlText w:val="o"/>
+      <w:lvlJc w:val="left"/>
+      <w:pPr>
+        <w:tabs>
+          <w:tab w:val="num" w:pos="1440"/>
+        </w:tabs>
+        <w:ind w:left="1440" w:hanging="360"/>
+      </w:pPr>
+      <w:rPr>
+        <w:rFonts w:ascii="Courier New" w:hAnsi="Courier New" w:hint="default"/>
+        <w:sz w:val="20"/>
+      </w:rPr>
+    </w:lvl>
+    <w:lvl w:ilvl="2" w:tentative="1">
+      <w:start w:val="1"/>
+      <w:numFmt w:val="bullet"/>
+      <w:lvlText w:val=""/>
+      <w:lvlJc w:val="left"/>
+      <w:pPr>
+        <w:tabs>
+          <w:tab w:val="num" w:pos="2160"/>
+        </w:tabs>
+        <w:ind w:left="2160" w:hanging="360"/>
+      </w:pPr>
+      <w:rPr>
+        <w:rFonts w:ascii="Wingdings" w:hAnsi="Wingdings" w:hint="default"/>
+        <w:sz w:val="20"/>
+      </w:rPr>
+    </w:lvl>
+    <w:lvl w:ilvl="3" w:tentative="1">
+      <w:start w:val="1"/>
+      <w:numFmt w:val="bullet"/>
+      <w:lvlText w:val=""/>
+      <w:lvlJc w:val="left"/>
+      <w:pPr>
+        <w:tabs>
+          <w:tab w:val="num" w:pos="2880"/>
+        </w:tabs>
+        <w:ind w:left="2880" w:hanging="360"/>
+      </w:pPr>
+      <w:rPr>
+        <w:rFonts w:ascii="Wingdings" w:hAnsi="Wingdings" w:hint="default"/>
+        <w:sz w:val="20"/>
+      </w:rPr>
+    </w:lvl>
+    <w:lvl w:ilvl="4" w:tentative="1">
+      <w:start w:val="1"/>
+      <w:numFmt w:val="bullet"/>
+      <w:lvlText w:val=""/>
+      <w:lvlJc w:val="left"/>
+      <w:pPr>
+        <w:tabs>
+          <w:tab w:val="num" w:pos="3600"/>
+        </w:tabs>
+        <w:ind w:left="3600" w:hanging="360"/>
+      </w:pPr>
+      <w:rPr>
+        <w:rFonts w:ascii="Wingdings" w:hAnsi="Wingdings" w:hint="default"/>
+        <w:sz w:val="20"/>
+      </w:rPr>
+    </w:lvl>
+    <w:lvl w:ilvl="5" w:tentative="1">
+      <w:start w:val="1"/>
+      <w:numFmt w:val="bullet"/>
+      <w:lvlText w:val=""/>
+      <w:lvlJc w:val="left"/>
+      <w:pPr>
+        <w:tabs>
+          <w:tab w:val="num" w:pos="4320"/>
+        </w:tabs>
+        <w:ind w:left="4320" w:hanging="360"/>
+      </w:pPr>
+      <w:rPr>
+        <w:rFonts w:ascii="Wingdings" w:hAnsi="Wingdings" w:hint="default"/>
+        <w:sz w:val="20"/>
+      </w:rPr>
+    </w:lvl>
+    <w:lvl w:ilvl="6" w:tentative="1">
+      <w:start w:val="1"/>
+      <w:numFmt w:val="bullet"/>
+      <w:lvlText w:val=""/>
+      <w:lvlJc w:val="left"/>
+      <w:pPr>
+        <w:tabs>
+          <w:tab w:val="num" w:pos="5040"/>
+        </w:tabs>
+        <w:ind w:left="5040" w:hanging="360"/>
+      </w:pPr>
+      <w:rPr>
+        <w:rFonts w:ascii="Wingdings" w:hAnsi="Wingdings" w:hint="default"/>
+        <w:sz w:val="20"/>
+      </w:rPr>
+    </w:lvl>
+    <w:lvl w:ilvl="7" w:tentative="1">
+      <w:start w:val="1"/>
+      <w:numFmt w:val="bullet"/>
+      <w:lvlText w:val=""/>
+      <w:lvlJc w:val="left"/>
+      <w:pPr>
+        <w:tabs>
+          <w:tab w:val="num" w:pos="5760"/>
+        </w:tabs>
+        <w:ind w:left="5760" w:hanging="360"/>
+      </w:pPr>
+      <w:rPr>
+        <w:rFonts w:ascii="Wingdings" w:hAnsi="Wingdings" w:hint="default"/>
+        <w:sz w:val="20"/>
+      </w:rPr>
+    </w:lvl>
+    <w:lvl w:ilvl="8" w:tentative="1">
+      <w:start w:val="1"/>
+      <w:numFmt w:val="bullet"/>
+      <w:lvlText w:val=""/>
+      <w:lvlJc w:val="left"/>
+      <w:pPr>
+        <w:tabs>
+          <w:tab w:val="num" w:pos="6480"/>
+        </w:tabs>
+        <w:ind w:left="6480" w:hanging="360"/>
+      </w:pPr>
+      <w:rPr>
+        <w:rFonts w:ascii="Wingdings" w:hAnsi="Wingdings" w:hint="default"/>
+        <w:sz w:val="20"/>
+      </w:rPr>
+    </w:lvl>
+  </w:abstractNum>
+  <w:abstractNum w:abstractNumId="8">
+    <w:nsid w:val="36616F68"/>
+    <w:multiLevelType w:val="multilevel"/>
+    <w:tmpl w:val="6E869190"/>
+    <w:lvl w:ilvl="0">
+      <w:start w:val="1"/>
+      <w:numFmt w:val="bullet"/>
+      <w:lvlText w:val=""/>
+      <w:lvlJc w:val="left"/>
+      <w:pPr>
+        <w:tabs>
+          <w:tab w:val="num" w:pos="720"/>
+        </w:tabs>
+        <w:ind w:left="720" w:hanging="360"/>
+      </w:pPr>
+      <w:rPr>
+        <w:rFonts w:ascii="Symbol" w:hAnsi="Symbol" w:hint="default"/>
+        <w:sz w:val="20"/>
+      </w:rPr>
+    </w:lvl>
+    <w:lvl w:ilvl="1" w:tentative="1">
+      <w:start w:val="1"/>
+      <w:numFmt w:val="bullet"/>
+      <w:lvlText w:val="o"/>
+      <w:lvlJc w:val="left"/>
+      <w:pPr>
+        <w:tabs>
+          <w:tab w:val="num" w:pos="1440"/>
+        </w:tabs>
+        <w:ind w:left="1440" w:hanging="360"/>
+      </w:pPr>
+      <w:rPr>
+        <w:rFonts w:ascii="Courier New" w:hAnsi="Courier New" w:hint="default"/>
+        <w:sz w:val="20"/>
+      </w:rPr>
+    </w:lvl>
+    <w:lvl w:ilvl="2" w:tentative="1">
+      <w:start w:val="1"/>
+      <w:numFmt w:val="bullet"/>
+      <w:lvlText w:val=""/>
+      <w:lvlJc w:val="left"/>
+      <w:pPr>
+        <w:tabs>
+          <w:tab w:val="num" w:pos="2160"/>
+        </w:tabs>
+        <w:ind w:left="2160" w:hanging="360"/>
+      </w:pPr>
+      <w:rPr>
+        <w:rFonts w:ascii="Wingdings" w:hAnsi="Wingdings" w:hint="default"/>
+        <w:sz w:val="20"/>
+      </w:rPr>
+    </w:lvl>
+    <w:lvl w:ilvl="3" w:tentative="1">
+      <w:start w:val="1"/>
+      <w:numFmt w:val="bullet"/>
+      <w:lvlText w:val=""/>
+      <w:lvlJc w:val="left"/>
+      <w:pPr>
+        <w:tabs>
+          <w:tab w:val="num" w:pos="2880"/>
+        </w:tabs>
+        <w:ind w:left="2880" w:hanging="360"/>
+      </w:pPr>
+      <w:rPr>
+        <w:rFonts w:ascii="Wingdings" w:hAnsi="Wingdings" w:hint="default"/>
+        <w:sz w:val="20"/>
+      </w:rPr>
+    </w:lvl>
+    <w:lvl w:ilvl="4" w:tentative="1">
+      <w:start w:val="1"/>
+      <w:numFmt w:val="bullet"/>
+      <w:lvlText w:val=""/>
+      <w:lvlJc w:val="left"/>
+      <w:pPr>
+        <w:tabs>
+          <w:tab w:val="num" w:pos="3600"/>
+        </w:tabs>
+        <w:ind w:left="3600" w:hanging="360"/>
+      </w:pPr>
+      <w:rPr>
+        <w:rFonts w:ascii="Wingdings" w:hAnsi="Wingdings" w:hint="default"/>
+        <w:sz w:val="20"/>
+      </w:rPr>
+    </w:lvl>
+    <w:lvl w:ilvl="5" w:tentative="1">
+      <w:start w:val="1"/>
+      <w:numFmt w:val="bullet"/>
+      <w:lvlText w:val=""/>
+      <w:lvlJc w:val="left"/>
+      <w:pPr>
+        <w:tabs>
+          <w:tab w:val="num" w:pos="4320"/>
+        </w:tabs>
+        <w:ind w:left="4320" w:hanging="360"/>
+      </w:pPr>
+      <w:rPr>
+        <w:rFonts w:ascii="Wingdings" w:hAnsi="Wingdings" w:hint="default"/>
+        <w:sz w:val="20"/>
+      </w:rPr>
+    </w:lvl>
+    <w:lvl w:ilvl="6" w:tentative="1">
+      <w:start w:val="1"/>
+      <w:numFmt w:val="bullet"/>
+      <w:lvlText w:val=""/>
+      <w:lvlJc w:val="left"/>
+      <w:pPr>
+        <w:tabs>
+          <w:tab w:val="num" w:pos="5040"/>
+        </w:tabs>
+        <w:ind w:left="5040" w:hanging="360"/>
+      </w:pPr>
+      <w:rPr>
+        <w:rFonts w:ascii="Wingdings" w:hAnsi="Wingdings" w:hint="default"/>
+        <w:sz w:val="20"/>
+      </w:rPr>
+    </w:lvl>
+    <w:lvl w:ilvl="7" w:tentative="1">
+      <w:start w:val="1"/>
+      <w:numFmt w:val="bullet"/>
+      <w:lvlText w:val=""/>
+      <w:lvlJc w:val="left"/>
+      <w:pPr>
+        <w:tabs>
+          <w:tab w:val="num" w:pos="5760"/>
+        </w:tabs>
+        <w:ind w:left="5760" w:hanging="360"/>
+      </w:pPr>
+      <w:rPr>
+        <w:rFonts w:ascii="Wingdings" w:hAnsi="Wingdings" w:hint="default"/>
+        <w:sz w:val="20"/>
+      </w:rPr>
+    </w:lvl>
+    <w:lvl w:ilvl="8" w:tentative="1">
+      <w:start w:val="1"/>
+      <w:numFmt w:val="bullet"/>
+      <w:lvlText w:val=""/>
+      <w:lvlJc w:val="left"/>
+      <w:pPr>
+        <w:tabs>
+          <w:tab w:val="num" w:pos="6480"/>
+        </w:tabs>
+        <w:ind w:left="6480" w:hanging="360"/>
+      </w:pPr>
+      <w:rPr>
+        <w:rFonts w:ascii="Wingdings" w:hAnsi="Wingdings" w:hint="default"/>
+        <w:sz w:val="20"/>
+      </w:rPr>
+    </w:lvl>
+  </w:abstractNum>
+  <w:abstractNum w:abstractNumId="9">
+    <w:nsid w:val="43D5056A"/>
+    <w:multiLevelType w:val="multilevel"/>
+    <w:tmpl w:val="E9284BE0"/>
+    <w:lvl w:ilvl="0">
+      <w:start w:val="1"/>
+      <w:numFmt w:val="bullet"/>
+      <w:lvlText w:val=""/>
+      <w:lvlJc w:val="left"/>
+      <w:pPr>
+        <w:tabs>
+          <w:tab w:val="num" w:pos="720"/>
+        </w:tabs>
+        <w:ind w:left="720" w:hanging="360"/>
+      </w:pPr>
+      <w:rPr>
+        <w:rFonts w:ascii="Symbol" w:hAnsi="Symbol" w:hint="default"/>
+        <w:sz w:val="20"/>
+      </w:rPr>
+    </w:lvl>
+    <w:lvl w:ilvl="1" w:tentative="1">
+      <w:start w:val="1"/>
+      <w:numFmt w:val="bullet"/>
+      <w:lvlText w:val="o"/>
+      <w:lvlJc w:val="left"/>
+      <w:pPr>
+        <w:tabs>
+          <w:tab w:val="num" w:pos="1440"/>
+        </w:tabs>
+        <w:ind w:left="1440" w:hanging="360"/>
+      </w:pPr>
+      <w:rPr>
+        <w:rFonts w:ascii="Courier New" w:hAnsi="Courier New" w:hint="default"/>
+        <w:sz w:val="20"/>
+      </w:rPr>
+    </w:lvl>
+    <w:lvl w:ilvl="2" w:tentative="1">
+      <w:start w:val="1"/>
+      <w:numFmt w:val="bullet"/>
+      <w:lvlText w:val=""/>
+      <w:lvlJc w:val="left"/>
+      <w:pPr>
+        <w:tabs>
+          <w:tab w:val="num" w:pos="2160"/>
+        </w:tabs>
+        <w:ind w:left="2160" w:hanging="360"/>
+      </w:pPr>
+      <w:rPr>
+        <w:rFonts w:ascii="Wingdings" w:hAnsi="Wingdings" w:hint="default"/>
+        <w:sz w:val="20"/>
+      </w:rPr>
+    </w:lvl>
+    <w:lvl w:ilvl="3" w:tentative="1">
+      <w:start w:val="1"/>
+      <w:numFmt w:val="bullet"/>
+      <w:lvlText w:val=""/>
+      <w:lvlJc w:val="left"/>
+      <w:pPr>
+        <w:tabs>
+          <w:tab w:val="num" w:pos="2880"/>
+        </w:tabs>
+        <w:ind w:left="2880" w:hanging="360"/>
+      </w:pPr>
+      <w:rPr>
+        <w:rFonts w:ascii="Wingdings" w:hAnsi="Wingdings" w:hint="default"/>
+        <w:sz w:val="20"/>
+      </w:rPr>
+    </w:lvl>
+    <w:lvl w:ilvl="4" w:tentative="1">
+      <w:start w:val="1"/>
+      <w:numFmt w:val="bullet"/>
+      <w:lvlText w:val=""/>
+      <w:lvlJc w:val="left"/>
+      <w:pPr>
+        <w:tabs>
+          <w:tab w:val="num" w:pos="3600"/>
+        </w:tabs>
+        <w:ind w:left="3600" w:hanging="360"/>
+      </w:pPr>
+      <w:rPr>
+        <w:rFonts w:ascii="Wingdings" w:hAnsi="Wingdings" w:hint="default"/>
+        <w:sz w:val="20"/>
+      </w:rPr>
+    </w:lvl>
+    <w:lvl w:ilvl="5" w:tentative="1">
+      <w:start w:val="1"/>
+      <w:numFmt w:val="bullet"/>
+      <w:lvlText w:val=""/>
+      <w:lvlJc w:val="left"/>
+      <w:pPr>
+        <w:tabs>
+          <w:tab w:val="num" w:pos="4320"/>
+        </w:tabs>
+        <w:ind w:left="4320" w:hanging="360"/>
+      </w:pPr>
+      <w:rPr>
+        <w:rFonts w:ascii="Wingdings" w:hAnsi="Wingdings" w:hint="default"/>
+        <w:sz w:val="20"/>
+      </w:rPr>
+    </w:lvl>
+    <w:lvl w:ilvl="6" w:tentative="1">
+      <w:start w:val="1"/>
+      <w:numFmt w:val="bullet"/>
+      <w:lvlText w:val=""/>
+      <w:lvlJc w:val="left"/>
+      <w:pPr>
+        <w:tabs>
+          <w:tab w:val="num" w:pos="5040"/>
+        </w:tabs>
+        <w:ind w:left="5040" w:hanging="360"/>
+      </w:pPr>
+      <w:rPr>
+        <w:rFonts w:ascii="Wingdings" w:hAnsi="Wingdings" w:hint="default"/>
+        <w:sz w:val="20"/>
+      </w:rPr>
+    </w:lvl>
+    <w:lvl w:ilvl="7" w:tentative="1">
+      <w:start w:val="1"/>
+      <w:numFmt w:val="bullet"/>
+      <w:lvlText w:val=""/>
+      <w:lvlJc w:val="left"/>
+      <w:pPr>
+        <w:tabs>
+          <w:tab w:val="num" w:pos="5760"/>
+        </w:tabs>
+        <w:ind w:left="5760" w:hanging="360"/>
+      </w:pPr>
+      <w:rPr>
+        <w:rFonts w:ascii="Wingdings" w:hAnsi="Wingdings" w:hint="default"/>
+        <w:sz w:val="20"/>
+      </w:rPr>
+    </w:lvl>
+    <w:lvl w:ilvl="8" w:tentative="1">
+      <w:start w:val="1"/>
+      <w:numFmt w:val="bullet"/>
+      <w:lvlText w:val=""/>
+      <w:lvlJc w:val="left"/>
+      <w:pPr>
+        <w:tabs>
+          <w:tab w:val="num" w:pos="6480"/>
+        </w:tabs>
+        <w:ind w:left="6480" w:hanging="360"/>
+      </w:pPr>
+      <w:rPr>
+        <w:rFonts w:ascii="Wingdings" w:hAnsi="Wingdings" w:hint="default"/>
+        <w:sz w:val="20"/>
+      </w:rPr>
+    </w:lvl>
+  </w:abstractNum>
+  <w:abstractNum w:abstractNumId="10">
+    <w:nsid w:val="522C18E7"/>
+    <w:multiLevelType w:val="multilevel"/>
+    <w:tmpl w:val="F83E142C"/>
+    <w:lvl w:ilvl="0">
+      <w:start w:val="1"/>
+      <w:numFmt w:val="bullet"/>
+      <w:lvlText w:val=""/>
+      <w:lvlJc w:val="left"/>
+      <w:pPr>
+        <w:tabs>
+          <w:tab w:val="num" w:pos="720"/>
+        </w:tabs>
+        <w:ind w:left="720" w:hanging="360"/>
+      </w:pPr>
+      <w:rPr>
+        <w:rFonts w:ascii="Symbol" w:hAnsi="Symbol" w:hint="default"/>
+        <w:sz w:val="20"/>
+      </w:rPr>
+    </w:lvl>
+    <w:lvl w:ilvl="1" w:tentative="1">
+      <w:start w:val="1"/>
+      <w:numFmt w:val="bullet"/>
+      <w:lvlText w:val="o"/>
+      <w:lvlJc w:val="left"/>
+      <w:pPr>
+        <w:tabs>
+          <w:tab w:val="num" w:pos="1440"/>
+        </w:tabs>
+        <w:ind w:left="1440" w:hanging="360"/>
+      </w:pPr>
+      <w:rPr>
+        <w:rFonts w:ascii="Courier New" w:hAnsi="Courier New" w:hint="default"/>
+        <w:sz w:val="20"/>
+      </w:rPr>
+    </w:lvl>
+    <w:lvl w:ilvl="2" w:tentative="1">
+      <w:start w:val="1"/>
+      <w:numFmt w:val="bullet"/>
+      <w:lvlText w:val=""/>
+      <w:lvlJc w:val="left"/>
+      <w:pPr>
+        <w:tabs>
+          <w:tab w:val="num" w:pos="2160"/>
+        </w:tabs>
+        <w:ind w:left="2160" w:hanging="360"/>
+      </w:pPr>
+      <w:rPr>
+        <w:rFonts w:ascii="Wingdings" w:hAnsi="Wingdings" w:hint="default"/>
+        <w:sz w:val="20"/>
+      </w:rPr>
+    </w:lvl>
+    <w:lvl w:ilvl="3" w:tentative="1">
+      <w:start w:val="1"/>
+      <w:numFmt w:val="bullet"/>
+      <w:lvlText w:val=""/>
+      <w:lvlJc w:val="left"/>
+      <w:pPr>
+        <w:tabs>
+          <w:tab w:val="num" w:pos="2880"/>
+        </w:tabs>
+        <w:ind w:left="2880" w:hanging="360"/>
+      </w:pPr>
+      <w:rPr>
+        <w:rFonts w:ascii="Wingdings" w:hAnsi="Wingdings" w:hint="default"/>
+        <w:sz w:val="20"/>
+      </w:rPr>
+    </w:lvl>
+    <w:lvl w:ilvl="4" w:tentative="1">
+      <w:start w:val="1"/>
+      <w:numFmt w:val="bullet"/>
+      <w:lvlText w:val=""/>
+      <w:lvlJc w:val="left"/>
+      <w:pPr>
+        <w:tabs>
+          <w:tab w:val="num" w:pos="3600"/>
+        </w:tabs>
+        <w:ind w:left="3600" w:hanging="360"/>
+      </w:pPr>
+      <w:rPr>
+        <w:rFonts w:ascii="Wingdings" w:hAnsi="Wingdings" w:hint="default"/>
+        <w:sz w:val="20"/>
+      </w:rPr>
+    </w:lvl>
+    <w:lvl w:ilvl="5" w:tentative="1">
+      <w:start w:val="1"/>
+      <w:numFmt w:val="bullet"/>
+      <w:lvlText w:val=""/>
+      <w:lvlJc w:val="left"/>
+      <w:pPr>
+        <w:tabs>
+          <w:tab w:val="num" w:pos="4320"/>
+        </w:tabs>
+        <w:ind w:left="4320" w:hanging="360"/>
+      </w:pPr>
+      <w:rPr>
+        <w:rFonts w:ascii="Wingdings" w:hAnsi="Wingdings" w:hint="default"/>
+        <w:sz w:val="20"/>
+      </w:rPr>
+    </w:lvl>
+    <w:lvl w:ilvl="6" w:tentative="1">
+      <w:start w:val="1"/>
+      <w:numFmt w:val="bullet"/>
+      <w:lvlText w:val=""/>
+      <w:lvlJc w:val="left"/>
+      <w:pPr>
+        <w:tabs>
+          <w:tab w:val="num" w:pos="5040"/>
+        </w:tabs>
+        <w:ind w:left="5040" w:hanging="360"/>
+      </w:pPr>
+      <w:rPr>
+        <w:rFonts w:ascii="Wingdings" w:hAnsi="Wingdings" w:hint="default"/>
+        <w:sz w:val="20"/>
+      </w:rPr>
+    </w:lvl>
+    <w:lvl w:ilvl="7" w:tentative="1">
+      <w:start w:val="1"/>
+      <w:numFmt w:val="bullet"/>
+      <w:lvlText w:val=""/>
+      <w:lvlJc w:val="left"/>
+      <w:pPr>
+        <w:tabs>
+          <w:tab w:val="num" w:pos="5760"/>
+        </w:tabs>
+        <w:ind w:left="5760" w:hanging="360"/>
+      </w:pPr>
+      <w:rPr>
+        <w:rFonts w:ascii="Wingdings" w:hAnsi="Wingdings" w:hint="default"/>
+        <w:sz w:val="20"/>
+      </w:rPr>
+    </w:lvl>
+    <w:lvl w:ilvl="8" w:tentative="1">
+      <w:start w:val="1"/>
+      <w:numFmt w:val="bullet"/>
+      <w:lvlText w:val=""/>
+      <w:lvlJc w:val="left"/>
+      <w:pPr>
+        <w:tabs>
+          <w:tab w:val="num" w:pos="6480"/>
+        </w:tabs>
+        <w:ind w:left="6480" w:hanging="360"/>
+      </w:pPr>
+      <w:rPr>
+        <w:rFonts w:ascii="Wingdings" w:hAnsi="Wingdings" w:hint="default"/>
+        <w:sz w:val="20"/>
+      </w:rPr>
+    </w:lvl>
+  </w:abstractNum>
+  <w:abstractNum w:abstractNumId="11">
+    <w:nsid w:val="53FE7093"/>
+    <w:multiLevelType w:val="multilevel"/>
+    <w:tmpl w:val="EB94429E"/>
+    <w:lvl w:ilvl="0">
+      <w:start w:val="1"/>
+      <w:numFmt w:val="bullet"/>
+      <w:lvlText w:val=""/>
+      <w:lvlJc w:val="left"/>
+      <w:pPr>
+        <w:tabs>
+          <w:tab w:val="num" w:pos="720"/>
+        </w:tabs>
+        <w:ind w:left="720" w:hanging="360"/>
+      </w:pPr>
+      <w:rPr>
+        <w:rFonts w:ascii="Symbol" w:hAnsi="Symbol" w:hint="default"/>
+        <w:sz w:val="20"/>
+      </w:rPr>
+    </w:lvl>
+    <w:lvl w:ilvl="1" w:tentative="1">
+      <w:start w:val="1"/>
+      <w:numFmt w:val="bullet"/>
+      <w:lvlText w:val="o"/>
+      <w:lvlJc w:val="left"/>
+      <w:pPr>
+        <w:tabs>
+          <w:tab w:val="num" w:pos="1440"/>
+        </w:tabs>
+        <w:ind w:left="1440" w:hanging="360"/>
+      </w:pPr>
+      <w:rPr>
+        <w:rFonts w:ascii="Courier New" w:hAnsi="Courier New" w:hint="default"/>
+        <w:sz w:val="20"/>
+      </w:rPr>
+    </w:lvl>
+    <w:lvl w:ilvl="2" w:tentative="1">
+      <w:start w:val="1"/>
+      <w:numFmt w:val="bullet"/>
+      <w:lvlText w:val=""/>
+      <w:lvlJc w:val="left"/>
+      <w:pPr>
+        <w:tabs>
+          <w:tab w:val="num" w:pos="2160"/>
+        </w:tabs>
+        <w:ind w:left="2160" w:hanging="360"/>
+      </w:pPr>
+      <w:rPr>
+        <w:rFonts w:ascii="Wingdings" w:hAnsi="Wingdings" w:hint="default"/>
+        <w:sz w:val="20"/>
+      </w:rPr>
+    </w:lvl>
+    <w:lvl w:ilvl="3" w:tentative="1">
+      <w:start w:val="1"/>
+      <w:numFmt w:val="bullet"/>
+      <w:lvlText w:val=""/>
+      <w:lvlJc w:val="left"/>
+      <w:pPr>
+        <w:tabs>
+          <w:tab w:val="num" w:pos="2880"/>
+        </w:tabs>
+        <w:ind w:left="2880" w:hanging="360"/>
+      </w:pPr>
+      <w:rPr>
+        <w:rFonts w:ascii="Wingdings" w:hAnsi="Wingdings" w:hint="default"/>
+        <w:sz w:val="20"/>
+      </w:rPr>
+    </w:lvl>
+    <w:lvl w:ilvl="4" w:tentative="1">
+      <w:start w:val="1"/>
+      <w:numFmt w:val="bullet"/>
+      <w:lvlText w:val=""/>
+      <w:lvlJc w:val="left"/>
+      <w:pPr>
+        <w:tabs>
+          <w:tab w:val="num" w:pos="3600"/>
+        </w:tabs>
+        <w:ind w:left="3600" w:hanging="360"/>
+      </w:pPr>
+      <w:rPr>
+        <w:rFonts w:ascii="Wingdings" w:hAnsi="Wingdings" w:hint="default"/>
+        <w:sz w:val="20"/>
+      </w:rPr>
+    </w:lvl>
+    <w:lvl w:ilvl="5" w:tentative="1">
+      <w:start w:val="1"/>
+      <w:numFmt w:val="bullet"/>
+      <w:lvlText w:val=""/>
+      <w:lvlJc w:val="left"/>
+      <w:pPr>
+        <w:tabs>
+          <w:tab w:val="num" w:pos="4320"/>
+        </w:tabs>
+        <w:ind w:left="4320" w:hanging="360"/>
+      </w:pPr>
+      <w:rPr>
+        <w:rFonts w:ascii="Wingdings" w:hAnsi="Wingdings" w:hint="default"/>
+        <w:sz w:val="20"/>
+      </w:rPr>
+    </w:lvl>
+    <w:lvl w:ilvl="6" w:tentative="1">
+      <w:start w:val="1"/>
+      <w:numFmt w:val="bullet"/>
+      <w:lvlText w:val=""/>
+      <w:lvlJc w:val="left"/>
+      <w:pPr>
+        <w:tabs>
+          <w:tab w:val="num" w:pos="5040"/>
+        </w:tabs>
+        <w:ind w:left="5040" w:hanging="360"/>
+      </w:pPr>
+      <w:rPr>
+        <w:rFonts w:ascii="Wingdings" w:hAnsi="Wingdings" w:hint="default"/>
+        <w:sz w:val="20"/>
+      </w:rPr>
+    </w:lvl>
+    <w:lvl w:ilvl="7" w:tentative="1">
+      <w:start w:val="1"/>
+      <w:numFmt w:val="bullet"/>
+      <w:lvlText w:val=""/>
+      <w:lvlJc w:val="left"/>
+      <w:pPr>
+        <w:tabs>
+          <w:tab w:val="num" w:pos="5760"/>
+        </w:tabs>
+        <w:ind w:left="5760" w:hanging="360"/>
+      </w:pPr>
+      <w:rPr>
+        <w:rFonts w:ascii="Wingdings" w:hAnsi="Wingdings" w:hint="default"/>
+        <w:sz w:val="20"/>
+      </w:rPr>
+    </w:lvl>
+    <w:lvl w:ilvl="8" w:tentative="1">
+      <w:start w:val="1"/>
+      <w:numFmt w:val="bullet"/>
+      <w:lvlText w:val=""/>
+      <w:lvlJc w:val="left"/>
+      <w:pPr>
+        <w:tabs>
+          <w:tab w:val="num" w:pos="6480"/>
+        </w:tabs>
+        <w:ind w:left="6480" w:hanging="360"/>
+      </w:pPr>
+      <w:rPr>
+        <w:rFonts w:ascii="Wingdings" w:hAnsi="Wingdings" w:hint="default"/>
+        <w:sz w:val="20"/>
+      </w:rPr>
+    </w:lvl>
+  </w:abstractNum>
+  <w:abstractNum w:abstractNumId="12">
+    <w:nsid w:val="54FE4E68"/>
+    <w:multiLevelType w:val="multilevel"/>
+    <w:tmpl w:val="68501DFC"/>
+    <w:lvl w:ilvl="0">
+      <w:start w:val="1"/>
+      <w:numFmt w:val="bullet"/>
+      <w:lvlText w:val=""/>
+      <w:lvlJc w:val="left"/>
+      <w:pPr>
+        <w:tabs>
+          <w:tab w:val="num" w:pos="720"/>
+        </w:tabs>
+        <w:ind w:left="720" w:hanging="360"/>
+      </w:pPr>
+      <w:rPr>
+        <w:rFonts w:ascii="Symbol" w:hAnsi="Symbol" w:hint="default"/>
+        <w:sz w:val="20"/>
+      </w:rPr>
+    </w:lvl>
+    <w:lvl w:ilvl="1" w:tentative="1">
+      <w:start w:val="1"/>
+      <w:numFmt w:val="bullet"/>
+      <w:lvlText w:val="o"/>
+      <w:lvlJc w:val="left"/>
+      <w:pPr>
+        <w:tabs>
+          <w:tab w:val="num" w:pos="1440"/>
+        </w:tabs>
+        <w:ind w:left="1440" w:hanging="360"/>
+      </w:pPr>
+      <w:rPr>
+        <w:rFonts w:ascii="Courier New" w:hAnsi="Courier New" w:hint="default"/>
+        <w:sz w:val="20"/>
+      </w:rPr>
+    </w:lvl>
+    <w:lvl w:ilvl="2" w:tentative="1">
+      <w:start w:val="1"/>
+      <w:numFmt w:val="bullet"/>
+      <w:lvlText w:val=""/>
+      <w:lvlJc w:val="left"/>
+      <w:pPr>
+        <w:tabs>
+          <w:tab w:val="num" w:pos="2160"/>
+        </w:tabs>
+        <w:ind w:left="2160" w:hanging="360"/>
+      </w:pPr>
+      <w:rPr>
+        <w:rFonts w:ascii="Wingdings" w:hAnsi="Wingdings" w:hint="default"/>
+        <w:sz w:val="20"/>
+      </w:rPr>
+    </w:lvl>
+    <w:lvl w:ilvl="3" w:tentative="1">
+      <w:start w:val="1"/>
+      <w:numFmt w:val="bullet"/>
+      <w:lvlText w:val=""/>
+      <w:lvlJc w:val="left"/>
+      <w:pPr>
+        <w:tabs>
+          <w:tab w:val="num" w:pos="2880"/>
+        </w:tabs>
+        <w:ind w:left="2880" w:hanging="360"/>
+      </w:pPr>
+      <w:rPr>
+        <w:rFonts w:ascii="Wingdings" w:hAnsi="Wingdings" w:hint="default"/>
+        <w:sz w:val="20"/>
+      </w:rPr>
+    </w:lvl>
+    <w:lvl w:ilvl="4" w:tentative="1">
+      <w:start w:val="1"/>
+      <w:numFmt w:val="bullet"/>
+      <w:lvlText w:val=""/>
+      <w:lvlJc w:val="left"/>
+      <w:pPr>
+        <w:tabs>
+          <w:tab w:val="num" w:pos="3600"/>
+        </w:tabs>
+        <w:ind w:left="3600" w:hanging="360"/>
+      </w:pPr>
+      <w:rPr>
+        <w:rFonts w:ascii="Wingdings" w:hAnsi="Wingdings" w:hint="default"/>
+        <w:sz w:val="20"/>
+      </w:rPr>
+    </w:lvl>
+    <w:lvl w:ilvl="5" w:tentative="1">
+      <w:start w:val="1"/>
+      <w:numFmt w:val="bullet"/>
+      <w:lvlText w:val=""/>
+      <w:lvlJc w:val="left"/>
+      <w:pPr>
+        <w:tabs>
+          <w:tab w:val="num" w:pos="4320"/>
+        </w:tabs>
+        <w:ind w:left="4320" w:hanging="360"/>
+      </w:pPr>
+      <w:rPr>
+        <w:rFonts w:ascii="Wingdings" w:hAnsi="Wingdings" w:hint="default"/>
+        <w:sz w:val="20"/>
+      </w:rPr>
+    </w:lvl>
+    <w:lvl w:ilvl="6" w:tentative="1">
+      <w:start w:val="1"/>
+      <w:numFmt w:val="bullet"/>
+      <w:lvlText w:val=""/>
+      <w:lvlJc w:val="left"/>
+      <w:pPr>
+        <w:tabs>
+          <w:tab w:val="num" w:pos="5040"/>
+        </w:tabs>
+        <w:ind w:left="5040" w:hanging="360"/>
+      </w:pPr>
+      <w:rPr>
+        <w:rFonts w:ascii="Wingdings" w:hAnsi="Wingdings" w:hint="default"/>
+        <w:sz w:val="20"/>
+      </w:rPr>
+    </w:lvl>
+    <w:lvl w:ilvl="7" w:tentative="1">
+      <w:start w:val="1"/>
+      <w:numFmt w:val="bullet"/>
+      <w:lvlText w:val=""/>
+      <w:lvlJc w:val="left"/>
+      <w:pPr>
+        <w:tabs>
+          <w:tab w:val="num" w:pos="5760"/>
+        </w:tabs>
+        <w:ind w:left="5760" w:hanging="360"/>
+      </w:pPr>
+      <w:rPr>
+        <w:rFonts w:ascii="Wingdings" w:hAnsi="Wingdings" w:hint="default"/>
+        <w:sz w:val="20"/>
+      </w:rPr>
+    </w:lvl>
+    <w:lvl w:ilvl="8" w:tentative="1">
+      <w:start w:val="1"/>
+      <w:numFmt w:val="bullet"/>
+      <w:lvlText w:val=""/>
+      <w:lvlJc w:val="left"/>
+      <w:pPr>
+        <w:tabs>
+          <w:tab w:val="num" w:pos="6480"/>
+        </w:tabs>
+        <w:ind w:left="6480" w:hanging="360"/>
+      </w:pPr>
+      <w:rPr>
+        <w:rFonts w:ascii="Wingdings" w:hAnsi="Wingdings" w:hint="default"/>
+        <w:sz w:val="20"/>
+      </w:rPr>
+    </w:lvl>
+  </w:abstractNum>
+  <w:abstractNum w:abstractNumId="13">
+    <w:nsid w:val="6ACC6BCF"/>
+    <w:multiLevelType w:val="multilevel"/>
+    <w:tmpl w:val="5BE27658"/>
+    <w:lvl w:ilvl="0">
+      <w:start w:val="1"/>
+      <w:numFmt w:val="bullet"/>
+      <w:lvlText w:val=""/>
+      <w:lvlJc w:val="left"/>
+      <w:pPr>
+        <w:tabs>
+          <w:tab w:val="num" w:pos="720"/>
+        </w:tabs>
+        <w:ind w:left="720" w:hanging="360"/>
+      </w:pPr>
+      <w:rPr>
+        <w:rFonts w:ascii="Symbol" w:hAnsi="Symbol" w:hint="default"/>
+        <w:sz w:val="20"/>
+      </w:rPr>
+    </w:lvl>
+    <w:lvl w:ilvl="1" w:tentative="1">
+      <w:start w:val="1"/>
+      <w:numFmt w:val="bullet"/>
+      <w:lvlText w:val="o"/>
+      <w:lvlJc w:val="left"/>
+      <w:pPr>
+        <w:tabs>
+          <w:tab w:val="num" w:pos="1440"/>
+        </w:tabs>
+        <w:ind w:left="1440" w:hanging="360"/>
+      </w:pPr>
+      <w:rPr>
+        <w:rFonts w:ascii="Courier New" w:hAnsi="Courier New" w:hint="default"/>
+        <w:sz w:val="20"/>
+      </w:rPr>
+    </w:lvl>
+    <w:lvl w:ilvl="2" w:tentative="1">
+      <w:start w:val="1"/>
+      <w:numFmt w:val="bullet"/>
+      <w:lvlText w:val=""/>
+      <w:lvlJc w:val="left"/>
+      <w:pPr>
+        <w:tabs>
+          <w:tab w:val="num" w:pos="2160"/>
+        </w:tabs>
+        <w:ind w:left="2160" w:hanging="360"/>
+      </w:pPr>
+      <w:rPr>
+        <w:rFonts w:ascii="Wingdings" w:hAnsi="Wingdings" w:hint="default"/>
+        <w:sz w:val="20"/>
+      </w:rPr>
+    </w:lvl>
+    <w:lvl w:ilvl="3" w:tentative="1">
+      <w:start w:val="1"/>
+      <w:numFmt w:val="bullet"/>
+      <w:lvlText w:val=""/>
+      <w:lvlJc w:val="left"/>
+      <w:pPr>
+        <w:tabs>
+          <w:tab w:val="num" w:pos="2880"/>
+        </w:tabs>
+        <w:ind w:left="2880" w:hanging="360"/>
+      </w:pPr>
+      <w:rPr>
+        <w:rFonts w:ascii="Wingdings" w:hAnsi="Wingdings" w:hint="default"/>
+        <w:sz w:val="20"/>
+      </w:rPr>
+    </w:lvl>
+    <w:lvl w:ilvl="4" w:tentative="1">
+      <w:start w:val="1"/>
+      <w:numFmt w:val="bullet"/>
+      <w:lvlText w:val=""/>
+      <w:lvlJc w:val="left"/>
+      <w:pPr>
+        <w:tabs>
+          <w:tab w:val="num" w:pos="3600"/>
+        </w:tabs>
+        <w:ind w:left="3600" w:hanging="360"/>
+      </w:pPr>
+      <w:rPr>
+        <w:rFonts w:ascii="Wingdings" w:hAnsi="Wingdings" w:hint="default"/>
+        <w:sz w:val="20"/>
+      </w:rPr>
+    </w:lvl>
+    <w:lvl w:ilvl="5" w:tentative="1">
+      <w:start w:val="1"/>
+      <w:numFmt w:val="bullet"/>
+      <w:lvlText w:val=""/>
+      <w:lvlJc w:val="left"/>
+      <w:pPr>
+        <w:tabs>
+          <w:tab w:val="num" w:pos="4320"/>
+        </w:tabs>
+        <w:ind w:left="4320" w:hanging="360"/>
+      </w:pPr>
+      <w:rPr>
+        <w:rFonts w:ascii="Wingdings" w:hAnsi="Wingdings" w:hint="default"/>
+        <w:sz w:val="20"/>
+      </w:rPr>
+    </w:lvl>
+    <w:lvl w:ilvl="6" w:tentative="1">
+      <w:start w:val="1"/>
+      <w:numFmt w:val="bullet"/>
+      <w:lvlText w:val=""/>
+      <w:lvlJc w:val="left"/>
+      <w:pPr>
+        <w:tabs>
+          <w:tab w:val="num" w:pos="5040"/>
+        </w:tabs>
+        <w:ind w:left="5040" w:hanging="360"/>
+      </w:pPr>
+      <w:rPr>
+        <w:rFonts w:ascii="Wingdings" w:hAnsi="Wingdings" w:hint="default"/>
+        <w:sz w:val="20"/>
+      </w:rPr>
+    </w:lvl>
+    <w:lvl w:ilvl="7" w:tentative="1">
+      <w:start w:val="1"/>
+      <w:numFmt w:val="bullet"/>
+      <w:lvlText w:val=""/>
+      <w:lvlJc w:val="left"/>
+      <w:pPr>
+        <w:tabs>
+          <w:tab w:val="num" w:pos="5760"/>
+        </w:tabs>
+        <w:ind w:left="5760" w:hanging="360"/>
+      </w:pPr>
+      <w:rPr>
+        <w:rFonts w:ascii="Wingdings" w:hAnsi="Wingdings" w:hint="default"/>
+        <w:sz w:val="20"/>
+      </w:rPr>
+    </w:lvl>
+    <w:lvl w:ilvl="8" w:tentative="1">
+      <w:start w:val="1"/>
+      <w:numFmt w:val="bullet"/>
+      <w:lvlText w:val=""/>
+      <w:lvlJc w:val="left"/>
+      <w:pPr>
+        <w:tabs>
+          <w:tab w:val="num" w:pos="6480"/>
+        </w:tabs>
+        <w:ind w:left="6480" w:hanging="360"/>
+      </w:pPr>
+      <w:rPr>
+        <w:rFonts w:ascii="Wingdings" w:hAnsi="Wingdings" w:hint="default"/>
+        <w:sz w:val="20"/>
+      </w:rPr>
+    </w:lvl>
+  </w:abstractNum>
+  <w:abstractNum w:abstractNumId="14">
+    <w:nsid w:val="72C07F43"/>
+    <w:multiLevelType w:val="multilevel"/>
+    <w:tmpl w:val="0DF4A0BE"/>
+    <w:lvl w:ilvl="0">
+      <w:start w:val="1"/>
+      <w:numFmt w:val="bullet"/>
+      <w:lvlText w:val=""/>
+      <w:lvlJc w:val="left"/>
+      <w:pPr>
+        <w:tabs>
+          <w:tab w:val="num" w:pos="720"/>
+        </w:tabs>
+        <w:ind w:left="720" w:hanging="360"/>
+      </w:pPr>
+      <w:rPr>
+        <w:rFonts w:ascii="Symbol" w:hAnsi="Symbol" w:hint="default"/>
+        <w:sz w:val="20"/>
+      </w:rPr>
+    </w:lvl>
+    <w:lvl w:ilvl="1" w:tentative="1">
+      <w:start w:val="1"/>
+      <w:numFmt w:val="bullet"/>
+      <w:lvlText w:val="o"/>
+      <w:lvlJc w:val="left"/>
+      <w:pPr>
+        <w:tabs>
+          <w:tab w:val="num" w:pos="1440"/>
+        </w:tabs>
+        <w:ind w:left="1440" w:hanging="360"/>
+      </w:pPr>
+      <w:rPr>
+        <w:rFonts w:ascii="Courier New" w:hAnsi="Courier New" w:hint="default"/>
+        <w:sz w:val="20"/>
+      </w:rPr>
+    </w:lvl>
+    <w:lvl w:ilvl="2" w:tentative="1">
+      <w:start w:val="1"/>
+      <w:numFmt w:val="bullet"/>
+      <w:lvlText w:val=""/>
+      <w:lvlJc w:val="left"/>
+      <w:pPr>
+        <w:tabs>
+          <w:tab w:val="num" w:pos="2160"/>
+        </w:tabs>
+        <w:ind w:left="2160" w:hanging="360"/>
+      </w:pPr>
+      <w:rPr>
+        <w:rFonts w:ascii="Wingdings" w:hAnsi="Wingdings" w:hint="default"/>
+        <w:sz w:val="20"/>
+      </w:rPr>
+    </w:lvl>
+    <w:lvl w:ilvl="3" w:tentative="1">
+      <w:start w:val="1"/>
+      <w:numFmt w:val="bullet"/>
+      <w:lvlText w:val=""/>
+      <w:lvlJc w:val="left"/>
+      <w:pPr>
+        <w:tabs>
+          <w:tab w:val="num" w:pos="2880"/>
+        </w:tabs>
+        <w:ind w:left="2880" w:hanging="360"/>
+      </w:pPr>
+      <w:rPr>
+        <w:rFonts w:ascii="Wingdings" w:hAnsi="Wingdings" w:hint="default"/>
+        <w:sz w:val="20"/>
+      </w:rPr>
+    </w:lvl>
+    <w:lvl w:ilvl="4" w:tentative="1">
+      <w:start w:val="1"/>
+      <w:numFmt w:val="bullet"/>
+      <w:lvlText w:val=""/>
+      <w:lvlJc w:val="left"/>
+      <w:pPr>
+        <w:tabs>
+          <w:tab w:val="num" w:pos="3600"/>
+        </w:tabs>
+        <w:ind w:left="3600" w:hanging="360"/>
+      </w:pPr>
+      <w:rPr>
+        <w:rFonts w:ascii="Wingdings" w:hAnsi="Wingdings" w:hint="default"/>
+        <w:sz w:val="20"/>
+      </w:rPr>
+    </w:lvl>
+    <w:lvl w:ilvl="5" w:tentative="1">
+      <w:start w:val="1"/>
+      <w:numFmt w:val="bullet"/>
+      <w:lvlText w:val=""/>
+      <w:lvlJc w:val="left"/>
+      <w:pPr>
+        <w:tabs>
+          <w:tab w:val="num" w:pos="4320"/>
+        </w:tabs>
+        <w:ind w:left="4320" w:hanging="360"/>
+      </w:pPr>
+      <w:rPr>
+        <w:rFonts w:ascii="Wingdings" w:hAnsi="Wingdings" w:hint="default"/>
+        <w:sz w:val="20"/>
+      </w:rPr>
+    </w:lvl>
+    <w:lvl w:ilvl="6" w:tentative="1">
+      <w:start w:val="1"/>
+      <w:numFmt w:val="bullet"/>
+      <w:lvlText w:val=""/>
+      <w:lvlJc w:val="left"/>
+      <w:pPr>
+        <w:tabs>
+          <w:tab w:val="num" w:pos="5040"/>
+        </w:tabs>
+        <w:ind w:left="5040" w:hanging="360"/>
+      </w:pPr>
+      <w:rPr>
+        <w:rFonts w:ascii="Wingdings" w:hAnsi="Wingdings" w:hint="default"/>
+        <w:sz w:val="20"/>
+      </w:rPr>
+    </w:lvl>
+    <w:lvl w:ilvl="7" w:tentative="1">
+      <w:start w:val="1"/>
+      <w:numFmt w:val="bullet"/>
+      <w:lvlText w:val=""/>
+      <w:lvlJc w:val="left"/>
+      <w:pPr>
+        <w:tabs>
+          <w:tab w:val="num" w:pos="5760"/>
+        </w:tabs>
+        <w:ind w:left="5760" w:hanging="360"/>
+      </w:pPr>
+      <w:rPr>
+        <w:rFonts w:ascii="Wingdings" w:hAnsi="Wingdings" w:hint="default"/>
+        <w:sz w:val="20"/>
+      </w:rPr>
+    </w:lvl>
+    <w:lvl w:ilvl="8" w:tentative="1">
+      <w:start w:val="1"/>
+      <w:numFmt w:val="bullet"/>
+      <w:lvlText w:val=""/>
+      <w:lvlJc w:val="left"/>
+      <w:pPr>
+        <w:tabs>
+          <w:tab w:val="num" w:pos="6480"/>
+        </w:tabs>
+        <w:ind w:left="6480" w:hanging="360"/>
+      </w:pPr>
+      <w:rPr>
+        <w:rFonts w:ascii="Wingdings" w:hAnsi="Wingdings" w:hint="default"/>
+        <w:sz w:val="20"/>
+      </w:rPr>
+    </w:lvl>
+  </w:abstractNum>
+  <w:abstractNum w:abstractNumId="15">
+    <w:nsid w:val="7F0357BD"/>
+    <w:multiLevelType w:val="multilevel"/>
+    <w:tmpl w:val="8BA4865C"/>
+    <w:lvl w:ilvl="0">
+      <w:start w:val="1"/>
+      <w:numFmt w:val="bullet"/>
+      <w:lvlText w:val=""/>
+      <w:lvlJc w:val="left"/>
+      <w:pPr>
+        <w:tabs>
+          <w:tab w:val="num" w:pos="720"/>
+        </w:tabs>
+        <w:ind w:left="720" w:hanging="360"/>
+      </w:pPr>
+      <w:rPr>
+        <w:rFonts w:ascii="Symbol" w:hAnsi="Symbol" w:hint="default"/>
+        <w:sz w:val="20"/>
+      </w:rPr>
+    </w:lvl>
+    <w:lvl w:ilvl="1" w:tentative="1">
+      <w:start w:val="1"/>
+      <w:numFmt w:val="bullet"/>
+      <w:lvlText w:val="o"/>
+      <w:lvlJc w:val="left"/>
+      <w:pPr>
+        <w:tabs>
+          <w:tab w:val="num" w:pos="1440"/>
+        </w:tabs>
+        <w:ind w:left="1440" w:hanging="360"/>
+      </w:pPr>
+      <w:rPr>
+        <w:rFonts w:ascii="Courier New" w:hAnsi="Courier New" w:hint="default"/>
+        <w:sz w:val="20"/>
+      </w:rPr>
+    </w:lvl>
+    <w:lvl w:ilvl="2" w:tentative="1">
+      <w:start w:val="1"/>
+      <w:numFmt w:val="bullet"/>
+      <w:lvlText w:val=""/>
+      <w:lvlJc w:val="left"/>
+      <w:pPr>
+        <w:tabs>
+          <w:tab w:val="num" w:pos="2160"/>
+        </w:tabs>
+        <w:ind w:left="2160" w:hanging="360"/>
+      </w:pPr>
+      <w:rPr>
+        <w:rFonts w:ascii="Wingdings" w:hAnsi="Wingdings" w:hint="default"/>
+        <w:sz w:val="20"/>
+      </w:rPr>
+    </w:lvl>
+    <w:lvl w:ilvl="3" w:tentative="1">
+      <w:start w:val="1"/>
+      <w:numFmt w:val="bullet"/>
+      <w:lvlText w:val=""/>
+      <w:lvlJc w:val="left"/>
+      <w:pPr>
+        <w:tabs>
+          <w:tab w:val="num" w:pos="2880"/>
+        </w:tabs>
+        <w:ind w:left="2880" w:hanging="360"/>
+      </w:pPr>
+      <w:rPr>
+        <w:rFonts w:ascii="Wingdings" w:hAnsi="Wingdings" w:hint="default"/>
+        <w:sz w:val="20"/>
+      </w:rPr>
+    </w:lvl>
+    <w:lvl w:ilvl="4" w:tentative="1">
+      <w:start w:val="1"/>
+      <w:numFmt w:val="bullet"/>
+      <w:lvlText w:val=""/>
+      <w:lvlJc w:val="left"/>
+      <w:pPr>
+        <w:tabs>
+          <w:tab w:val="num" w:pos="3600"/>
+        </w:tabs>
+        <w:ind w:left="3600" w:hanging="360"/>
+      </w:pPr>
+      <w:rPr>
+        <w:rFonts w:ascii="Wingdings" w:hAnsi="Wingdings" w:hint="default"/>
+        <w:sz w:val="20"/>
+      </w:rPr>
+    </w:lvl>
+    <w:lvl w:ilvl="5" w:tentative="1">
+      <w:start w:val="1"/>
+      <w:numFmt w:val="bullet"/>
+      <w:lvlText w:val=""/>
+      <w:lvlJc w:val="left"/>
+      <w:pPr>
+        <w:tabs>
+          <w:tab w:val="num" w:pos="4320"/>
+        </w:tabs>
+        <w:ind w:left="4320" w:hanging="360"/>
+      </w:pPr>
+      <w:rPr>
+        <w:rFonts w:ascii="Wingdings" w:hAnsi="Wingdings" w:hint="default"/>
+        <w:sz w:val="20"/>
+      </w:rPr>
+    </w:lvl>
+    <w:lvl w:ilvl="6" w:tentative="1">
+      <w:start w:val="1"/>
+      <w:numFmt w:val="bullet"/>
+      <w:lvlText w:val=""/>
+      <w:lvlJc w:val="left"/>
+      <w:pPr>
+        <w:tabs>
+          <w:tab w:val="num" w:pos="5040"/>
+        </w:tabs>
+        <w:ind w:left="5040" w:hanging="360"/>
+      </w:pPr>
+      <w:rPr>
+        <w:rFonts w:ascii="Wingdings" w:hAnsi="Wingdings" w:hint="default"/>
+        <w:sz w:val="20"/>
+      </w:rPr>
+    </w:lvl>
+    <w:lvl w:ilvl="7" w:tentative="1">
+      <w:start w:val="1"/>
+      <w:numFmt w:val="bullet"/>
+      <w:lvlText w:val=""/>
+      <w:lvlJc w:val="left"/>
+      <w:pPr>
+        <w:tabs>
+          <w:tab w:val="num" w:pos="5760"/>
+        </w:tabs>
+        <w:ind w:left="5760" w:hanging="360"/>
+      </w:pPr>
+      <w:rPr>
+        <w:rFonts w:ascii="Wingdings" w:hAnsi="Wingdings" w:hint="default"/>
+        <w:sz w:val="20"/>
+      </w:rPr>
+    </w:lvl>
+    <w:lvl w:ilvl="8" w:tentative="1">
+      <w:start w:val="1"/>
+      <w:numFmt w:val="bullet"/>
+      <w:lvlText w:val=""/>
+      <w:lvlJc w:val="left"/>
+      <w:pPr>
+        <w:tabs>
+          <w:tab w:val="num" w:pos="6480"/>
+        </w:tabs>
+        <w:ind w:left="6480" w:hanging="360"/>
+      </w:pPr>
+      <w:rPr>
+        <w:rFonts w:ascii="Wingdings" w:hAnsi="Wingdings" w:hint="default"/>
+        <w:sz w:val="20"/>
+      </w:rPr>
+    </w:lvl>
+  </w:abstractNum>
+  <w:num w:numId="1">
+    <w:abstractNumId w:val="13"/>
+  </w:num>
+  <w:num w:numId="2">
+    <w:abstractNumId w:val="9"/>
+  </w:num>
+  <w:num w:numId="3">
+    <w:abstractNumId w:val="15"/>
+  </w:num>
+  <w:num w:numId="4">
+    <w:abstractNumId w:val="8"/>
+  </w:num>
+  <w:num w:numId="5">
+    <w:abstractNumId w:val="11"/>
+  </w:num>
+  <w:num w:numId="6">
+    <w:abstractNumId w:val="0"/>
+  </w:num>
+  <w:num w:numId="7">
+    <w:abstractNumId w:val="14"/>
+  </w:num>
+  <w:num w:numId="8">
+    <w:abstractNumId w:val="2"/>
+  </w:num>
+  <w:num w:numId="9">
+    <w:abstractNumId w:val="3"/>
+  </w:num>
+  <w:num w:numId="10">
+    <w:abstractNumId w:val="6"/>
+  </w:num>
+  <w:num w:numId="11">
+    <w:abstractNumId w:val="1"/>
+  </w:num>
+  <w:num w:numId="12">
+    <w:abstractNumId w:val="4"/>
+  </w:num>
+  <w:num w:numId="13">
+    <w:abstractNumId w:val="12"/>
+  </w:num>
+  <w:num w:numId="14">
+    <w:abstractNumId w:val="10"/>
+  </w:num>
+  <w:num w:numId="15">
+    <w:abstractNumId w:val="5"/>
+  </w:num>
+  <w:num w:numId="16">
+    <w:abstractNumId w:val="7"/>
+  </w:num>
+</w:numbering>
 </file>
 
 <file path=word/styles.xml><?xml version="1.0" encoding="utf-8"?>
@@ -176,6 +3533,27 @@
     <w:name w:val="Normal"/>
     <w:qFormat/>
   </w:style>
+  <w:style w:type="paragraph" w:styleId="Heading1">
+    <w:name w:val="heading 1"/>
+    <w:basedOn w:val="Normal"/>
+    <w:link w:val="Heading1Char"/>
+    <w:uiPriority w:val="9"/>
+    <w:qFormat/>
+    <w:rsid w:val="00BB79F5"/>
+    <w:pPr>
+      <w:spacing w:before="100" w:beforeAutospacing="1" w:after="100" w:afterAutospacing="1" w:line="240" w:lineRule="auto"/>
+      <w:outlineLvl w:val="0"/>
+    </w:pPr>
+    <w:rPr>
+      <w:rFonts w:ascii="Times New Roman" w:eastAsia="Times New Roman" w:hAnsi="Times New Roman" w:cs="Times New Roman"/>
+      <w:b/>
+      <w:bCs/>
+      <w:kern w:val="36"/>
+      <w:sz w:val="48"/>
+      <w:szCs w:val="48"/>
+      <w:lang w:eastAsia="en-IN"/>
+    </w:rPr>
+  </w:style>
   <w:style w:type="character" w:default="1" w:styleId="DefaultParagraphFont">
     <w:name w:val="Default Paragraph Font"/>
     <w:uiPriority w:val="1"/>
@@ -202,6 +3580,107 @@
     <w:uiPriority w:val="99"/>
     <w:semiHidden/>
     <w:unhideWhenUsed/>
+  </w:style>
+  <w:style w:type="character" w:customStyle="1" w:styleId="Heading1Char">
+    <w:name w:val="Heading 1 Char"/>
+    <w:basedOn w:val="DefaultParagraphFont"/>
+    <w:link w:val="Heading1"/>
+    <w:uiPriority w:val="9"/>
+    <w:rsid w:val="00BB79F5"/>
+    <w:rPr>
+      <w:rFonts w:ascii="Times New Roman" w:eastAsia="Times New Roman" w:hAnsi="Times New Roman" w:cs="Times New Roman"/>
+      <w:b/>
+      <w:bCs/>
+      <w:kern w:val="36"/>
+      <w:sz w:val="48"/>
+      <w:szCs w:val="48"/>
+      <w:lang w:eastAsia="en-IN"/>
+    </w:rPr>
+  </w:style>
+  <w:style w:type="paragraph" w:styleId="NormalWeb">
+    <w:name w:val="Normal (Web)"/>
+    <w:basedOn w:val="Normal"/>
+    <w:uiPriority w:val="99"/>
+    <w:semiHidden/>
+    <w:unhideWhenUsed/>
+    <w:rsid w:val="00BB79F5"/>
+    <w:pPr>
+      <w:spacing w:before="100" w:beforeAutospacing="1" w:after="100" w:afterAutospacing="1" w:line="240" w:lineRule="auto"/>
+    </w:pPr>
+    <w:rPr>
+      <w:rFonts w:ascii="Times New Roman" w:eastAsia="Times New Roman" w:hAnsi="Times New Roman" w:cs="Times New Roman"/>
+      <w:sz w:val="24"/>
+      <w:szCs w:val="24"/>
+      <w:lang w:eastAsia="en-IN"/>
+    </w:rPr>
+  </w:style>
+  <w:style w:type="character" w:customStyle="1" w:styleId="whitespace-normal">
+    <w:name w:val="whitespace-normal"/>
+    <w:basedOn w:val="DefaultParagraphFont"/>
+    <w:rsid w:val="00BB79F5"/>
+  </w:style>
+  <w:style w:type="paragraph" w:styleId="HTMLPreformatted">
+    <w:name w:val="HTML Preformatted"/>
+    <w:basedOn w:val="Normal"/>
+    <w:link w:val="HTMLPreformattedChar"/>
+    <w:uiPriority w:val="99"/>
+    <w:semiHidden/>
+    <w:unhideWhenUsed/>
+    <w:rsid w:val="00BB79F5"/>
+    <w:pPr>
+      <w:tabs>
+        <w:tab w:val="left" w:pos="916"/>
+        <w:tab w:val="left" w:pos="1832"/>
+        <w:tab w:val="left" w:pos="2748"/>
+        <w:tab w:val="left" w:pos="3664"/>
+        <w:tab w:val="left" w:pos="4580"/>
+        <w:tab w:val="left" w:pos="5496"/>
+        <w:tab w:val="left" w:pos="6412"/>
+        <w:tab w:val="left" w:pos="7328"/>
+        <w:tab w:val="left" w:pos="8244"/>
+        <w:tab w:val="left" w:pos="9160"/>
+        <w:tab w:val="left" w:pos="10076"/>
+        <w:tab w:val="left" w:pos="10992"/>
+        <w:tab w:val="left" w:pos="11908"/>
+        <w:tab w:val="left" w:pos="12824"/>
+        <w:tab w:val="left" w:pos="13740"/>
+        <w:tab w:val="left" w:pos="14656"/>
+      </w:tabs>
+      <w:spacing w:after="0" w:line="240" w:lineRule="auto"/>
+    </w:pPr>
+    <w:rPr>
+      <w:rFonts w:ascii="Courier New" w:eastAsia="Times New Roman" w:hAnsi="Courier New" w:cs="Courier New"/>
+      <w:sz w:val="20"/>
+      <w:szCs w:val="20"/>
+      <w:lang w:eastAsia="en-IN"/>
+    </w:rPr>
+  </w:style>
+  <w:style w:type="character" w:customStyle="1" w:styleId="HTMLPreformattedChar">
+    <w:name w:val="HTML Preformatted Char"/>
+    <w:basedOn w:val="DefaultParagraphFont"/>
+    <w:link w:val="HTMLPreformatted"/>
+    <w:uiPriority w:val="99"/>
+    <w:semiHidden/>
+    <w:rsid w:val="00BB79F5"/>
+    <w:rPr>
+      <w:rFonts w:ascii="Courier New" w:eastAsia="Times New Roman" w:hAnsi="Courier New" w:cs="Courier New"/>
+      <w:sz w:val="20"/>
+      <w:szCs w:val="20"/>
+      <w:lang w:eastAsia="en-IN"/>
+    </w:rPr>
+  </w:style>
+  <w:style w:type="character" w:styleId="HTMLCode">
+    <w:name w:val="HTML Code"/>
+    <w:basedOn w:val="DefaultParagraphFont"/>
+    <w:uiPriority w:val="99"/>
+    <w:semiHidden/>
+    <w:unhideWhenUsed/>
+    <w:rsid w:val="00BB79F5"/>
+    <w:rPr>
+      <w:rFonts w:ascii="Courier New" w:eastAsia="Times New Roman" w:hAnsi="Courier New" w:cs="Courier New"/>
+      <w:sz w:val="20"/>
+      <w:szCs w:val="20"/>
+    </w:rPr>
   </w:style>
 </w:styles>
 </file>
@@ -366,6 +3845,27 @@
     <w:name w:val="Normal"/>
     <w:qFormat/>
   </w:style>
+  <w:style w:type="paragraph" w:styleId="Heading1">
+    <w:name w:val="heading 1"/>
+    <w:basedOn w:val="Normal"/>
+    <w:link w:val="Heading1Char"/>
+    <w:uiPriority w:val="9"/>
+    <w:qFormat/>
+    <w:rsid w:val="00BB79F5"/>
+    <w:pPr>
+      <w:spacing w:before="100" w:beforeAutospacing="1" w:after="100" w:afterAutospacing="1" w:line="240" w:lineRule="auto"/>
+      <w:outlineLvl w:val="0"/>
+    </w:pPr>
+    <w:rPr>
+      <w:rFonts w:ascii="Times New Roman" w:eastAsia="Times New Roman" w:hAnsi="Times New Roman" w:cs="Times New Roman"/>
+      <w:b/>
+      <w:bCs/>
+      <w:kern w:val="36"/>
+      <w:sz w:val="48"/>
+      <w:szCs w:val="48"/>
+      <w:lang w:eastAsia="en-IN"/>
+    </w:rPr>
+  </w:style>
   <w:style w:type="character" w:default="1" w:styleId="DefaultParagraphFont">
     <w:name w:val="Default Paragraph Font"/>
     <w:uiPriority w:val="1"/>
@@ -392,6 +3892,107 @@
     <w:uiPriority w:val="99"/>
     <w:semiHidden/>
     <w:unhideWhenUsed/>
+  </w:style>
+  <w:style w:type="character" w:customStyle="1" w:styleId="Heading1Char">
+    <w:name w:val="Heading 1 Char"/>
+    <w:basedOn w:val="DefaultParagraphFont"/>
+    <w:link w:val="Heading1"/>
+    <w:uiPriority w:val="9"/>
+    <w:rsid w:val="00BB79F5"/>
+    <w:rPr>
+      <w:rFonts w:ascii="Times New Roman" w:eastAsia="Times New Roman" w:hAnsi="Times New Roman" w:cs="Times New Roman"/>
+      <w:b/>
+      <w:bCs/>
+      <w:kern w:val="36"/>
+      <w:sz w:val="48"/>
+      <w:szCs w:val="48"/>
+      <w:lang w:eastAsia="en-IN"/>
+    </w:rPr>
+  </w:style>
+  <w:style w:type="paragraph" w:styleId="NormalWeb">
+    <w:name w:val="Normal (Web)"/>
+    <w:basedOn w:val="Normal"/>
+    <w:uiPriority w:val="99"/>
+    <w:semiHidden/>
+    <w:unhideWhenUsed/>
+    <w:rsid w:val="00BB79F5"/>
+    <w:pPr>
+      <w:spacing w:before="100" w:beforeAutospacing="1" w:after="100" w:afterAutospacing="1" w:line="240" w:lineRule="auto"/>
+    </w:pPr>
+    <w:rPr>
+      <w:rFonts w:ascii="Times New Roman" w:eastAsia="Times New Roman" w:hAnsi="Times New Roman" w:cs="Times New Roman"/>
+      <w:sz w:val="24"/>
+      <w:szCs w:val="24"/>
+      <w:lang w:eastAsia="en-IN"/>
+    </w:rPr>
+  </w:style>
+  <w:style w:type="character" w:customStyle="1" w:styleId="whitespace-normal">
+    <w:name w:val="whitespace-normal"/>
+    <w:basedOn w:val="DefaultParagraphFont"/>
+    <w:rsid w:val="00BB79F5"/>
+  </w:style>
+  <w:style w:type="paragraph" w:styleId="HTMLPreformatted">
+    <w:name w:val="HTML Preformatted"/>
+    <w:basedOn w:val="Normal"/>
+    <w:link w:val="HTMLPreformattedChar"/>
+    <w:uiPriority w:val="99"/>
+    <w:semiHidden/>
+    <w:unhideWhenUsed/>
+    <w:rsid w:val="00BB79F5"/>
+    <w:pPr>
+      <w:tabs>
+        <w:tab w:val="left" w:pos="916"/>
+        <w:tab w:val="left" w:pos="1832"/>
+        <w:tab w:val="left" w:pos="2748"/>
+        <w:tab w:val="left" w:pos="3664"/>
+        <w:tab w:val="left" w:pos="4580"/>
+        <w:tab w:val="left" w:pos="5496"/>
+        <w:tab w:val="left" w:pos="6412"/>
+        <w:tab w:val="left" w:pos="7328"/>
+        <w:tab w:val="left" w:pos="8244"/>
+        <w:tab w:val="left" w:pos="9160"/>
+        <w:tab w:val="left" w:pos="10076"/>
+        <w:tab w:val="left" w:pos="10992"/>
+        <w:tab w:val="left" w:pos="11908"/>
+        <w:tab w:val="left" w:pos="12824"/>
+        <w:tab w:val="left" w:pos="13740"/>
+        <w:tab w:val="left" w:pos="14656"/>
+      </w:tabs>
+      <w:spacing w:after="0" w:line="240" w:lineRule="auto"/>
+    </w:pPr>
+    <w:rPr>
+      <w:rFonts w:ascii="Courier New" w:eastAsia="Times New Roman" w:hAnsi="Courier New" w:cs="Courier New"/>
+      <w:sz w:val="20"/>
+      <w:szCs w:val="20"/>
+      <w:lang w:eastAsia="en-IN"/>
+    </w:rPr>
+  </w:style>
+  <w:style w:type="character" w:customStyle="1" w:styleId="HTMLPreformattedChar">
+    <w:name w:val="HTML Preformatted Char"/>
+    <w:basedOn w:val="DefaultParagraphFont"/>
+    <w:link w:val="HTMLPreformatted"/>
+    <w:uiPriority w:val="99"/>
+    <w:semiHidden/>
+    <w:rsid w:val="00BB79F5"/>
+    <w:rPr>
+      <w:rFonts w:ascii="Courier New" w:eastAsia="Times New Roman" w:hAnsi="Courier New" w:cs="Courier New"/>
+      <w:sz w:val="20"/>
+      <w:szCs w:val="20"/>
+      <w:lang w:eastAsia="en-IN"/>
+    </w:rPr>
+  </w:style>
+  <w:style w:type="character" w:styleId="HTMLCode">
+    <w:name w:val="HTML Code"/>
+    <w:basedOn w:val="DefaultParagraphFont"/>
+    <w:uiPriority w:val="99"/>
+    <w:semiHidden/>
+    <w:unhideWhenUsed/>
+    <w:rsid w:val="00BB79F5"/>
+    <w:rPr>
+      <w:rFonts w:ascii="Courier New" w:eastAsia="Times New Roman" w:hAnsi="Courier New" w:cs="Courier New"/>
+      <w:sz w:val="20"/>
+      <w:szCs w:val="20"/>
+    </w:rPr>
   </w:style>
 </w:styles>
 </file>

--- a/Inventory Desing pattern.docx
+++ b/Inventory Desing pattern.docx
@@ -1,6 +1,6 @@
 
 <file path=word/document.xml><?xml version="1.0" encoding="utf-8"?>
-<w:document xmlns:wpc="http://schemas.microsoft.com/office/word/2010/wordprocessingCanvas" xmlns:mc="http://schemas.openxmlformats.org/markup-compatibility/2006" xmlns:o="urn:schemas-microsoft-com:office:office" xmlns:r="http://schemas.openxmlformats.org/officeDocument/2006/relationships" xmlns:m="http://schemas.openxmlformats.org/officeDocument/2006/math" xmlns:v="urn:schemas-microsoft-com:vml" xmlns:wp14="http://schemas.microsoft.com/office/word/2010/wordprocessingDrawing" xmlns:wp="http://schemas.openxmlformats.org/drawingml/2006/wordprocessingDrawing" xmlns:w10="urn:schemas-microsoft-com:office:word" xmlns:w="http://schemas.openxmlformats.org/wordprocessingml/2006/main" xmlns:w14="http://schemas.microsoft.com/office/word/2010/wordml" xmlns:wpg="http://schemas.microsoft.com/office/word/2010/wordprocessingGroup" xmlns:wpi="http://schemas.microsoft.com/office/word/2010/wordprocessingInk" xmlns:wne="http://schemas.microsoft.com/office/word/2006/wordml" xmlns:wps="http://schemas.microsoft.com/office/word/2010/wordprocessingShape" mc:Ignorable="w14 wp14">
+<w:document xmlns:wpc="http://schemas.microsoft.com/office/word/2010/wordprocessingCanvas" xmlns:mc="http://schemas.openxmlformats.org/markup-compatibility/2006" xmlns:o="urn:schemas-microsoft-com:office:office" xmlns:r="http://schemas.openxmlformats.org/officeDocument/2006/relationships" xmlns:m="http://schemas.openxmlformats.org/officeDocument/2006/math" xmlns:v="urn:schemas-microsoft-com:vml" xmlns:wp14="http://schemas.microsoft.com/office/word/2010/wordprocessingDrawing" xmlns:wp="http://schemas.openxmlformats.org/drawingml/2006/wordprocessingDrawing" xmlns:w10="urn:schemas-microsoft-com:office:word" xmlns:w="http://schemas.openxmlformats.org/wordprocessingml/2006/main" xmlns:w14="http://schemas.microsoft.com/office/word/2010/wordml" xmlns:w15="http://schemas.microsoft.com/office/word/2012/wordml" xmlns:wpg="http://schemas.microsoft.com/office/word/2010/wordprocessingGroup" xmlns:wpi="http://schemas.microsoft.com/office/word/2010/wordprocessingInk" xmlns:wne="http://schemas.microsoft.com/office/word/2006/wordml" xmlns:wps="http://schemas.microsoft.com/office/word/2010/wordprocessingShape" mc:Ignorable="w14 w15 wp14">
   <w:body>
     <w:p>
       <w:pPr>
@@ -923,8 +923,786 @@
     </w:p>
     <w:p/>
     <w:p>
+      <w:pPr>
+        <w:pStyle w:val="Heading1"/>
+      </w:pPr>
+      <w:r>
+        <w:t xml:space="preserve">Best Design Patterns </w:t>
+      </w:r>
+      <w:proofErr w:type="gramStart"/>
+      <w:r>
+        <w:t>For</w:t>
+      </w:r>
+      <w:proofErr w:type="gramEnd"/>
+      <w:r>
+        <w:t xml:space="preserve"> Your ERP</w:t>
+      </w:r>
+    </w:p>
+    <w:tbl>
+      <w:tblPr>
+        <w:tblW w:w="0" w:type="auto"/>
+        <w:tblCellSpacing w:w="15" w:type="dxa"/>
+        <w:tblCellMar>
+          <w:top w:w="15" w:type="dxa"/>
+          <w:left w:w="15" w:type="dxa"/>
+          <w:bottom w:w="15" w:type="dxa"/>
+          <w:right w:w="15" w:type="dxa"/>
+        </w:tblCellMar>
+        <w:tblLook w:val="04A0" w:firstRow="1" w:lastRow="0" w:firstColumn="1" w:lastColumn="0" w:noHBand="0" w:noVBand="1"/>
+      </w:tblPr>
+      <w:tblGrid>
+        <w:gridCol w:w="2424"/>
+        <w:gridCol w:w="1036"/>
+      </w:tblGrid>
+      <w:tr>
+        <w:trPr>
+          <w:tblHeader/>
+          <w:tblCellSpacing w:w="15" w:type="dxa"/>
+        </w:trPr>
+        <w:tc>
+          <w:tcPr>
+            <w:tcW w:w="0" w:type="auto"/>
+            <w:vAlign w:val="center"/>
+            <w:hideMark/>
+          </w:tcPr>
+          <w:p>
+            <w:pPr>
+              <w:jc w:val="center"/>
+              <w:rPr>
+                <w:b/>
+                <w:bCs/>
+              </w:rPr>
+            </w:pPr>
+            <w:r>
+              <w:rPr>
+                <w:b/>
+                <w:bCs/>
+              </w:rPr>
+              <w:t>Requirement</w:t>
+            </w:r>
+          </w:p>
+        </w:tc>
+        <w:tc>
+          <w:tcPr>
+            <w:tcW w:w="0" w:type="auto"/>
+            <w:vAlign w:val="center"/>
+            <w:hideMark/>
+          </w:tcPr>
+          <w:p>
+            <w:pPr>
+              <w:jc w:val="center"/>
+              <w:rPr>
+                <w:b/>
+                <w:bCs/>
+              </w:rPr>
+            </w:pPr>
+            <w:r>
+              <w:rPr>
+                <w:b/>
+                <w:bCs/>
+              </w:rPr>
+              <w:t>Pattern</w:t>
+            </w:r>
+          </w:p>
+        </w:tc>
+      </w:tr>
+      <w:tr>
+        <w:trPr>
+          <w:tblCellSpacing w:w="15" w:type="dxa"/>
+        </w:trPr>
+        <w:tc>
+          <w:tcPr>
+            <w:tcW w:w="0" w:type="auto"/>
+            <w:vAlign w:val="center"/>
+            <w:hideMark/>
+          </w:tcPr>
+          <w:p>
+            <w:r>
+              <w:t>N-level category hierarchy</w:t>
+            </w:r>
+          </w:p>
+        </w:tc>
+        <w:tc>
+          <w:tcPr>
+            <w:tcW w:w="0" w:type="auto"/>
+            <w:vAlign w:val="center"/>
+            <w:hideMark/>
+          </w:tcPr>
+          <w:p>
+            <w:r>
+              <w:t>Composite</w:t>
+            </w:r>
+          </w:p>
+        </w:tc>
+      </w:tr>
+      <w:tr>
+        <w:trPr>
+          <w:tblCellSpacing w:w="15" w:type="dxa"/>
+        </w:trPr>
+        <w:tc>
+          <w:tcPr>
+            <w:tcW w:w="0" w:type="auto"/>
+            <w:vAlign w:val="center"/>
+            <w:hideMark/>
+          </w:tcPr>
+          <w:p>
+            <w:r>
+              <w:t>Central inventory</w:t>
+            </w:r>
+          </w:p>
+        </w:tc>
+        <w:tc>
+          <w:tcPr>
+            <w:tcW w:w="0" w:type="auto"/>
+            <w:vAlign w:val="center"/>
+            <w:hideMark/>
+          </w:tcPr>
+          <w:p>
+            <w:r>
+              <w:t>Singleton</w:t>
+            </w:r>
+          </w:p>
+        </w:tc>
+      </w:tr>
+      <w:tr>
+        <w:trPr>
+          <w:tblCellSpacing w:w="15" w:type="dxa"/>
+        </w:trPr>
+        <w:tc>
+          <w:tcPr>
+            <w:tcW w:w="0" w:type="auto"/>
+            <w:vAlign w:val="center"/>
+            <w:hideMark/>
+          </w:tcPr>
+          <w:p>
+            <w:r>
+              <w:t>Branch communication</w:t>
+            </w:r>
+          </w:p>
+        </w:tc>
+        <w:tc>
+          <w:tcPr>
+            <w:tcW w:w="0" w:type="auto"/>
+            <w:vAlign w:val="center"/>
+            <w:hideMark/>
+          </w:tcPr>
+          <w:p>
+            <w:r>
+              <w:t>Mediator</w:t>
+            </w:r>
+          </w:p>
+        </w:tc>
+      </w:tr>
+      <w:tr>
+        <w:trPr>
+          <w:tblCellSpacing w:w="15" w:type="dxa"/>
+        </w:trPr>
+        <w:tc>
+          <w:tcPr>
+            <w:tcW w:w="0" w:type="auto"/>
+            <w:vAlign w:val="center"/>
+            <w:hideMark/>
+          </w:tcPr>
+          <w:p>
+            <w:r>
+              <w:t>Inventory sync</w:t>
+            </w:r>
+          </w:p>
+        </w:tc>
+        <w:tc>
+          <w:tcPr>
+            <w:tcW w:w="0" w:type="auto"/>
+            <w:vAlign w:val="center"/>
+            <w:hideMark/>
+          </w:tcPr>
+          <w:p>
+            <w:r>
+              <w:t>Observer</w:t>
+            </w:r>
+          </w:p>
+        </w:tc>
+      </w:tr>
+      <w:tr>
+        <w:trPr>
+          <w:tblCellSpacing w:w="15" w:type="dxa"/>
+        </w:trPr>
+        <w:tc>
+          <w:tcPr>
+            <w:tcW w:w="0" w:type="auto"/>
+            <w:vAlign w:val="center"/>
+            <w:hideMark/>
+          </w:tcPr>
+          <w:p>
+            <w:r>
+              <w:t>Stock operations</w:t>
+            </w:r>
+          </w:p>
+        </w:tc>
+        <w:tc>
+          <w:tcPr>
+            <w:tcW w:w="0" w:type="auto"/>
+            <w:vAlign w:val="center"/>
+            <w:hideMark/>
+          </w:tcPr>
+          <w:p>
+            <w:r>
+              <w:t>Command</w:t>
+            </w:r>
+          </w:p>
+        </w:tc>
+      </w:tr>
+      <w:tr>
+        <w:trPr>
+          <w:tblCellSpacing w:w="15" w:type="dxa"/>
+        </w:trPr>
+        <w:tc>
+          <w:tcPr>
+            <w:tcW w:w="0" w:type="auto"/>
+            <w:vAlign w:val="center"/>
+            <w:hideMark/>
+          </w:tcPr>
+          <w:p>
+            <w:r>
+              <w:t>Product creation</w:t>
+            </w:r>
+          </w:p>
+        </w:tc>
+        <w:tc>
+          <w:tcPr>
+            <w:tcW w:w="0" w:type="auto"/>
+            <w:vAlign w:val="center"/>
+            <w:hideMark/>
+          </w:tcPr>
+          <w:p>
+            <w:r>
+              <w:t>Factory</w:t>
+            </w:r>
+          </w:p>
+        </w:tc>
+      </w:tr>
+      <w:tr>
+        <w:trPr>
+          <w:tblCellSpacing w:w="15" w:type="dxa"/>
+        </w:trPr>
+        <w:tc>
+          <w:tcPr>
+            <w:tcW w:w="0" w:type="auto"/>
+            <w:vAlign w:val="center"/>
+            <w:hideMark/>
+          </w:tcPr>
+          <w:p>
+            <w:r>
+              <w:t>Inventory status</w:t>
+            </w:r>
+          </w:p>
+        </w:tc>
+        <w:tc>
+          <w:tcPr>
+            <w:tcW w:w="0" w:type="auto"/>
+            <w:vAlign w:val="center"/>
+            <w:hideMark/>
+          </w:tcPr>
+          <w:p>
+            <w:r>
+              <w:t>State</w:t>
+            </w:r>
+          </w:p>
+        </w:tc>
+      </w:tr>
+      <w:tr>
+        <w:trPr>
+          <w:tblCellSpacing w:w="15" w:type="dxa"/>
+        </w:trPr>
+        <w:tc>
+          <w:tcPr>
+            <w:tcW w:w="0" w:type="auto"/>
+            <w:vAlign w:val="center"/>
+            <w:hideMark/>
+          </w:tcPr>
+          <w:p>
+            <w:r>
+              <w:t>Pricing calculation</w:t>
+            </w:r>
+          </w:p>
+        </w:tc>
+        <w:tc>
+          <w:tcPr>
+            <w:tcW w:w="0" w:type="auto"/>
+            <w:vAlign w:val="center"/>
+            <w:hideMark/>
+          </w:tcPr>
+          <w:p>
+            <w:r>
+              <w:t>Strategy</w:t>
+            </w:r>
+          </w:p>
+        </w:tc>
+      </w:tr>
+    </w:tbl>
+    <w:p>
+      <w:pPr>
+        <w:pStyle w:val="Heading1"/>
+      </w:pPr>
+      <w:r>
+        <w:t>Final Architecture</w:t>
+      </w:r>
+    </w:p>
+    <w:p>
+      <w:pPr>
+        <w:pStyle w:val="HTMLPreformatted"/>
+      </w:pPr>
+      <w:r>
+        <w:rPr>
+          <w:rStyle w:val="HTMLCode"/>
+        </w:rPr>
+        <w:t>Category Tree (Composite)</w:t>
+      </w:r>
+      <w:r>
+        <w:br/>
+      </w:r>
+      <w:r>
+        <w:rPr>
+          <w:rStyle w:val="HTMLCode"/>
+        </w:rPr>
+        <w:t xml:space="preserve">        |</w:t>
+      </w:r>
+      <w:r>
+        <w:br/>
+      </w:r>
+      <w:r>
+        <w:rPr>
+          <w:rStyle w:val="HTMLCode"/>
+        </w:rPr>
+        <w:t xml:space="preserve">        v</w:t>
+      </w:r>
+      <w:r>
+        <w:br/>
+      </w:r>
+      <w:r>
+        <w:rPr>
+          <w:rStyle w:val="HTMLCode"/>
+        </w:rPr>
+        <w:t>Product Mapping</w:t>
+      </w:r>
+      <w:r>
+        <w:br/>
+      </w:r>
+      <w:r>
+        <w:rPr>
+          <w:rStyle w:val="HTMLCode"/>
+        </w:rPr>
+        <w:t xml:space="preserve">        |</w:t>
+      </w:r>
+      <w:r>
+        <w:br/>
+      </w:r>
+      <w:r>
+        <w:rPr>
+          <w:rStyle w:val="HTMLCode"/>
+        </w:rPr>
+        <w:t xml:space="preserve">        v</w:t>
+      </w:r>
+      <w:r>
+        <w:br/>
+      </w:r>
+      <w:r>
+        <w:rPr>
+          <w:rStyle w:val="HTMLCode"/>
+        </w:rPr>
+        <w:t>Branch Inventory</w:t>
+      </w:r>
+      <w:r>
+        <w:br/>
+      </w:r>
+      <w:r>
+        <w:rPr>
+          <w:rStyle w:val="HTMLCode"/>
+        </w:rPr>
+        <w:t xml:space="preserve">        |</w:t>
+      </w:r>
+      <w:r>
+        <w:br/>
+      </w:r>
+      <w:r>
+        <w:rPr>
+          <w:rStyle w:val="HTMLCode"/>
+        </w:rPr>
+        <w:t xml:space="preserve">        v</w:t>
+      </w:r>
+      <w:r>
+        <w:br/>
+      </w:r>
+      <w:r>
+        <w:rPr>
+          <w:rStyle w:val="HTMLCode"/>
+        </w:rPr>
+        <w:t>Central Inventory</w:t>
+      </w:r>
+      <w:r>
+        <w:br/>
+      </w:r>
+      <w:r>
+        <w:rPr>
+          <w:rStyle w:val="HTMLCode"/>
+        </w:rPr>
+        <w:t xml:space="preserve">        |</w:t>
+      </w:r>
+      <w:r>
+        <w:br/>
+      </w:r>
+      <w:r>
+        <w:rPr>
+          <w:rStyle w:val="HTMLCode"/>
+        </w:rPr>
+        <w:t xml:space="preserve">        v</w:t>
+      </w:r>
+      <w:r>
+        <w:br/>
+      </w:r>
+      <w:r>
+        <w:rPr>
+          <w:rStyle w:val="HTMLCode"/>
+        </w:rPr>
+        <w:t>Stock Transfer</w:t>
+      </w:r>
+    </w:p>
+    <w:p>
+      <w:pPr>
+        <w:spacing w:before="100" w:beforeAutospacing="1" w:after="100" w:afterAutospacing="1" w:line="240" w:lineRule="auto"/>
+        <w:rPr>
+          <w:rFonts w:ascii="Times New Roman" w:eastAsia="Times New Roman" w:hAnsi="Times New Roman" w:cs="Times New Roman"/>
+          <w:sz w:val="24"/>
+          <w:szCs w:val="24"/>
+          <w:lang w:eastAsia="en-IN"/>
+        </w:rPr>
+      </w:pPr>
+      <w:r>
+        <w:rPr>
+          <w:rFonts w:ascii="Times New Roman" w:eastAsia="Times New Roman" w:hAnsi="Times New Roman" w:cs="Times New Roman"/>
+          <w:sz w:val="24"/>
+          <w:szCs w:val="24"/>
+          <w:lang w:eastAsia="en-IN"/>
+        </w:rPr>
+        <w:lastRenderedPageBreak/>
+        <w:t xml:space="preserve">Your requirement is now becoming a real </w:t>
+      </w:r>
+      <w:r>
+        <w:rPr>
+          <w:rFonts w:ascii="Times New Roman" w:eastAsia="Times New Roman" w:hAnsi="Times New Roman" w:cs="Times New Roman"/>
+          <w:b/>
+          <w:bCs/>
+          <w:sz w:val="24"/>
+          <w:szCs w:val="24"/>
+          <w:lang w:eastAsia="en-IN"/>
+        </w:rPr>
+        <w:t>Enterprise ERP Inventory Approval Workflow</w:t>
+      </w:r>
+      <w:r>
+        <w:rPr>
+          <w:rFonts w:ascii="Times New Roman" w:eastAsia="Times New Roman" w:hAnsi="Times New Roman" w:cs="Times New Roman"/>
+          <w:sz w:val="24"/>
+          <w:szCs w:val="24"/>
+          <w:lang w:eastAsia="en-IN"/>
+        </w:rPr>
+        <w:t>.</w:t>
+      </w:r>
+    </w:p>
+    <w:p>
+      <w:pPr>
+        <w:spacing w:before="100" w:beforeAutospacing="1" w:after="100" w:afterAutospacing="1" w:line="240" w:lineRule="auto"/>
+        <w:rPr>
+          <w:rFonts w:ascii="Times New Roman" w:eastAsia="Times New Roman" w:hAnsi="Times New Roman" w:cs="Times New Roman"/>
+          <w:sz w:val="24"/>
+          <w:szCs w:val="24"/>
+          <w:lang w:eastAsia="en-IN"/>
+        </w:rPr>
+      </w:pPr>
+      <w:r>
+        <w:rPr>
+          <w:rFonts w:ascii="Times New Roman" w:eastAsia="Times New Roman" w:hAnsi="Times New Roman" w:cs="Times New Roman"/>
+          <w:sz w:val="24"/>
+          <w:szCs w:val="24"/>
+          <w:lang w:eastAsia="en-IN"/>
+        </w:rPr>
+        <w:t>You need:</w:t>
+      </w:r>
+    </w:p>
+    <w:p>
+      <w:pPr>
+        <w:tabs>
+          <w:tab w:val="left" w:pos="916"/>
+          <w:tab w:val="left" w:pos="1832"/>
+          <w:tab w:val="left" w:pos="2748"/>
+          <w:tab w:val="left" w:pos="3664"/>
+          <w:tab w:val="left" w:pos="4580"/>
+          <w:tab w:val="left" w:pos="5496"/>
+          <w:tab w:val="left" w:pos="6412"/>
+          <w:tab w:val="left" w:pos="7328"/>
+          <w:tab w:val="left" w:pos="8244"/>
+          <w:tab w:val="left" w:pos="9160"/>
+          <w:tab w:val="left" w:pos="10076"/>
+          <w:tab w:val="left" w:pos="10992"/>
+          <w:tab w:val="left" w:pos="11908"/>
+          <w:tab w:val="left" w:pos="12824"/>
+          <w:tab w:val="left" w:pos="13740"/>
+          <w:tab w:val="left" w:pos="14656"/>
+        </w:tabs>
+        <w:spacing w:after="0" w:line="240" w:lineRule="auto"/>
+        <w:rPr>
+          <w:rFonts w:ascii="Courier New" w:eastAsia="Times New Roman" w:hAnsi="Courier New" w:cs="Courier New"/>
+          <w:sz w:val="20"/>
+          <w:szCs w:val="20"/>
+          <w:lang w:eastAsia="en-IN"/>
+        </w:rPr>
+      </w:pPr>
+      <w:r>
+        <w:rPr>
+          <w:rFonts w:ascii="Courier New" w:eastAsia="Times New Roman" w:hAnsi="Courier New" w:cs="Courier New"/>
+          <w:sz w:val="20"/>
+          <w:szCs w:val="20"/>
+          <w:lang w:eastAsia="en-IN"/>
+        </w:rPr>
+        <w:t xml:space="preserve">Branch </w:t>
+      </w:r>
+      <w:proofErr w:type="gramStart"/>
+      <w:r>
+        <w:rPr>
+          <w:rFonts w:ascii="Courier New" w:eastAsia="Times New Roman" w:hAnsi="Courier New" w:cs="Courier New"/>
+          <w:sz w:val="20"/>
+          <w:szCs w:val="20"/>
+          <w:lang w:eastAsia="en-IN"/>
+        </w:rPr>
+        <w:t>A</w:t>
+      </w:r>
+      <w:proofErr w:type="gramEnd"/>
+      <w:r>
+        <w:rPr>
+          <w:rFonts w:ascii="Courier New" w:eastAsia="Times New Roman" w:hAnsi="Courier New" w:cs="Courier New"/>
+          <w:sz w:val="20"/>
+          <w:szCs w:val="20"/>
+          <w:lang w:eastAsia="en-IN"/>
+        </w:rPr>
+        <w:t xml:space="preserve"> Request Product Transfer</w:t>
+      </w:r>
+      <w:r>
+        <w:rPr>
+          <w:rFonts w:ascii="Courier New" w:eastAsia="Times New Roman" w:hAnsi="Courier New" w:cs="Courier New"/>
+          <w:sz w:val="20"/>
+          <w:szCs w:val="20"/>
+          <w:lang w:eastAsia="en-IN"/>
+        </w:rPr>
+        <w:br/>
+        <w:t xml:space="preserve">            |</w:t>
+      </w:r>
+      <w:r>
+        <w:rPr>
+          <w:rFonts w:ascii="Courier New" w:eastAsia="Times New Roman" w:hAnsi="Courier New" w:cs="Courier New"/>
+          <w:sz w:val="20"/>
+          <w:szCs w:val="20"/>
+          <w:lang w:eastAsia="en-IN"/>
+        </w:rPr>
+        <w:br/>
+        <w:t xml:space="preserve">            v</w:t>
+      </w:r>
+      <w:r>
+        <w:rPr>
+          <w:rFonts w:ascii="Courier New" w:eastAsia="Times New Roman" w:hAnsi="Courier New" w:cs="Courier New"/>
+          <w:sz w:val="20"/>
+          <w:szCs w:val="20"/>
+          <w:lang w:eastAsia="en-IN"/>
+        </w:rPr>
+        <w:br/>
+        <w:t>Central Inventory</w:t>
+      </w:r>
+      <w:r>
+        <w:rPr>
+          <w:rFonts w:ascii="Courier New" w:eastAsia="Times New Roman" w:hAnsi="Courier New" w:cs="Courier New"/>
+          <w:sz w:val="20"/>
+          <w:szCs w:val="20"/>
+          <w:lang w:eastAsia="en-IN"/>
+        </w:rPr>
+        <w:br/>
+        <w:t xml:space="preserve">            |</w:t>
+      </w:r>
+      <w:r>
+        <w:rPr>
+          <w:rFonts w:ascii="Courier New" w:eastAsia="Times New Roman" w:hAnsi="Courier New" w:cs="Courier New"/>
+          <w:sz w:val="20"/>
+          <w:szCs w:val="20"/>
+          <w:lang w:eastAsia="en-IN"/>
+        </w:rPr>
+        <w:br/>
+        <w:t xml:space="preserve">            v</w:t>
+      </w:r>
+      <w:r>
+        <w:rPr>
+          <w:rFonts w:ascii="Courier New" w:eastAsia="Times New Roman" w:hAnsi="Courier New" w:cs="Courier New"/>
+          <w:sz w:val="20"/>
+          <w:szCs w:val="20"/>
+          <w:lang w:eastAsia="en-IN"/>
+        </w:rPr>
+        <w:br/>
+        <w:t>Manager Approval Required</w:t>
+      </w:r>
+      <w:r>
+        <w:rPr>
+          <w:rFonts w:ascii="Courier New" w:eastAsia="Times New Roman" w:hAnsi="Courier New" w:cs="Courier New"/>
+          <w:sz w:val="20"/>
+          <w:szCs w:val="20"/>
+          <w:lang w:eastAsia="en-IN"/>
+        </w:rPr>
+        <w:br/>
+        <w:t xml:space="preserve">            |</w:t>
+      </w:r>
+      <w:r>
+        <w:rPr>
+          <w:rFonts w:ascii="Courier New" w:eastAsia="Times New Roman" w:hAnsi="Courier New" w:cs="Courier New"/>
+          <w:sz w:val="20"/>
+          <w:szCs w:val="20"/>
+          <w:lang w:eastAsia="en-IN"/>
+        </w:rPr>
+        <w:br/>
+        <w:t xml:space="preserve">    ------------------</w:t>
+      </w:r>
+      <w:r>
+        <w:rPr>
+          <w:rFonts w:ascii="Courier New" w:eastAsia="Times New Roman" w:hAnsi="Courier New" w:cs="Courier New"/>
+          <w:sz w:val="20"/>
+          <w:szCs w:val="20"/>
+          <w:lang w:eastAsia="en-IN"/>
+        </w:rPr>
+        <w:br/>
+        <w:t xml:space="preserve">    |                |</w:t>
+      </w:r>
+      <w:r>
+        <w:rPr>
+          <w:rFonts w:ascii="Courier New" w:eastAsia="Times New Roman" w:hAnsi="Courier New" w:cs="Courier New"/>
+          <w:sz w:val="20"/>
+          <w:szCs w:val="20"/>
+          <w:lang w:eastAsia="en-IN"/>
+        </w:rPr>
+        <w:br/>
+        <w:t>APPROVED         REJECTED</w:t>
+      </w:r>
+      <w:r>
+        <w:rPr>
+          <w:rFonts w:ascii="Courier New" w:eastAsia="Times New Roman" w:hAnsi="Courier New" w:cs="Courier New"/>
+          <w:sz w:val="20"/>
+          <w:szCs w:val="20"/>
+          <w:lang w:eastAsia="en-IN"/>
+        </w:rPr>
+        <w:br/>
+        <w:t xml:space="preserve">    |</w:t>
+      </w:r>
+      <w:r>
+        <w:rPr>
+          <w:rFonts w:ascii="Courier New" w:eastAsia="Times New Roman" w:hAnsi="Courier New" w:cs="Courier New"/>
+          <w:sz w:val="20"/>
+          <w:szCs w:val="20"/>
+          <w:lang w:eastAsia="en-IN"/>
+        </w:rPr>
+        <w:br/>
+        <w:t xml:space="preserve">    v</w:t>
+      </w:r>
+      <w:r>
+        <w:rPr>
+          <w:rFonts w:ascii="Courier New" w:eastAsia="Times New Roman" w:hAnsi="Courier New" w:cs="Courier New"/>
+          <w:sz w:val="20"/>
+          <w:szCs w:val="20"/>
+          <w:lang w:eastAsia="en-IN"/>
+        </w:rPr>
+        <w:br/>
+        <w:t>Update Source Inventory</w:t>
+      </w:r>
+      <w:r>
+        <w:rPr>
+          <w:rFonts w:ascii="Courier New" w:eastAsia="Times New Roman" w:hAnsi="Courier New" w:cs="Courier New"/>
+          <w:sz w:val="20"/>
+          <w:szCs w:val="20"/>
+          <w:lang w:eastAsia="en-IN"/>
+        </w:rPr>
+        <w:br/>
+        <w:t>Update Destination Inventory</w:t>
+      </w:r>
+      <w:r>
+        <w:rPr>
+          <w:rFonts w:ascii="Courier New" w:eastAsia="Times New Roman" w:hAnsi="Courier New" w:cs="Courier New"/>
+          <w:sz w:val="20"/>
+          <w:szCs w:val="20"/>
+          <w:lang w:eastAsia="en-IN"/>
+        </w:rPr>
+        <w:br/>
+        <w:t>Notify Both Branches</w:t>
+      </w:r>
+    </w:p>
+    <w:p/>
+    <w:p>
+      <w:r>
+        <w:t>Correct Enterprise Flow</w:t>
+      </w:r>
       <w:bookmarkStart w:id="0" w:name="_GoBack"/>
       <w:bookmarkEnd w:id="0"/>
+    </w:p>
+    <w:p>
+      <w:r>
+        <w:t>TRANSFER REQUEST CREATED</w:t>
+      </w:r>
+      <w:r>
+        <w:br/>
+        <w:t>|</w:t>
+      </w:r>
+      <w:r>
+        <w:br/>
+        <w:t>v</w:t>
+      </w:r>
+      <w:r>
+        <w:br/>
+        <w:t>PENDING APPROVAL</w:t>
+      </w:r>
+      <w:r>
+        <w:br/>
+        <w:t>|</w:t>
+      </w:r>
+      <w:r>
+        <w:br/>
+        <w:t>Manager Approves?</w:t>
+      </w:r>
+      <w:r>
+        <w:br/>
+        <w:t>YES / NO</w:t>
+      </w:r>
+      <w:r>
+        <w:br/>
+        <w:t>|</w:t>
+      </w:r>
+      <w:r>
+        <w:br/>
+        <w:t>YES</w:t>
+      </w:r>
+      <w:r>
+        <w:br/>
+        <w:t>|</w:t>
+      </w:r>
+      <w:r>
+        <w:br/>
+        <w:t>v</w:t>
+      </w:r>
+      <w:r>
+        <w:br/>
+        <w:t>SOURCE STOCK DEDUCT</w:t>
+      </w:r>
+      <w:r>
+        <w:br/>
+        <w:t>DESTINATION STOCK ADD</w:t>
+      </w:r>
+      <w:r>
+        <w:br/>
+        <w:t>CENTRAL INVENTORY UPDATE</w:t>
+      </w:r>
+      <w:r>
+        <w:br/>
+        <w:t>NOTIFICATION SENT</w:t>
+      </w:r>
     </w:p>
     <w:sectPr>
       <w:pgSz w:w="11906" w:h="16838"/>
@@ -937,7 +1715,7 @@
 </file>
 
 <file path=word/numbering.xml><?xml version="1.0" encoding="utf-8"?>
-<w:numbering xmlns:wpc="http://schemas.microsoft.com/office/word/2010/wordprocessingCanvas" xmlns:mc="http://schemas.openxmlformats.org/markup-compatibility/2006" xmlns:o="urn:schemas-microsoft-com:office:office" xmlns:r="http://schemas.openxmlformats.org/officeDocument/2006/relationships" xmlns:m="http://schemas.openxmlformats.org/officeDocument/2006/math" xmlns:v="urn:schemas-microsoft-com:vml" xmlns:wp14="http://schemas.microsoft.com/office/word/2010/wordprocessingDrawing" xmlns:wp="http://schemas.openxmlformats.org/drawingml/2006/wordprocessingDrawing" xmlns:w10="urn:schemas-microsoft-com:office:word" xmlns:w="http://schemas.openxmlformats.org/wordprocessingml/2006/main" xmlns:w14="http://schemas.microsoft.com/office/word/2010/wordml" xmlns:wpg="http://schemas.microsoft.com/office/word/2010/wordprocessingGroup" xmlns:wpi="http://schemas.microsoft.com/office/word/2010/wordprocessingInk" xmlns:wne="http://schemas.microsoft.com/office/word/2006/wordml" xmlns:wps="http://schemas.microsoft.com/office/word/2010/wordprocessingShape" mc:Ignorable="w14 wp14">
+<w:numbering xmlns:wpc="http://schemas.microsoft.com/office/word/2010/wordprocessingCanvas" xmlns:mc="http://schemas.openxmlformats.org/markup-compatibility/2006" xmlns:o="urn:schemas-microsoft-com:office:office" xmlns:r="http://schemas.openxmlformats.org/officeDocument/2006/relationships" xmlns:m="http://schemas.openxmlformats.org/officeDocument/2006/math" xmlns:v="urn:schemas-microsoft-com:vml" xmlns:wp14="http://schemas.microsoft.com/office/word/2010/wordprocessingDrawing" xmlns:wp="http://schemas.openxmlformats.org/drawingml/2006/wordprocessingDrawing" xmlns:w10="urn:schemas-microsoft-com:office:word" xmlns:w="http://schemas.openxmlformats.org/wordprocessingml/2006/main" xmlns:w14="http://schemas.microsoft.com/office/word/2010/wordml" xmlns:w15="http://schemas.microsoft.com/office/word/2012/wordml" xmlns:wpg="http://schemas.microsoft.com/office/word/2010/wordprocessingGroup" xmlns:wpi="http://schemas.microsoft.com/office/word/2010/wordprocessingInk" xmlns:wne="http://schemas.microsoft.com/office/word/2006/wordml" xmlns:wps="http://schemas.microsoft.com/office/word/2010/wordprocessingShape" mc:Ignorable="w14 w15 wp14">
   <w:abstractNum w:abstractNumId="0">
     <w:nsid w:val="18A10C29"/>
     <w:multiLevelType w:val="multilevel"/>
@@ -3374,7 +4152,7 @@
 </file>
 
 <file path=word/styles.xml><?xml version="1.0" encoding="utf-8"?>
-<w:styles xmlns:mc="http://schemas.openxmlformats.org/markup-compatibility/2006" xmlns:r="http://schemas.openxmlformats.org/officeDocument/2006/relationships" xmlns:w="http://schemas.openxmlformats.org/wordprocessingml/2006/main" xmlns:w14="http://schemas.microsoft.com/office/word/2010/wordml" mc:Ignorable="w14">
+<w:styles xmlns:mc="http://schemas.openxmlformats.org/markup-compatibility/2006" xmlns:r="http://schemas.openxmlformats.org/officeDocument/2006/relationships" xmlns:w="http://schemas.openxmlformats.org/wordprocessingml/2006/main" xmlns:w14="http://schemas.microsoft.com/office/word/2010/wordml" xmlns:w15="http://schemas.microsoft.com/office/word/2012/wordml" mc:Ignorable="w14 w15">
   <w:docDefaults>
     <w:rPrDefault>
       <w:rPr>
@@ -3390,144 +4168,378 @@
       </w:pPr>
     </w:pPrDefault>
   </w:docDefaults>
-  <w:latentStyles w:defLockedState="0" w:defUIPriority="99" w:defSemiHidden="1" w:defUnhideWhenUsed="1" w:defQFormat="0" w:count="267">
-    <w:lsdException w:name="Normal" w:semiHidden="0" w:uiPriority="0" w:unhideWhenUsed="0" w:qFormat="1"/>
-    <w:lsdException w:name="heading 1" w:semiHidden="0" w:uiPriority="9" w:unhideWhenUsed="0" w:qFormat="1"/>
-    <w:lsdException w:name="heading 2" w:uiPriority="9" w:qFormat="1"/>
-    <w:lsdException w:name="heading 3" w:uiPriority="9" w:qFormat="1"/>
-    <w:lsdException w:name="heading 4" w:uiPriority="9" w:qFormat="1"/>
-    <w:lsdException w:name="heading 5" w:uiPriority="9" w:qFormat="1"/>
-    <w:lsdException w:name="heading 6" w:uiPriority="9" w:qFormat="1"/>
-    <w:lsdException w:name="heading 7" w:uiPriority="9" w:qFormat="1"/>
-    <w:lsdException w:name="heading 8" w:uiPriority="9" w:qFormat="1"/>
-    <w:lsdException w:name="heading 9" w:uiPriority="9" w:qFormat="1"/>
-    <w:lsdException w:name="toc 1" w:uiPriority="39"/>
-    <w:lsdException w:name="toc 2" w:uiPriority="39"/>
-    <w:lsdException w:name="toc 3" w:uiPriority="39"/>
-    <w:lsdException w:name="toc 4" w:uiPriority="39"/>
-    <w:lsdException w:name="toc 5" w:uiPriority="39"/>
-    <w:lsdException w:name="toc 6" w:uiPriority="39"/>
-    <w:lsdException w:name="toc 7" w:uiPriority="39"/>
-    <w:lsdException w:name="toc 8" w:uiPriority="39"/>
-    <w:lsdException w:name="toc 9" w:uiPriority="39"/>
-    <w:lsdException w:name="caption" w:uiPriority="35" w:qFormat="1"/>
-    <w:lsdException w:name="Title" w:semiHidden="0" w:uiPriority="10" w:unhideWhenUsed="0" w:qFormat="1"/>
-    <w:lsdException w:name="Default Paragraph Font" w:uiPriority="1"/>
-    <w:lsdException w:name="Subtitle" w:semiHidden="0" w:uiPriority="11" w:unhideWhenUsed="0" w:qFormat="1"/>
-    <w:lsdException w:name="Strong" w:semiHidden="0" w:uiPriority="22" w:unhideWhenUsed="0" w:qFormat="1"/>
-    <w:lsdException w:name="Emphasis" w:semiHidden="0" w:uiPriority="20" w:unhideWhenUsed="0" w:qFormat="1"/>
-    <w:lsdException w:name="Table Grid" w:semiHidden="0" w:uiPriority="59" w:unhideWhenUsed="0"/>
-    <w:lsdException w:name="Placeholder Text" w:unhideWhenUsed="0"/>
-    <w:lsdException w:name="No Spacing" w:semiHidden="0" w:uiPriority="1" w:unhideWhenUsed="0" w:qFormat="1"/>
-    <w:lsdException w:name="Light Shading" w:semiHidden="0" w:uiPriority="60" w:unhideWhenUsed="0"/>
-    <w:lsdException w:name="Light List" w:semiHidden="0" w:uiPriority="61" w:unhideWhenUsed="0"/>
-    <w:lsdException w:name="Light Grid" w:semiHidden="0" w:uiPriority="62" w:unhideWhenUsed="0"/>
-    <w:lsdException w:name="Medium Shading 1" w:semiHidden="0" w:uiPriority="63" w:unhideWhenUsed="0"/>
-    <w:lsdException w:name="Medium Shading 2" w:semiHidden="0" w:uiPriority="64" w:unhideWhenUsed="0"/>
-    <w:lsdException w:name="Medium List 1" w:semiHidden="0" w:uiPriority="65" w:unhideWhenUsed="0"/>
-    <w:lsdException w:name="Medium List 2" w:semiHidden="0" w:uiPriority="66" w:unhideWhenUsed="0"/>
-    <w:lsdException w:name="Medium Grid 1" w:semiHidden="0" w:uiPriority="67" w:unhideWhenUsed="0"/>
-    <w:lsdException w:name="Medium Grid 2" w:semiHidden="0" w:uiPriority="68" w:unhideWhenUsed="0"/>
-    <w:lsdException w:name="Medium Grid 3" w:semiHidden="0" w:uiPriority="69" w:unhideWhenUsed="0"/>
-    <w:lsdException w:name="Dark List" w:semiHidden="0" w:uiPriority="70" w:unhideWhenUsed="0"/>
-    <w:lsdException w:name="Colorful Shading" w:semiHidden="0" w:uiPriority="71" w:unhideWhenUsed="0"/>
-    <w:lsdException w:name="Colorful List" w:semiHidden="0" w:uiPriority="72" w:unhideWhenUsed="0"/>
-    <w:lsdException w:name="Colorful Grid" w:semiHidden="0" w:uiPriority="73" w:unhideWhenUsed="0"/>
-    <w:lsdException w:name="Light Shading Accent 1" w:semiHidden="0" w:uiPriority="60" w:unhideWhenUsed="0"/>
-    <w:lsdException w:name="Light List Accent 1" w:semiHidden="0" w:uiPriority="61" w:unhideWhenUsed="0"/>
-    <w:lsdException w:name="Light Grid Accent 1" w:semiHidden="0" w:uiPriority="62" w:unhideWhenUsed="0"/>
-    <w:lsdException w:name="Medium Shading 1 Accent 1" w:semiHidden="0" w:uiPriority="63" w:unhideWhenUsed="0"/>
-    <w:lsdException w:name="Medium Shading 2 Accent 1" w:semiHidden="0" w:uiPriority="64" w:unhideWhenUsed="0"/>
-    <w:lsdException w:name="Medium List 1 Accent 1" w:semiHidden="0" w:uiPriority="65" w:unhideWhenUsed="0"/>
-    <w:lsdException w:name="Revision" w:unhideWhenUsed="0"/>
-    <w:lsdException w:name="List Paragraph" w:semiHidden="0" w:uiPriority="34" w:unhideWhenUsed="0" w:qFormat="1"/>
-    <w:lsdException w:name="Quote" w:semiHidden="0" w:uiPriority="29" w:unhideWhenUsed="0" w:qFormat="1"/>
-    <w:lsdException w:name="Intense Quote" w:semiHidden="0" w:uiPriority="30" w:unhideWhenUsed="0" w:qFormat="1"/>
-    <w:lsdException w:name="Medium List 2 Accent 1" w:semiHidden="0" w:uiPriority="66" w:unhideWhenUsed="0"/>
-    <w:lsdException w:name="Medium Grid 1 Accent 1" w:semiHidden="0" w:uiPriority="67" w:unhideWhenUsed="0"/>
-    <w:lsdException w:name="Medium Grid 2 Accent 1" w:semiHidden="0" w:uiPriority="68" w:unhideWhenUsed="0"/>
-    <w:lsdException w:name="Medium Grid 3 Accent 1" w:semiHidden="0" w:uiPriority="69" w:unhideWhenUsed="0"/>
-    <w:lsdException w:name="Dark List Accent 1" w:semiHidden="0" w:uiPriority="70" w:unhideWhenUsed="0"/>
-    <w:lsdException w:name="Colorful Shading Accent 1" w:semiHidden="0" w:uiPriority="71" w:unhideWhenUsed="0"/>
-    <w:lsdException w:name="Colorful List Accent 1" w:semiHidden="0" w:uiPriority="72" w:unhideWhenUsed="0"/>
-    <w:lsdException w:name="Colorful Grid Accent 1" w:semiHidden="0" w:uiPriority="73" w:unhideWhenUsed="0"/>
-    <w:lsdException w:name="Light Shading Accent 2" w:semiHidden="0" w:uiPriority="60" w:unhideWhenUsed="0"/>
-    <w:lsdException w:name="Light List Accent 2" w:semiHidden="0" w:uiPriority="61" w:unhideWhenUsed="0"/>
-    <w:lsdException w:name="Light Grid Accent 2" w:semiHidden="0" w:uiPriority="62" w:unhideWhenUsed="0"/>
-    <w:lsdException w:name="Medium Shading 1 Accent 2" w:semiHidden="0" w:uiPriority="63" w:unhideWhenUsed="0"/>
-    <w:lsdException w:name="Medium Shading 2 Accent 2" w:semiHidden="0" w:uiPriority="64" w:unhideWhenUsed="0"/>
-    <w:lsdException w:name="Medium List 1 Accent 2" w:semiHidden="0" w:uiPriority="65" w:unhideWhenUsed="0"/>
-    <w:lsdException w:name="Medium List 2 Accent 2" w:semiHidden="0" w:uiPriority="66" w:unhideWhenUsed="0"/>
-    <w:lsdException w:name="Medium Grid 1 Accent 2" w:semiHidden="0" w:uiPriority="67" w:unhideWhenUsed="0"/>
-    <w:lsdException w:name="Medium Grid 2 Accent 2" w:semiHidden="0" w:uiPriority="68" w:unhideWhenUsed="0"/>
-    <w:lsdException w:name="Medium Grid 3 Accent 2" w:semiHidden="0" w:uiPriority="69" w:unhideWhenUsed="0"/>
-    <w:lsdException w:name="Dark List Accent 2" w:semiHidden="0" w:uiPriority="70" w:unhideWhenUsed="0"/>
-    <w:lsdException w:name="Colorful Shading Accent 2" w:semiHidden="0" w:uiPriority="71" w:unhideWhenUsed="0"/>
-    <w:lsdException w:name="Colorful List Accent 2" w:semiHidden="0" w:uiPriority="72" w:unhideWhenUsed="0"/>
-    <w:lsdException w:name="Colorful Grid Accent 2" w:semiHidden="0" w:uiPriority="73" w:unhideWhenUsed="0"/>
-    <w:lsdException w:name="Light Shading Accent 3" w:semiHidden="0" w:uiPriority="60" w:unhideWhenUsed="0"/>
-    <w:lsdException w:name="Light List Accent 3" w:semiHidden="0" w:uiPriority="61" w:unhideWhenUsed="0"/>
-    <w:lsdException w:name="Light Grid Accent 3" w:semiHidden="0" w:uiPriority="62" w:unhideWhenUsed="0"/>
-    <w:lsdException w:name="Medium Shading 1 Accent 3" w:semiHidden="0" w:uiPriority="63" w:unhideWhenUsed="0"/>
-    <w:lsdException w:name="Medium Shading 2 Accent 3" w:semiHidden="0" w:uiPriority="64" w:unhideWhenUsed="0"/>
-    <w:lsdException w:name="Medium List 1 Accent 3" w:semiHidden="0" w:uiPriority="65" w:unhideWhenUsed="0"/>
-    <w:lsdException w:name="Medium List 2 Accent 3" w:semiHidden="0" w:uiPriority="66" w:unhideWhenUsed="0"/>
-    <w:lsdException w:name="Medium Grid 1 Accent 3" w:semiHidden="0" w:uiPriority="67" w:unhideWhenUsed="0"/>
-    <w:lsdException w:name="Medium Grid 2 Accent 3" w:semiHidden="0" w:uiPriority="68" w:unhideWhenUsed="0"/>
-    <w:lsdException w:name="Medium Grid 3 Accent 3" w:semiHidden="0" w:uiPriority="69" w:unhideWhenUsed="0"/>
-    <w:lsdException w:name="Dark List Accent 3" w:semiHidden="0" w:uiPriority="70" w:unhideWhenUsed="0"/>
-    <w:lsdException w:name="Colorful Shading Accent 3" w:semiHidden="0" w:uiPriority="71" w:unhideWhenUsed="0"/>
-    <w:lsdException w:name="Colorful List Accent 3" w:semiHidden="0" w:uiPriority="72" w:unhideWhenUsed="0"/>
-    <w:lsdException w:name="Colorful Grid Accent 3" w:semiHidden="0" w:uiPriority="73" w:unhideWhenUsed="0"/>
-    <w:lsdException w:name="Light Shading Accent 4" w:semiHidden="0" w:uiPriority="60" w:unhideWhenUsed="0"/>
-    <w:lsdException w:name="Light List Accent 4" w:semiHidden="0" w:uiPriority="61" w:unhideWhenUsed="0"/>
-    <w:lsdException w:name="Light Grid Accent 4" w:semiHidden="0" w:uiPriority="62" w:unhideWhenUsed="0"/>
-    <w:lsdException w:name="Medium Shading 1 Accent 4" w:semiHidden="0" w:uiPriority="63" w:unhideWhenUsed="0"/>
-    <w:lsdException w:name="Medium Shading 2 Accent 4" w:semiHidden="0" w:uiPriority="64" w:unhideWhenUsed="0"/>
-    <w:lsdException w:name="Medium List 1 Accent 4" w:semiHidden="0" w:uiPriority="65" w:unhideWhenUsed="0"/>
-    <w:lsdException w:name="Medium List 2 Accent 4" w:semiHidden="0" w:uiPriority="66" w:unhideWhenUsed="0"/>
-    <w:lsdException w:name="Medium Grid 1 Accent 4" w:semiHidden="0" w:uiPriority="67" w:unhideWhenUsed="0"/>
-    <w:lsdException w:name="Medium Grid 2 Accent 4" w:semiHidden="0" w:uiPriority="68" w:unhideWhenUsed="0"/>
-    <w:lsdException w:name="Medium Grid 3 Accent 4" w:semiHidden="0" w:uiPriority="69" w:unhideWhenUsed="0"/>
-    <w:lsdException w:name="Dark List Accent 4" w:semiHidden="0" w:uiPriority="70" w:unhideWhenUsed="0"/>
-    <w:lsdException w:name="Colorful Shading Accent 4" w:semiHidden="0" w:uiPriority="71" w:unhideWhenUsed="0"/>
-    <w:lsdException w:name="Colorful List Accent 4" w:semiHidden="0" w:uiPriority="72" w:unhideWhenUsed="0"/>
-    <w:lsdException w:name="Colorful Grid Accent 4" w:semiHidden="0" w:uiPriority="73" w:unhideWhenUsed="0"/>
-    <w:lsdException w:name="Light Shading Accent 5" w:semiHidden="0" w:uiPriority="60" w:unhideWhenUsed="0"/>
-    <w:lsdException w:name="Light List Accent 5" w:semiHidden="0" w:uiPriority="61" w:unhideWhenUsed="0"/>
-    <w:lsdException w:name="Light Grid Accent 5" w:semiHidden="0" w:uiPriority="62" w:unhideWhenUsed="0"/>
-    <w:lsdException w:name="Medium Shading 1 Accent 5" w:semiHidden="0" w:uiPriority="63" w:unhideWhenUsed="0"/>
-    <w:lsdException w:name="Medium Shading 2 Accent 5" w:semiHidden="0" w:uiPriority="64" w:unhideWhenUsed="0"/>
-    <w:lsdException w:name="Medium List 1 Accent 5" w:semiHidden="0" w:uiPriority="65" w:unhideWhenUsed="0"/>
-    <w:lsdException w:name="Medium List 2 Accent 5" w:semiHidden="0" w:uiPriority="66" w:unhideWhenUsed="0"/>
-    <w:lsdException w:name="Medium Grid 1 Accent 5" w:semiHidden="0" w:uiPriority="67" w:unhideWhenUsed="0"/>
-    <w:lsdException w:name="Medium Grid 2 Accent 5" w:semiHidden="0" w:uiPriority="68" w:unhideWhenUsed="0"/>
-    <w:lsdException w:name="Medium Grid 3 Accent 5" w:semiHidden="0" w:uiPriority="69" w:unhideWhenUsed="0"/>
-    <w:lsdException w:name="Dark List Accent 5" w:semiHidden="0" w:uiPriority="70" w:unhideWhenUsed="0"/>
-    <w:lsdException w:name="Colorful Shading Accent 5" w:semiHidden="0" w:uiPriority="71" w:unhideWhenUsed="0"/>
-    <w:lsdException w:name="Colorful List Accent 5" w:semiHidden="0" w:uiPriority="72" w:unhideWhenUsed="0"/>
-    <w:lsdException w:name="Colorful Grid Accent 5" w:semiHidden="0" w:uiPriority="73" w:unhideWhenUsed="0"/>
-    <w:lsdException w:name="Light Shading Accent 6" w:semiHidden="0" w:uiPriority="60" w:unhideWhenUsed="0"/>
-    <w:lsdException w:name="Light List Accent 6" w:semiHidden="0" w:uiPriority="61" w:unhideWhenUsed="0"/>
-    <w:lsdException w:name="Light Grid Accent 6" w:semiHidden="0" w:uiPriority="62" w:unhideWhenUsed="0"/>
-    <w:lsdException w:name="Medium Shading 1 Accent 6" w:semiHidden="0" w:uiPriority="63" w:unhideWhenUsed="0"/>
-    <w:lsdException w:name="Medium Shading 2 Accent 6" w:semiHidden="0" w:uiPriority="64" w:unhideWhenUsed="0"/>
-    <w:lsdException w:name="Medium List 1 Accent 6" w:semiHidden="0" w:uiPriority="65" w:unhideWhenUsed="0"/>
-    <w:lsdException w:name="Medium List 2 Accent 6" w:semiHidden="0" w:uiPriority="66" w:unhideWhenUsed="0"/>
-    <w:lsdException w:name="Medium Grid 1 Accent 6" w:semiHidden="0" w:uiPriority="67" w:unhideWhenUsed="0"/>
-    <w:lsdException w:name="Medium Grid 2 Accent 6" w:semiHidden="0" w:uiPriority="68" w:unhideWhenUsed="0"/>
-    <w:lsdException w:name="Medium Grid 3 Accent 6" w:semiHidden="0" w:uiPriority="69" w:unhideWhenUsed="0"/>
-    <w:lsdException w:name="Dark List Accent 6" w:semiHidden="0" w:uiPriority="70" w:unhideWhenUsed="0"/>
-    <w:lsdException w:name="Colorful Shading Accent 6" w:semiHidden="0" w:uiPriority="71" w:unhideWhenUsed="0"/>
-    <w:lsdException w:name="Colorful List Accent 6" w:semiHidden="0" w:uiPriority="72" w:unhideWhenUsed="0"/>
-    <w:lsdException w:name="Colorful Grid Accent 6" w:semiHidden="0" w:uiPriority="73" w:unhideWhenUsed="0"/>
-    <w:lsdException w:name="Subtle Emphasis" w:semiHidden="0" w:uiPriority="19" w:unhideWhenUsed="0" w:qFormat="1"/>
-    <w:lsdException w:name="Intense Emphasis" w:semiHidden="0" w:uiPriority="21" w:unhideWhenUsed="0" w:qFormat="1"/>
-    <w:lsdException w:name="Subtle Reference" w:semiHidden="0" w:uiPriority="31" w:unhideWhenUsed="0" w:qFormat="1"/>
-    <w:lsdException w:name="Intense Reference" w:semiHidden="0" w:uiPriority="32" w:unhideWhenUsed="0" w:qFormat="1"/>
-    <w:lsdException w:name="Book Title" w:semiHidden="0" w:uiPriority="33" w:unhideWhenUsed="0" w:qFormat="1"/>
-    <w:lsdException w:name="Bibliography" w:uiPriority="37"/>
-    <w:lsdException w:name="TOC Heading" w:uiPriority="39" w:qFormat="1"/>
+  <w:latentStyles w:defLockedState="0" w:defUIPriority="99" w:defSemiHidden="0" w:defUnhideWhenUsed="0" w:defQFormat="0" w:count="371">
+    <w:lsdException w:name="Normal" w:uiPriority="0" w:qFormat="1"/>
+    <w:lsdException w:name="heading 1" w:uiPriority="9" w:qFormat="1"/>
+    <w:lsdException w:name="heading 2" w:semiHidden="1" w:uiPriority="9" w:unhideWhenUsed="1" w:qFormat="1"/>
+    <w:lsdException w:name="heading 3" w:semiHidden="1" w:uiPriority="9" w:unhideWhenUsed="1" w:qFormat="1"/>
+    <w:lsdException w:name="heading 4" w:semiHidden="1" w:uiPriority="9" w:unhideWhenUsed="1" w:qFormat="1"/>
+    <w:lsdException w:name="heading 5" w:semiHidden="1" w:uiPriority="9" w:unhideWhenUsed="1" w:qFormat="1"/>
+    <w:lsdException w:name="heading 6" w:semiHidden="1" w:uiPriority="9" w:unhideWhenUsed="1" w:qFormat="1"/>
+    <w:lsdException w:name="heading 7" w:semiHidden="1" w:uiPriority="9" w:unhideWhenUsed="1" w:qFormat="1"/>
+    <w:lsdException w:name="heading 8" w:semiHidden="1" w:uiPriority="9" w:unhideWhenUsed="1" w:qFormat="1"/>
+    <w:lsdException w:name="heading 9" w:semiHidden="1" w:uiPriority="9" w:unhideWhenUsed="1" w:qFormat="1"/>
+    <w:lsdException w:name="index 1" w:semiHidden="1" w:unhideWhenUsed="1"/>
+    <w:lsdException w:name="index 2" w:semiHidden="1" w:unhideWhenUsed="1"/>
+    <w:lsdException w:name="index 3" w:semiHidden="1" w:unhideWhenUsed="1"/>
+    <w:lsdException w:name="index 4" w:semiHidden="1" w:unhideWhenUsed="1"/>
+    <w:lsdException w:name="index 5" w:semiHidden="1" w:unhideWhenUsed="1"/>
+    <w:lsdException w:name="index 6" w:semiHidden="1" w:unhideWhenUsed="1"/>
+    <w:lsdException w:name="index 7" w:semiHidden="1" w:unhideWhenUsed="1"/>
+    <w:lsdException w:name="index 8" w:semiHidden="1" w:unhideWhenUsed="1"/>
+    <w:lsdException w:name="index 9" w:semiHidden="1" w:unhideWhenUsed="1"/>
+    <w:lsdException w:name="toc 1" w:semiHidden="1" w:uiPriority="39" w:unhideWhenUsed="1"/>
+    <w:lsdException w:name="toc 2" w:semiHidden="1" w:uiPriority="39" w:unhideWhenUsed="1"/>
+    <w:lsdException w:name="toc 3" w:semiHidden="1" w:uiPriority="39" w:unhideWhenUsed="1"/>
+    <w:lsdException w:name="toc 4" w:semiHidden="1" w:uiPriority="39" w:unhideWhenUsed="1"/>
+    <w:lsdException w:name="toc 5" w:semiHidden="1" w:uiPriority="39" w:unhideWhenUsed="1"/>
+    <w:lsdException w:name="toc 6" w:semiHidden="1" w:uiPriority="39" w:unhideWhenUsed="1"/>
+    <w:lsdException w:name="toc 7" w:semiHidden="1" w:uiPriority="39" w:unhideWhenUsed="1"/>
+    <w:lsdException w:name="toc 8" w:semiHidden="1" w:uiPriority="39" w:unhideWhenUsed="1"/>
+    <w:lsdException w:name="toc 9" w:semiHidden="1" w:uiPriority="39" w:unhideWhenUsed="1"/>
+    <w:lsdException w:name="Normal Indent" w:semiHidden="1" w:unhideWhenUsed="1"/>
+    <w:lsdException w:name="footnote text" w:semiHidden="1" w:unhideWhenUsed="1"/>
+    <w:lsdException w:name="annotation text" w:semiHidden="1" w:unhideWhenUsed="1"/>
+    <w:lsdException w:name="header" w:semiHidden="1" w:unhideWhenUsed="1"/>
+    <w:lsdException w:name="footer" w:semiHidden="1" w:unhideWhenUsed="1"/>
+    <w:lsdException w:name="index heading" w:semiHidden="1" w:unhideWhenUsed="1"/>
+    <w:lsdException w:name="caption" w:semiHidden="1" w:uiPriority="35" w:unhideWhenUsed="1" w:qFormat="1"/>
+    <w:lsdException w:name="table of figures" w:semiHidden="1" w:unhideWhenUsed="1"/>
+    <w:lsdException w:name="envelope address" w:semiHidden="1" w:unhideWhenUsed="1"/>
+    <w:lsdException w:name="envelope return" w:semiHidden="1" w:unhideWhenUsed="1"/>
+    <w:lsdException w:name="footnote reference" w:semiHidden="1" w:unhideWhenUsed="1"/>
+    <w:lsdException w:name="annotation reference" w:semiHidden="1" w:unhideWhenUsed="1"/>
+    <w:lsdException w:name="line number" w:semiHidden="1" w:unhideWhenUsed="1"/>
+    <w:lsdException w:name="page number" w:semiHidden="1" w:unhideWhenUsed="1"/>
+    <w:lsdException w:name="endnote reference" w:semiHidden="1" w:unhideWhenUsed="1"/>
+    <w:lsdException w:name="endnote text" w:semiHidden="1" w:unhideWhenUsed="1"/>
+    <w:lsdException w:name="table of authorities" w:semiHidden="1" w:unhideWhenUsed="1"/>
+    <w:lsdException w:name="macro" w:semiHidden="1" w:unhideWhenUsed="1"/>
+    <w:lsdException w:name="toa heading" w:semiHidden="1" w:unhideWhenUsed="1"/>
+    <w:lsdException w:name="List" w:semiHidden="1" w:unhideWhenUsed="1"/>
+    <w:lsdException w:name="List Bullet" w:semiHidden="1" w:unhideWhenUsed="1"/>
+    <w:lsdException w:name="List Number" w:semiHidden="1" w:unhideWhenUsed="1"/>
+    <w:lsdException w:name="List 2" w:semiHidden="1" w:unhideWhenUsed="1"/>
+    <w:lsdException w:name="List 3" w:semiHidden="1" w:unhideWhenUsed="1"/>
+    <w:lsdException w:name="List 4" w:semiHidden="1" w:unhideWhenUsed="1"/>
+    <w:lsdException w:name="List 5" w:semiHidden="1" w:unhideWhenUsed="1"/>
+    <w:lsdException w:name="List Bullet 2" w:semiHidden="1" w:unhideWhenUsed="1"/>
+    <w:lsdException w:name="List Bullet 3" w:semiHidden="1" w:unhideWhenUsed="1"/>
+    <w:lsdException w:name="List Bullet 4" w:semiHidden="1" w:unhideWhenUsed="1"/>
+    <w:lsdException w:name="List Bullet 5" w:semiHidden="1" w:unhideWhenUsed="1"/>
+    <w:lsdException w:name="List Number 2" w:semiHidden="1" w:unhideWhenUsed="1"/>
+    <w:lsdException w:name="List Number 3" w:semiHidden="1" w:unhideWhenUsed="1"/>
+    <w:lsdException w:name="List Number 4" w:semiHidden="1" w:unhideWhenUsed="1"/>
+    <w:lsdException w:name="List Number 5" w:semiHidden="1" w:unhideWhenUsed="1"/>
+    <w:lsdException w:name="Title" w:uiPriority="10" w:qFormat="1"/>
+    <w:lsdException w:name="Closing" w:semiHidden="1" w:unhideWhenUsed="1"/>
+    <w:lsdException w:name="Signature" w:semiHidden="1" w:unhideWhenUsed="1"/>
+    <w:lsdException w:name="Default Paragraph Font" w:semiHidden="1" w:uiPriority="1" w:unhideWhenUsed="1"/>
+    <w:lsdException w:name="Body Text" w:semiHidden="1" w:unhideWhenUsed="1"/>
+    <w:lsdException w:name="Body Text Indent" w:semiHidden="1" w:unhideWhenUsed="1"/>
+    <w:lsdException w:name="List Continue" w:semiHidden="1" w:unhideWhenUsed="1"/>
+    <w:lsdException w:name="List Continue 2" w:semiHidden="1" w:unhideWhenUsed="1"/>
+    <w:lsdException w:name="List Continue 3" w:semiHidden="1" w:unhideWhenUsed="1"/>
+    <w:lsdException w:name="List Continue 4" w:semiHidden="1" w:unhideWhenUsed="1"/>
+    <w:lsdException w:name="List Continue 5" w:semiHidden="1" w:unhideWhenUsed="1"/>
+    <w:lsdException w:name="Message Header" w:semiHidden="1" w:unhideWhenUsed="1"/>
+    <w:lsdException w:name="Subtitle" w:uiPriority="11" w:qFormat="1"/>
+    <w:lsdException w:name="Salutation" w:semiHidden="1" w:unhideWhenUsed="1"/>
+    <w:lsdException w:name="Date" w:semiHidden="1" w:unhideWhenUsed="1"/>
+    <w:lsdException w:name="Body Text First Indent" w:semiHidden="1" w:unhideWhenUsed="1"/>
+    <w:lsdException w:name="Body Text First Indent 2" w:semiHidden="1" w:unhideWhenUsed="1"/>
+    <w:lsdException w:name="Note Heading" w:semiHidden="1" w:unhideWhenUsed="1"/>
+    <w:lsdException w:name="Body Text 2" w:semiHidden="1" w:unhideWhenUsed="1"/>
+    <w:lsdException w:name="Body Text 3" w:semiHidden="1" w:unhideWhenUsed="1"/>
+    <w:lsdException w:name="Body Text Indent 2" w:semiHidden="1" w:unhideWhenUsed="1"/>
+    <w:lsdException w:name="Body Text Indent 3" w:semiHidden="1" w:unhideWhenUsed="1"/>
+    <w:lsdException w:name="Block Text" w:semiHidden="1" w:unhideWhenUsed="1"/>
+    <w:lsdException w:name="Hyperlink" w:semiHidden="1" w:unhideWhenUsed="1"/>
+    <w:lsdException w:name="FollowedHyperlink" w:semiHidden="1" w:unhideWhenUsed="1"/>
+    <w:lsdException w:name="Strong" w:uiPriority="22" w:qFormat="1"/>
+    <w:lsdException w:name="Emphasis" w:uiPriority="20" w:qFormat="1"/>
+    <w:lsdException w:name="Document Map" w:semiHidden="1" w:unhideWhenUsed="1"/>
+    <w:lsdException w:name="Plain Text" w:semiHidden="1" w:unhideWhenUsed="1"/>
+    <w:lsdException w:name="E-mail Signature" w:semiHidden="1" w:unhideWhenUsed="1"/>
+    <w:lsdException w:name="HTML Top of Form" w:semiHidden="1" w:unhideWhenUsed="1"/>
+    <w:lsdException w:name="HTML Bottom of Form" w:semiHidden="1" w:unhideWhenUsed="1"/>
+    <w:lsdException w:name="Normal (Web)" w:semiHidden="1" w:unhideWhenUsed="1"/>
+    <w:lsdException w:name="HTML Acronym" w:semiHidden="1" w:unhideWhenUsed="1"/>
+    <w:lsdException w:name="HTML Address" w:semiHidden="1" w:unhideWhenUsed="1"/>
+    <w:lsdException w:name="HTML Cite" w:semiHidden="1" w:unhideWhenUsed="1"/>
+    <w:lsdException w:name="HTML Code" w:semiHidden="1" w:unhideWhenUsed="1"/>
+    <w:lsdException w:name="HTML Definition" w:semiHidden="1" w:unhideWhenUsed="1"/>
+    <w:lsdException w:name="HTML Keyboard" w:semiHidden="1" w:unhideWhenUsed="1"/>
+    <w:lsdException w:name="HTML Preformatted" w:semiHidden="1" w:unhideWhenUsed="1"/>
+    <w:lsdException w:name="HTML Sample" w:semiHidden="1" w:unhideWhenUsed="1"/>
+    <w:lsdException w:name="HTML Typewriter" w:semiHidden="1" w:unhideWhenUsed="1"/>
+    <w:lsdException w:name="HTML Variable" w:semiHidden="1" w:unhideWhenUsed="1"/>
+    <w:lsdException w:name="Normal Table" w:semiHidden="1" w:unhideWhenUsed="1"/>
+    <w:lsdException w:name="annotation subject" w:semiHidden="1" w:unhideWhenUsed="1"/>
+    <w:lsdException w:name="No List" w:semiHidden="1" w:unhideWhenUsed="1"/>
+    <w:lsdException w:name="Outline List 1" w:semiHidden="1" w:unhideWhenUsed="1"/>
+    <w:lsdException w:name="Outline List 2" w:semiHidden="1" w:unhideWhenUsed="1"/>
+    <w:lsdException w:name="Outline List 3" w:semiHidden="1" w:unhideWhenUsed="1"/>
+    <w:lsdException w:name="Table Simple 1" w:semiHidden="1" w:unhideWhenUsed="1"/>
+    <w:lsdException w:name="Table Simple 2" w:semiHidden="1" w:unhideWhenUsed="1"/>
+    <w:lsdException w:name="Table Simple 3" w:semiHidden="1" w:unhideWhenUsed="1"/>
+    <w:lsdException w:name="Table Classic 1" w:semiHidden="1" w:unhideWhenUsed="1"/>
+    <w:lsdException w:name="Table Classic 2" w:semiHidden="1" w:unhideWhenUsed="1"/>
+    <w:lsdException w:name="Table Classic 3" w:semiHidden="1" w:unhideWhenUsed="1"/>
+    <w:lsdException w:name="Table Classic 4" w:semiHidden="1" w:unhideWhenUsed="1"/>
+    <w:lsdException w:name="Table Colorful 1" w:semiHidden="1" w:unhideWhenUsed="1"/>
+    <w:lsdException w:name="Table Colorful 2" w:semiHidden="1" w:unhideWhenUsed="1"/>
+    <w:lsdException w:name="Table Colorful 3" w:semiHidden="1" w:unhideWhenUsed="1"/>
+    <w:lsdException w:name="Table Columns 1" w:semiHidden="1" w:unhideWhenUsed="1"/>
+    <w:lsdException w:name="Table Columns 2" w:semiHidden="1" w:unhideWhenUsed="1"/>
+    <w:lsdException w:name="Table Columns 3" w:semiHidden="1" w:unhideWhenUsed="1"/>
+    <w:lsdException w:name="Table Columns 4" w:semiHidden="1" w:unhideWhenUsed="1"/>
+    <w:lsdException w:name="Table Columns 5" w:semiHidden="1" w:unhideWhenUsed="1"/>
+    <w:lsdException w:name="Table Grid 1" w:semiHidden="1" w:unhideWhenUsed="1"/>
+    <w:lsdException w:name="Table Grid 2" w:semiHidden="1" w:unhideWhenUsed="1"/>
+    <w:lsdException w:name="Table Grid 3" w:semiHidden="1" w:unhideWhenUsed="1"/>
+    <w:lsdException w:name="Table Grid 4" w:semiHidden="1" w:unhideWhenUsed="1"/>
+    <w:lsdException w:name="Table Grid 5" w:semiHidden="1" w:unhideWhenUsed="1"/>
+    <w:lsdException w:name="Table Grid 6" w:semiHidden="1" w:unhideWhenUsed="1"/>
+    <w:lsdException w:name="Table Grid 7" w:semiHidden="1" w:unhideWhenUsed="1"/>
+    <w:lsdException w:name="Table Grid 8" w:semiHidden="1" w:unhideWhenUsed="1"/>
+    <w:lsdException w:name="Table List 1" w:semiHidden="1" w:unhideWhenUsed="1"/>
+    <w:lsdException w:name="Table List 2" w:semiHidden="1" w:unhideWhenUsed="1"/>
+    <w:lsdException w:name="Table List 3" w:semiHidden="1" w:unhideWhenUsed="1"/>
+    <w:lsdException w:name="Table List 4" w:semiHidden="1" w:unhideWhenUsed="1"/>
+    <w:lsdException w:name="Table List 5" w:semiHidden="1" w:unhideWhenUsed="1"/>
+    <w:lsdException w:name="Table List 6" w:semiHidden="1" w:unhideWhenUsed="1"/>
+    <w:lsdException w:name="Table List 7" w:semiHidden="1" w:unhideWhenUsed="1"/>
+    <w:lsdException w:name="Table List 8" w:semiHidden="1" w:unhideWhenUsed="1"/>
+    <w:lsdException w:name="Table 3D effects 1" w:semiHidden="1" w:unhideWhenUsed="1"/>
+    <w:lsdException w:name="Table 3D effects 2" w:semiHidden="1" w:unhideWhenUsed="1"/>
+    <w:lsdException w:name="Table 3D effects 3" w:semiHidden="1" w:unhideWhenUsed="1"/>
+    <w:lsdException w:name="Table Contemporary" w:semiHidden="1" w:unhideWhenUsed="1"/>
+    <w:lsdException w:name="Table Elegant" w:semiHidden="1" w:unhideWhenUsed="1"/>
+    <w:lsdException w:name="Table Professional" w:semiHidden="1" w:unhideWhenUsed="1"/>
+    <w:lsdException w:name="Table Subtle 1" w:semiHidden="1" w:unhideWhenUsed="1"/>
+    <w:lsdException w:name="Table Subtle 2" w:semiHidden="1" w:unhideWhenUsed="1"/>
+    <w:lsdException w:name="Table Web 1" w:semiHidden="1" w:unhideWhenUsed="1"/>
+    <w:lsdException w:name="Table Web 2" w:semiHidden="1" w:unhideWhenUsed="1"/>
+    <w:lsdException w:name="Table Web 3" w:semiHidden="1" w:unhideWhenUsed="1"/>
+    <w:lsdException w:name="Balloon Text" w:semiHidden="1" w:unhideWhenUsed="1"/>
+    <w:lsdException w:name="Table Grid" w:uiPriority="59"/>
+    <w:lsdException w:name="Table Theme" w:semiHidden="1" w:unhideWhenUsed="1"/>
+    <w:lsdException w:name="Placeholder Text" w:semiHidden="1"/>
+    <w:lsdException w:name="No Spacing" w:uiPriority="1" w:qFormat="1"/>
+    <w:lsdException w:name="Light Shading" w:uiPriority="60"/>
+    <w:lsdException w:name="Light List" w:uiPriority="61"/>
+    <w:lsdException w:name="Light Grid" w:uiPriority="62"/>
+    <w:lsdException w:name="Medium Shading 1" w:uiPriority="63"/>
+    <w:lsdException w:name="Medium Shading 2" w:uiPriority="64"/>
+    <w:lsdException w:name="Medium List 1" w:uiPriority="65"/>
+    <w:lsdException w:name="Medium List 2" w:uiPriority="66"/>
+    <w:lsdException w:name="Medium Grid 1" w:uiPriority="67"/>
+    <w:lsdException w:name="Medium Grid 2" w:uiPriority="68"/>
+    <w:lsdException w:name="Medium Grid 3" w:uiPriority="69"/>
+    <w:lsdException w:name="Dark List" w:uiPriority="70"/>
+    <w:lsdException w:name="Colorful Shading" w:uiPriority="71"/>
+    <w:lsdException w:name="Colorful List" w:uiPriority="72"/>
+    <w:lsdException w:name="Colorful Grid" w:uiPriority="73"/>
+    <w:lsdException w:name="Light Shading Accent 1" w:uiPriority="60"/>
+    <w:lsdException w:name="Light List Accent 1" w:uiPriority="61"/>
+    <w:lsdException w:name="Light Grid Accent 1" w:uiPriority="62"/>
+    <w:lsdException w:name="Medium Shading 1 Accent 1" w:uiPriority="63"/>
+    <w:lsdException w:name="Medium Shading 2 Accent 1" w:uiPriority="64"/>
+    <w:lsdException w:name="Medium List 1 Accent 1" w:uiPriority="65"/>
+    <w:lsdException w:name="Revision" w:semiHidden="1"/>
+    <w:lsdException w:name="List Paragraph" w:uiPriority="34" w:qFormat="1"/>
+    <w:lsdException w:name="Quote" w:uiPriority="29" w:qFormat="1"/>
+    <w:lsdException w:name="Intense Quote" w:uiPriority="30" w:qFormat="1"/>
+    <w:lsdException w:name="Medium List 2 Accent 1" w:uiPriority="66"/>
+    <w:lsdException w:name="Medium Grid 1 Accent 1" w:uiPriority="67"/>
+    <w:lsdException w:name="Medium Grid 2 Accent 1" w:uiPriority="68"/>
+    <w:lsdException w:name="Medium Grid 3 Accent 1" w:uiPriority="69"/>
+    <w:lsdException w:name="Dark List Accent 1" w:uiPriority="70"/>
+    <w:lsdException w:name="Colorful Shading Accent 1" w:uiPriority="71"/>
+    <w:lsdException w:name="Colorful List Accent 1" w:uiPriority="72"/>
+    <w:lsdException w:name="Colorful Grid Accent 1" w:uiPriority="73"/>
+    <w:lsdException w:name="Light Shading Accent 2" w:uiPriority="60"/>
+    <w:lsdException w:name="Light List Accent 2" w:uiPriority="61"/>
+    <w:lsdException w:name="Light Grid Accent 2" w:uiPriority="62"/>
+    <w:lsdException w:name="Medium Shading 1 Accent 2" w:uiPriority="63"/>
+    <w:lsdException w:name="Medium Shading 2 Accent 2" w:uiPriority="64"/>
+    <w:lsdException w:name="Medium List 1 Accent 2" w:uiPriority="65"/>
+    <w:lsdException w:name="Medium List 2 Accent 2" w:uiPriority="66"/>
+    <w:lsdException w:name="Medium Grid 1 Accent 2" w:uiPriority="67"/>
+    <w:lsdException w:name="Medium Grid 2 Accent 2" w:uiPriority="68"/>
+    <w:lsdException w:name="Medium Grid 3 Accent 2" w:uiPriority="69"/>
+    <w:lsdException w:name="Dark List Accent 2" w:uiPriority="70"/>
+    <w:lsdException w:name="Colorful Shading Accent 2" w:uiPriority="71"/>
+    <w:lsdException w:name="Colorful List Accent 2" w:uiPriority="72"/>
+    <w:lsdException w:name="Colorful Grid Accent 2" w:uiPriority="73"/>
+    <w:lsdException w:name="Light Shading Accent 3" w:uiPriority="60"/>
+    <w:lsdException w:name="Light List Accent 3" w:uiPriority="61"/>
+    <w:lsdException w:name="Light Grid Accent 3" w:uiPriority="62"/>
+    <w:lsdException w:name="Medium Shading 1 Accent 3" w:uiPriority="63"/>
+    <w:lsdException w:name="Medium Shading 2 Accent 3" w:uiPriority="64"/>
+    <w:lsdException w:name="Medium List 1 Accent 3" w:uiPriority="65"/>
+    <w:lsdException w:name="Medium List 2 Accent 3" w:uiPriority="66"/>
+    <w:lsdException w:name="Medium Grid 1 Accent 3" w:uiPriority="67"/>
+    <w:lsdException w:name="Medium Grid 2 Accent 3" w:uiPriority="68"/>
+    <w:lsdException w:name="Medium Grid 3 Accent 3" w:uiPriority="69"/>
+    <w:lsdException w:name="Dark List Accent 3" w:uiPriority="70"/>
+    <w:lsdException w:name="Colorful Shading Accent 3" w:uiPriority="71"/>
+    <w:lsdException w:name="Colorful List Accent 3" w:uiPriority="72"/>
+    <w:lsdException w:name="Colorful Grid Accent 3" w:uiPriority="73"/>
+    <w:lsdException w:name="Light Shading Accent 4" w:uiPriority="60"/>
+    <w:lsdException w:name="Light List Accent 4" w:uiPriority="61"/>
+    <w:lsdException w:name="Light Grid Accent 4" w:uiPriority="62"/>
+    <w:lsdException w:name="Medium Shading 1 Accent 4" w:uiPriority="63"/>
+    <w:lsdException w:name="Medium Shading 2 Accent 4" w:uiPriority="64"/>
+    <w:lsdException w:name="Medium List 1 Accent 4" w:uiPriority="65"/>
+    <w:lsdException w:name="Medium List 2 Accent 4" w:uiPriority="66"/>
+    <w:lsdException w:name="Medium Grid 1 Accent 4" w:uiPriority="67"/>
+    <w:lsdException w:name="Medium Grid 2 Accent 4" w:uiPriority="68"/>
+    <w:lsdException w:name="Medium Grid 3 Accent 4" w:uiPriority="69"/>
+    <w:lsdException w:name="Dark List Accent 4" w:uiPriority="70"/>
+    <w:lsdException w:name="Colorful Shading Accent 4" w:uiPriority="71"/>
+    <w:lsdException w:name="Colorful List Accent 4" w:uiPriority="72"/>
+    <w:lsdException w:name="Colorful Grid Accent 4" w:uiPriority="73"/>
+    <w:lsdException w:name="Light Shading Accent 5" w:uiPriority="60"/>
+    <w:lsdException w:name="Light List Accent 5" w:uiPriority="61"/>
+    <w:lsdException w:name="Light Grid Accent 5" w:uiPriority="62"/>
+    <w:lsdException w:name="Medium Shading 1 Accent 5" w:uiPriority="63"/>
+    <w:lsdException w:name="Medium Shading 2 Accent 5" w:uiPriority="64"/>
+    <w:lsdException w:name="Medium List 1 Accent 5" w:uiPriority="65"/>
+    <w:lsdException w:name="Medium List 2 Accent 5" w:uiPriority="66"/>
+    <w:lsdException w:name="Medium Grid 1 Accent 5" w:uiPriority="67"/>
+    <w:lsdException w:name="Medium Grid 2 Accent 5" w:uiPriority="68"/>
+    <w:lsdException w:name="Medium Grid 3 Accent 5" w:uiPriority="69"/>
+    <w:lsdException w:name="Dark List Accent 5" w:uiPriority="70"/>
+    <w:lsdException w:name="Colorful Shading Accent 5" w:uiPriority="71"/>
+    <w:lsdException w:name="Colorful List Accent 5" w:uiPriority="72"/>
+    <w:lsdException w:name="Colorful Grid Accent 5" w:uiPriority="73"/>
+    <w:lsdException w:name="Light Shading Accent 6" w:uiPriority="60"/>
+    <w:lsdException w:name="Light List Accent 6" w:uiPriority="61"/>
+    <w:lsdException w:name="Light Grid Accent 6" w:uiPriority="62"/>
+    <w:lsdException w:name="Medium Shading 1 Accent 6" w:uiPriority="63"/>
+    <w:lsdException w:name="Medium Shading 2 Accent 6" w:uiPriority="64"/>
+    <w:lsdException w:name="Medium List 1 Accent 6" w:uiPriority="65"/>
+    <w:lsdException w:name="Medium List 2 Accent 6" w:uiPriority="66"/>
+    <w:lsdException w:name="Medium Grid 1 Accent 6" w:uiPriority="67"/>
+    <w:lsdException w:name="Medium Grid 2 Accent 6" w:uiPriority="68"/>
+    <w:lsdException w:name="Medium Grid 3 Accent 6" w:uiPriority="69"/>
+    <w:lsdException w:name="Dark List Accent 6" w:uiPriority="70"/>
+    <w:lsdException w:name="Colorful Shading Accent 6" w:uiPriority="71"/>
+    <w:lsdException w:name="Colorful List Accent 6" w:uiPriority="72"/>
+    <w:lsdException w:name="Colorful Grid Accent 6" w:uiPriority="73"/>
+    <w:lsdException w:name="Subtle Emphasis" w:uiPriority="19" w:qFormat="1"/>
+    <w:lsdException w:name="Intense Emphasis" w:uiPriority="21" w:qFormat="1"/>
+    <w:lsdException w:name="Subtle Reference" w:uiPriority="31" w:qFormat="1"/>
+    <w:lsdException w:name="Intense Reference" w:uiPriority="32" w:qFormat="1"/>
+    <w:lsdException w:name="Book Title" w:uiPriority="33" w:qFormat="1"/>
+    <w:lsdException w:name="Bibliography" w:semiHidden="1" w:uiPriority="37" w:unhideWhenUsed="1"/>
+    <w:lsdException w:name="TOC Heading" w:semiHidden="1" w:uiPriority="39" w:unhideWhenUsed="1" w:qFormat="1"/>
+    <w:lsdException w:name="Plain Table 1" w:uiPriority="41"/>
+    <w:lsdException w:name="Plain Table 2" w:uiPriority="42"/>
+    <w:lsdException w:name="Plain Table 3" w:uiPriority="43"/>
+    <w:lsdException w:name="Plain Table 4" w:uiPriority="44"/>
+    <w:lsdException w:name="Plain Table 5" w:uiPriority="45"/>
+    <w:lsdException w:name="Grid Table Light" w:uiPriority="40"/>
+    <w:lsdException w:name="Grid Table 1 Light" w:uiPriority="46"/>
+    <w:lsdException w:name="Grid Table 2" w:uiPriority="47"/>
+    <w:lsdException w:name="Grid Table 3" w:uiPriority="48"/>
+    <w:lsdException w:name="Grid Table 4" w:uiPriority="49"/>
+    <w:lsdException w:name="Grid Table 5 Dark" w:uiPriority="50"/>
+    <w:lsdException w:name="Grid Table 6 Colorful" w:uiPriority="51"/>
+    <w:lsdException w:name="Grid Table 7 Colorful" w:uiPriority="52"/>
+    <w:lsdException w:name="Grid Table 1 Light Accent 1" w:uiPriority="46"/>
+    <w:lsdException w:name="Grid Table 2 Accent 1" w:uiPriority="47"/>
+    <w:lsdException w:name="Grid Table 3 Accent 1" w:uiPriority="48"/>
+    <w:lsdException w:name="Grid Table 4 Accent 1" w:uiPriority="49"/>
+    <w:lsdException w:name="Grid Table 5 Dark Accent 1" w:uiPriority="50"/>
+    <w:lsdException w:name="Grid Table 6 Colorful Accent 1" w:uiPriority="51"/>
+    <w:lsdException w:name="Grid Table 7 Colorful Accent 1" w:uiPriority="52"/>
+    <w:lsdException w:name="Grid Table 1 Light Accent 2" w:uiPriority="46"/>
+    <w:lsdException w:name="Grid Table 2 Accent 2" w:uiPriority="47"/>
+    <w:lsdException w:name="Grid Table 3 Accent 2" w:uiPriority="48"/>
+    <w:lsdException w:name="Grid Table 4 Accent 2" w:uiPriority="49"/>
+    <w:lsdException w:name="Grid Table 5 Dark Accent 2" w:uiPriority="50"/>
+    <w:lsdException w:name="Grid Table 6 Colorful Accent 2" w:uiPriority="51"/>
+    <w:lsdException w:name="Grid Table 7 Colorful Accent 2" w:uiPriority="52"/>
+    <w:lsdException w:name="Grid Table 1 Light Accent 3" w:uiPriority="46"/>
+    <w:lsdException w:name="Grid Table 2 Accent 3" w:uiPriority="47"/>
+    <w:lsdException w:name="Grid Table 3 Accent 3" w:uiPriority="48"/>
+    <w:lsdException w:name="Grid Table 4 Accent 3" w:uiPriority="49"/>
+    <w:lsdException w:name="Grid Table 5 Dark Accent 3" w:uiPriority="50"/>
+    <w:lsdException w:name="Grid Table 6 Colorful Accent 3" w:uiPriority="51"/>
+    <w:lsdException w:name="Grid Table 7 Colorful Accent 3" w:uiPriority="52"/>
+    <w:lsdException w:name="Grid Table 1 Light Accent 4" w:uiPriority="46"/>
+    <w:lsdException w:name="Grid Table 2 Accent 4" w:uiPriority="47"/>
+    <w:lsdException w:name="Grid Table 3 Accent 4" w:uiPriority="48"/>
+    <w:lsdException w:name="Grid Table 4 Accent 4" w:uiPriority="49"/>
+    <w:lsdException w:name="Grid Table 5 Dark Accent 4" w:uiPriority="50"/>
+    <w:lsdException w:name="Grid Table 6 Colorful Accent 4" w:uiPriority="51"/>
+    <w:lsdException w:name="Grid Table 7 Colorful Accent 4" w:uiPriority="52"/>
+    <w:lsdException w:name="Grid Table 1 Light Accent 5" w:uiPriority="46"/>
+    <w:lsdException w:name="Grid Table 2 Accent 5" w:uiPriority="47"/>
+    <w:lsdException w:name="Grid Table 3 Accent 5" w:uiPriority="48"/>
+    <w:lsdException w:name="Grid Table 4 Accent 5" w:uiPriority="49"/>
+    <w:lsdException w:name="Grid Table 5 Dark Accent 5" w:uiPriority="50"/>
+    <w:lsdException w:name="Grid Table 6 Colorful Accent 5" w:uiPriority="51"/>
+    <w:lsdException w:name="Grid Table 7 Colorful Accent 5" w:uiPriority="52"/>
+    <w:lsdException w:name="Grid Table 1 Light Accent 6" w:uiPriority="46"/>
+    <w:lsdException w:name="Grid Table 2 Accent 6" w:uiPriority="47"/>
+    <w:lsdException w:name="Grid Table 3 Accent 6" w:uiPriority="48"/>
+    <w:lsdException w:name="Grid Table 4 Accent 6" w:uiPriority="49"/>
+    <w:lsdException w:name="Grid Table 5 Dark Accent 6" w:uiPriority="50"/>
+    <w:lsdException w:name="Grid Table 6 Colorful Accent 6" w:uiPriority="51"/>
+    <w:lsdException w:name="Grid Table 7 Colorful Accent 6" w:uiPriority="52"/>
+    <w:lsdException w:name="List Table 1 Light" w:uiPriority="46"/>
+    <w:lsdException w:name="List Table 2" w:uiPriority="47"/>
+    <w:lsdException w:name="List Table 3" w:uiPriority="48"/>
+    <w:lsdException w:name="List Table 4" w:uiPriority="49"/>
+    <w:lsdException w:name="List Table 5 Dark" w:uiPriority="50"/>
+    <w:lsdException w:name="List Table 6 Colorful" w:uiPriority="51"/>
+    <w:lsdException w:name="List Table 7 Colorful" w:uiPriority="52"/>
+    <w:lsdException w:name="List Table 1 Light Accent 1" w:uiPriority="46"/>
+    <w:lsdException w:name="List Table 2 Accent 1" w:uiPriority="47"/>
+    <w:lsdException w:name="List Table 3 Accent 1" w:uiPriority="48"/>
+    <w:lsdException w:name="List Table 4 Accent 1" w:uiPriority="49"/>
+    <w:lsdException w:name="List Table 5 Dark Accent 1" w:uiPriority="50"/>
+    <w:lsdException w:name="List Table 6 Colorful Accent 1" w:uiPriority="51"/>
+    <w:lsdException w:name="List Table 7 Colorful Accent 1" w:uiPriority="52"/>
+    <w:lsdException w:name="List Table 1 Light Accent 2" w:uiPriority="46"/>
+    <w:lsdException w:name="List Table 2 Accent 2" w:uiPriority="47"/>
+    <w:lsdException w:name="List Table 3 Accent 2" w:uiPriority="48"/>
+    <w:lsdException w:name="List Table 4 Accent 2" w:uiPriority="49"/>
+    <w:lsdException w:name="List Table 5 Dark Accent 2" w:uiPriority="50"/>
+    <w:lsdException w:name="List Table 6 Colorful Accent 2" w:uiPriority="51"/>
+    <w:lsdException w:name="List Table 7 Colorful Accent 2" w:uiPriority="52"/>
+    <w:lsdException w:name="List Table 1 Light Accent 3" w:uiPriority="46"/>
+    <w:lsdException w:name="List Table 2 Accent 3" w:uiPriority="47"/>
+    <w:lsdException w:name="List Table 3 Accent 3" w:uiPriority="48"/>
+    <w:lsdException w:name="List Table 4 Accent 3" w:uiPriority="49"/>
+    <w:lsdException w:name="List Table 5 Dark Accent 3" w:uiPriority="50"/>
+    <w:lsdException w:name="List Table 6 Colorful Accent 3" w:uiPriority="51"/>
+    <w:lsdException w:name="List Table 7 Colorful Accent 3" w:uiPriority="52"/>
+    <w:lsdException w:name="List Table 1 Light Accent 4" w:uiPriority="46"/>
+    <w:lsdException w:name="List Table 2 Accent 4" w:uiPriority="47"/>
+    <w:lsdException w:name="List Table 3 Accent 4" w:uiPriority="48"/>
+    <w:lsdException w:name="List Table 4 Accent 4" w:uiPriority="49"/>
+    <w:lsdException w:name="List Table 5 Dark Accent 4" w:uiPriority="50"/>
+    <w:lsdException w:name="List Table 6 Colorful Accent 4" w:uiPriority="51"/>
+    <w:lsdException w:name="List Table 7 Colorful Accent 4" w:uiPriority="52"/>
+    <w:lsdException w:name="List Table 1 Light Accent 5" w:uiPriority="46"/>
+    <w:lsdException w:name="List Table 2 Accent 5" w:uiPriority="47"/>
+    <w:lsdException w:name="List Table 3 Accent 5" w:uiPriority="48"/>
+    <w:lsdException w:name="List Table 4 Accent 5" w:uiPriority="49"/>
+    <w:lsdException w:name="List Table 5 Dark Accent 5" w:uiPriority="50"/>
+    <w:lsdException w:name="List Table 6 Colorful Accent 5" w:uiPriority="51"/>
+    <w:lsdException w:name="List Table 7 Colorful Accent 5" w:uiPriority="52"/>
+    <w:lsdException w:name="List Table 1 Light Accent 6" w:uiPriority="46"/>
+    <w:lsdException w:name="List Table 2 Accent 6" w:uiPriority="47"/>
+    <w:lsdException w:name="List Table 3 Accent 6" w:uiPriority="48"/>
+    <w:lsdException w:name="List Table 4 Accent 6" w:uiPriority="49"/>
+    <w:lsdException w:name="List Table 5 Dark Accent 6" w:uiPriority="50"/>
+    <w:lsdException w:name="List Table 6 Colorful Accent 6" w:uiPriority="51"/>
+    <w:lsdException w:name="List Table 7 Colorful Accent 6" w:uiPriority="52"/>
   </w:latentStyles>
   <w:style w:type="paragraph" w:default="1" w:styleId="Normal">
     <w:name w:val="Normal"/>
@@ -3682,316 +4694,15 @@
       <w:szCs w:val="20"/>
     </w:rPr>
   </w:style>
-</w:styles>
-</file>
-
-<file path=word/stylesWithEffects.xml><?xml version="1.0" encoding="utf-8"?>
-<w:styles xmlns:wpc="http://schemas.microsoft.com/office/word/2010/wordprocessingCanvas" xmlns:mc="http://schemas.openxmlformats.org/markup-compatibility/2006" xmlns:o="urn:schemas-microsoft-com:office:office" xmlns:r="http://schemas.openxmlformats.org/officeDocument/2006/relationships" xmlns:m="http://schemas.openxmlformats.org/officeDocument/2006/math" xmlns:v="urn:schemas-microsoft-com:vml" xmlns:wp14="http://schemas.microsoft.com/office/word/2010/wordprocessingDrawing" xmlns:wp="http://schemas.openxmlformats.org/drawingml/2006/wordprocessingDrawing" xmlns:w10="urn:schemas-microsoft-com:office:word" xmlns:w="http://schemas.openxmlformats.org/wordprocessingml/2006/main" xmlns:w14="http://schemas.microsoft.com/office/word/2010/wordml" xmlns:wpg="http://schemas.microsoft.com/office/word/2010/wordprocessingGroup" xmlns:wpi="http://schemas.microsoft.com/office/word/2010/wordprocessingInk" xmlns:wne="http://schemas.microsoft.com/office/word/2006/wordml" xmlns:wps="http://schemas.microsoft.com/office/word/2010/wordprocessingShape" mc:Ignorable="w14 wp14">
-  <w:docDefaults>
-    <w:rPrDefault>
-      <w:rPr>
-        <w:rFonts w:asciiTheme="minorHAnsi" w:eastAsiaTheme="minorHAnsi" w:hAnsiTheme="minorHAnsi" w:cstheme="minorBidi"/>
-        <w:sz w:val="22"/>
-        <w:szCs w:val="22"/>
-        <w:lang w:val="en-IN" w:eastAsia="en-US" w:bidi="ar-SA"/>
-      </w:rPr>
-    </w:rPrDefault>
-    <w:pPrDefault>
-      <w:pPr>
-        <w:spacing w:after="200" w:line="276" w:lineRule="auto"/>
-      </w:pPr>
-    </w:pPrDefault>
-  </w:docDefaults>
-  <w:latentStyles w:defLockedState="0" w:defUIPriority="99" w:defSemiHidden="1" w:defUnhideWhenUsed="1" w:defQFormat="0" w:count="267">
-    <w:lsdException w:name="Normal" w:semiHidden="0" w:uiPriority="0" w:unhideWhenUsed="0" w:qFormat="1"/>
-    <w:lsdException w:name="heading 1" w:semiHidden="0" w:uiPriority="9" w:unhideWhenUsed="0" w:qFormat="1"/>
-    <w:lsdException w:name="heading 2" w:uiPriority="9" w:qFormat="1"/>
-    <w:lsdException w:name="heading 3" w:uiPriority="9" w:qFormat="1"/>
-    <w:lsdException w:name="heading 4" w:uiPriority="9" w:qFormat="1"/>
-    <w:lsdException w:name="heading 5" w:uiPriority="9" w:qFormat="1"/>
-    <w:lsdException w:name="heading 6" w:uiPriority="9" w:qFormat="1"/>
-    <w:lsdException w:name="heading 7" w:uiPriority="9" w:qFormat="1"/>
-    <w:lsdException w:name="heading 8" w:uiPriority="9" w:qFormat="1"/>
-    <w:lsdException w:name="heading 9" w:uiPriority="9" w:qFormat="1"/>
-    <w:lsdException w:name="toc 1" w:uiPriority="39"/>
-    <w:lsdException w:name="toc 2" w:uiPriority="39"/>
-    <w:lsdException w:name="toc 3" w:uiPriority="39"/>
-    <w:lsdException w:name="toc 4" w:uiPriority="39"/>
-    <w:lsdException w:name="toc 5" w:uiPriority="39"/>
-    <w:lsdException w:name="toc 6" w:uiPriority="39"/>
-    <w:lsdException w:name="toc 7" w:uiPriority="39"/>
-    <w:lsdException w:name="toc 8" w:uiPriority="39"/>
-    <w:lsdException w:name="toc 9" w:uiPriority="39"/>
-    <w:lsdException w:name="caption" w:uiPriority="35" w:qFormat="1"/>
-    <w:lsdException w:name="Title" w:semiHidden="0" w:uiPriority="10" w:unhideWhenUsed="0" w:qFormat="1"/>
-    <w:lsdException w:name="Default Paragraph Font" w:uiPriority="1"/>
-    <w:lsdException w:name="Subtitle" w:semiHidden="0" w:uiPriority="11" w:unhideWhenUsed="0" w:qFormat="1"/>
-    <w:lsdException w:name="Strong" w:semiHidden="0" w:uiPriority="22" w:unhideWhenUsed="0" w:qFormat="1"/>
-    <w:lsdException w:name="Emphasis" w:semiHidden="0" w:uiPriority="20" w:unhideWhenUsed="0" w:qFormat="1"/>
-    <w:lsdException w:name="Table Grid" w:semiHidden="0" w:uiPriority="59" w:unhideWhenUsed="0"/>
-    <w:lsdException w:name="Placeholder Text" w:unhideWhenUsed="0"/>
-    <w:lsdException w:name="No Spacing" w:semiHidden="0" w:uiPriority="1" w:unhideWhenUsed="0" w:qFormat="1"/>
-    <w:lsdException w:name="Light Shading" w:semiHidden="0" w:uiPriority="60" w:unhideWhenUsed="0"/>
-    <w:lsdException w:name="Light List" w:semiHidden="0" w:uiPriority="61" w:unhideWhenUsed="0"/>
-    <w:lsdException w:name="Light Grid" w:semiHidden="0" w:uiPriority="62" w:unhideWhenUsed="0"/>
-    <w:lsdException w:name="Medium Shading 1" w:semiHidden="0" w:uiPriority="63" w:unhideWhenUsed="0"/>
-    <w:lsdException w:name="Medium Shading 2" w:semiHidden="0" w:uiPriority="64" w:unhideWhenUsed="0"/>
-    <w:lsdException w:name="Medium List 1" w:semiHidden="0" w:uiPriority="65" w:unhideWhenUsed="0"/>
-    <w:lsdException w:name="Medium List 2" w:semiHidden="0" w:uiPriority="66" w:unhideWhenUsed="0"/>
-    <w:lsdException w:name="Medium Grid 1" w:semiHidden="0" w:uiPriority="67" w:unhideWhenUsed="0"/>
-    <w:lsdException w:name="Medium Grid 2" w:semiHidden="0" w:uiPriority="68" w:unhideWhenUsed="0"/>
-    <w:lsdException w:name="Medium Grid 3" w:semiHidden="0" w:uiPriority="69" w:unhideWhenUsed="0"/>
-    <w:lsdException w:name="Dark List" w:semiHidden="0" w:uiPriority="70" w:unhideWhenUsed="0"/>
-    <w:lsdException w:name="Colorful Shading" w:semiHidden="0" w:uiPriority="71" w:unhideWhenUsed="0"/>
-    <w:lsdException w:name="Colorful List" w:semiHidden="0" w:uiPriority="72" w:unhideWhenUsed="0"/>
-    <w:lsdException w:name="Colorful Grid" w:semiHidden="0" w:uiPriority="73" w:unhideWhenUsed="0"/>
-    <w:lsdException w:name="Light Shading Accent 1" w:semiHidden="0" w:uiPriority="60" w:unhideWhenUsed="0"/>
-    <w:lsdException w:name="Light List Accent 1" w:semiHidden="0" w:uiPriority="61" w:unhideWhenUsed="0"/>
-    <w:lsdException w:name="Light Grid Accent 1" w:semiHidden="0" w:uiPriority="62" w:unhideWhenUsed="0"/>
-    <w:lsdException w:name="Medium Shading 1 Accent 1" w:semiHidden="0" w:uiPriority="63" w:unhideWhenUsed="0"/>
-    <w:lsdException w:name="Medium Shading 2 Accent 1" w:semiHidden="0" w:uiPriority="64" w:unhideWhenUsed="0"/>
-    <w:lsdException w:name="Medium List 1 Accent 1" w:semiHidden="0" w:uiPriority="65" w:unhideWhenUsed="0"/>
-    <w:lsdException w:name="Revision" w:unhideWhenUsed="0"/>
-    <w:lsdException w:name="List Paragraph" w:semiHidden="0" w:uiPriority="34" w:unhideWhenUsed="0" w:qFormat="1"/>
-    <w:lsdException w:name="Quote" w:semiHidden="0" w:uiPriority="29" w:unhideWhenUsed="0" w:qFormat="1"/>
-    <w:lsdException w:name="Intense Quote" w:semiHidden="0" w:uiPriority="30" w:unhideWhenUsed="0" w:qFormat="1"/>
-    <w:lsdException w:name="Medium List 2 Accent 1" w:semiHidden="0" w:uiPriority="66" w:unhideWhenUsed="0"/>
-    <w:lsdException w:name="Medium Grid 1 Accent 1" w:semiHidden="0" w:uiPriority="67" w:unhideWhenUsed="0"/>
-    <w:lsdException w:name="Medium Grid 2 Accent 1" w:semiHidden="0" w:uiPriority="68" w:unhideWhenUsed="0"/>
-    <w:lsdException w:name="Medium Grid 3 Accent 1" w:semiHidden="0" w:uiPriority="69" w:unhideWhenUsed="0"/>
-    <w:lsdException w:name="Dark List Accent 1" w:semiHidden="0" w:uiPriority="70" w:unhideWhenUsed="0"/>
-    <w:lsdException w:name="Colorful Shading Accent 1" w:semiHidden="0" w:uiPriority="71" w:unhideWhenUsed="0"/>
-    <w:lsdException w:name="Colorful List Accent 1" w:semiHidden="0" w:uiPriority="72" w:unhideWhenUsed="0"/>
-    <w:lsdException w:name="Colorful Grid Accent 1" w:semiHidden="0" w:uiPriority="73" w:unhideWhenUsed="0"/>
-    <w:lsdException w:name="Light Shading Accent 2" w:semiHidden="0" w:uiPriority="60" w:unhideWhenUsed="0"/>
-    <w:lsdException w:name="Light List Accent 2" w:semiHidden="0" w:uiPriority="61" w:unhideWhenUsed="0"/>
-    <w:lsdException w:name="Light Grid Accent 2" w:semiHidden="0" w:uiPriority="62" w:unhideWhenUsed="0"/>
-    <w:lsdException w:name="Medium Shading 1 Accent 2" w:semiHidden="0" w:uiPriority="63" w:unhideWhenUsed="0"/>
-    <w:lsdException w:name="Medium Shading 2 Accent 2" w:semiHidden="0" w:uiPriority="64" w:unhideWhenUsed="0"/>
-    <w:lsdException w:name="Medium List 1 Accent 2" w:semiHidden="0" w:uiPriority="65" w:unhideWhenUsed="0"/>
-    <w:lsdException w:name="Medium List 2 Accent 2" w:semiHidden="0" w:uiPriority="66" w:unhideWhenUsed="0"/>
-    <w:lsdException w:name="Medium Grid 1 Accent 2" w:semiHidden="0" w:uiPriority="67" w:unhideWhenUsed="0"/>
-    <w:lsdException w:name="Medium Grid 2 Accent 2" w:semiHidden="0" w:uiPriority="68" w:unhideWhenUsed="0"/>
-    <w:lsdException w:name="Medium Grid 3 Accent 2" w:semiHidden="0" w:uiPriority="69" w:unhideWhenUsed="0"/>
-    <w:lsdException w:name="Dark List Accent 2" w:semiHidden="0" w:uiPriority="70" w:unhideWhenUsed="0"/>
-    <w:lsdException w:name="Colorful Shading Accent 2" w:semiHidden="0" w:uiPriority="71" w:unhideWhenUsed="0"/>
-    <w:lsdException w:name="Colorful List Accent 2" w:semiHidden="0" w:uiPriority="72" w:unhideWhenUsed="0"/>
-    <w:lsdException w:name="Colorful Grid Accent 2" w:semiHidden="0" w:uiPriority="73" w:unhideWhenUsed="0"/>
-    <w:lsdException w:name="Light Shading Accent 3" w:semiHidden="0" w:uiPriority="60" w:unhideWhenUsed="0"/>
-    <w:lsdException w:name="Light List Accent 3" w:semiHidden="0" w:uiPriority="61" w:unhideWhenUsed="0"/>
-    <w:lsdException w:name="Light Grid Accent 3" w:semiHidden="0" w:uiPriority="62" w:unhideWhenUsed="0"/>
-    <w:lsdException w:name="Medium Shading 1 Accent 3" w:semiHidden="0" w:uiPriority="63" w:unhideWhenUsed="0"/>
-    <w:lsdException w:name="Medium Shading 2 Accent 3" w:semiHidden="0" w:uiPriority="64" w:unhideWhenUsed="0"/>
-    <w:lsdException w:name="Medium List 1 Accent 3" w:semiHidden="0" w:uiPriority="65" w:unhideWhenUsed="0"/>
-    <w:lsdException w:name="Medium List 2 Accent 3" w:semiHidden="0" w:uiPriority="66" w:unhideWhenUsed="0"/>
-    <w:lsdException w:name="Medium Grid 1 Accent 3" w:semiHidden="0" w:uiPriority="67" w:unhideWhenUsed="0"/>
-    <w:lsdException w:name="Medium Grid 2 Accent 3" w:semiHidden="0" w:uiPriority="68" w:unhideWhenUsed="0"/>
-    <w:lsdException w:name="Medium Grid 3 Accent 3" w:semiHidden="0" w:uiPriority="69" w:unhideWhenUsed="0"/>
-    <w:lsdException w:name="Dark List Accent 3" w:semiHidden="0" w:uiPriority="70" w:unhideWhenUsed="0"/>
-    <w:lsdException w:name="Colorful Shading Accent 3" w:semiHidden="0" w:uiPriority="71" w:unhideWhenUsed="0"/>
-    <w:lsdException w:name="Colorful List Accent 3" w:semiHidden="0" w:uiPriority="72" w:unhideWhenUsed="0"/>
-    <w:lsdException w:name="Colorful Grid Accent 3" w:semiHidden="0" w:uiPriority="73" w:unhideWhenUsed="0"/>
-    <w:lsdException w:name="Light Shading Accent 4" w:semiHidden="0" w:uiPriority="60" w:unhideWhenUsed="0"/>
-    <w:lsdException w:name="Light List Accent 4" w:semiHidden="0" w:uiPriority="61" w:unhideWhenUsed="0"/>
-    <w:lsdException w:name="Light Grid Accent 4" w:semiHidden="0" w:uiPriority="62" w:unhideWhenUsed="0"/>
-    <w:lsdException w:name="Medium Shading 1 Accent 4" w:semiHidden="0" w:uiPriority="63" w:unhideWhenUsed="0"/>
-    <w:lsdException w:name="Medium Shading 2 Accent 4" w:semiHidden="0" w:uiPriority="64" w:unhideWhenUsed="0"/>
-    <w:lsdException w:name="Medium List 1 Accent 4" w:semiHidden="0" w:uiPriority="65" w:unhideWhenUsed="0"/>
-    <w:lsdException w:name="Medium List 2 Accent 4" w:semiHidden="0" w:uiPriority="66" w:unhideWhenUsed="0"/>
-    <w:lsdException w:name="Medium Grid 1 Accent 4" w:semiHidden="0" w:uiPriority="67" w:unhideWhenUsed="0"/>
-    <w:lsdException w:name="Medium Grid 2 Accent 4" w:semiHidden="0" w:uiPriority="68" w:unhideWhenUsed="0"/>
-    <w:lsdException w:name="Medium Grid 3 Accent 4" w:semiHidden="0" w:uiPriority="69" w:unhideWhenUsed="0"/>
-    <w:lsdException w:name="Dark List Accent 4" w:semiHidden="0" w:uiPriority="70" w:unhideWhenUsed="0"/>
-    <w:lsdException w:name="Colorful Shading Accent 4" w:semiHidden="0" w:uiPriority="71" w:unhideWhenUsed="0"/>
-    <w:lsdException w:name="Colorful List Accent 4" w:semiHidden="0" w:uiPriority="72" w:unhideWhenUsed="0"/>
-    <w:lsdException w:name="Colorful Grid Accent 4" w:semiHidden="0" w:uiPriority="73" w:unhideWhenUsed="0"/>
-    <w:lsdException w:name="Light Shading Accent 5" w:semiHidden="0" w:uiPriority="60" w:unhideWhenUsed="0"/>
-    <w:lsdException w:name="Light List Accent 5" w:semiHidden="0" w:uiPriority="61" w:unhideWhenUsed="0"/>
-    <w:lsdException w:name="Light Grid Accent 5" w:semiHidden="0" w:uiPriority="62" w:unhideWhenUsed="0"/>
-    <w:lsdException w:name="Medium Shading 1 Accent 5" w:semiHidden="0" w:uiPriority="63" w:unhideWhenUsed="0"/>
-    <w:lsdException w:name="Medium Shading 2 Accent 5" w:semiHidden="0" w:uiPriority="64" w:unhideWhenUsed="0"/>
-    <w:lsdException w:name="Medium List 1 Accent 5" w:semiHidden="0" w:uiPriority="65" w:unhideWhenUsed="0"/>
-    <w:lsdException w:name="Medium List 2 Accent 5" w:semiHidden="0" w:uiPriority="66" w:unhideWhenUsed="0"/>
-    <w:lsdException w:name="Medium Grid 1 Accent 5" w:semiHidden="0" w:uiPriority="67" w:unhideWhenUsed="0"/>
-    <w:lsdException w:name="Medium Grid 2 Accent 5" w:semiHidden="0" w:uiPriority="68" w:unhideWhenUsed="0"/>
-    <w:lsdException w:name="Medium Grid 3 Accent 5" w:semiHidden="0" w:uiPriority="69" w:unhideWhenUsed="0"/>
-    <w:lsdException w:name="Dark List Accent 5" w:semiHidden="0" w:uiPriority="70" w:unhideWhenUsed="0"/>
-    <w:lsdException w:name="Colorful Shading Accent 5" w:semiHidden="0" w:uiPriority="71" w:unhideWhenUsed="0"/>
-    <w:lsdException w:name="Colorful List Accent 5" w:semiHidden="0" w:uiPriority="72" w:unhideWhenUsed="0"/>
-    <w:lsdException w:name="Colorful Grid Accent 5" w:semiHidden="0" w:uiPriority="73" w:unhideWhenUsed="0"/>
-    <w:lsdException w:name="Light Shading Accent 6" w:semiHidden="0" w:uiPriority="60" w:unhideWhenUsed="0"/>
-    <w:lsdException w:name="Light List Accent 6" w:semiHidden="0" w:uiPriority="61" w:unhideWhenUsed="0"/>
-    <w:lsdException w:name="Light Grid Accent 6" w:semiHidden="0" w:uiPriority="62" w:unhideWhenUsed="0"/>
-    <w:lsdException w:name="Medium Shading 1 Accent 6" w:semiHidden="0" w:uiPriority="63" w:unhideWhenUsed="0"/>
-    <w:lsdException w:name="Medium Shading 2 Accent 6" w:semiHidden="0" w:uiPriority="64" w:unhideWhenUsed="0"/>
-    <w:lsdException w:name="Medium List 1 Accent 6" w:semiHidden="0" w:uiPriority="65" w:unhideWhenUsed="0"/>
-    <w:lsdException w:name="Medium List 2 Accent 6" w:semiHidden="0" w:uiPriority="66" w:unhideWhenUsed="0"/>
-    <w:lsdException w:name="Medium Grid 1 Accent 6" w:semiHidden="0" w:uiPriority="67" w:unhideWhenUsed="0"/>
-    <w:lsdException w:name="Medium Grid 2 Accent 6" w:semiHidden="0" w:uiPriority="68" w:unhideWhenUsed="0"/>
-    <w:lsdException w:name="Medium Grid 3 Accent 6" w:semiHidden="0" w:uiPriority="69" w:unhideWhenUsed="0"/>
-    <w:lsdException w:name="Dark List Accent 6" w:semiHidden="0" w:uiPriority="70" w:unhideWhenUsed="0"/>
-    <w:lsdException w:name="Colorful Shading Accent 6" w:semiHidden="0" w:uiPriority="71" w:unhideWhenUsed="0"/>
-    <w:lsdException w:name="Colorful List Accent 6" w:semiHidden="0" w:uiPriority="72" w:unhideWhenUsed="0"/>
-    <w:lsdException w:name="Colorful Grid Accent 6" w:semiHidden="0" w:uiPriority="73" w:unhideWhenUsed="0"/>
-    <w:lsdException w:name="Subtle Emphasis" w:semiHidden="0" w:uiPriority="19" w:unhideWhenUsed="0" w:qFormat="1"/>
-    <w:lsdException w:name="Intense Emphasis" w:semiHidden="0" w:uiPriority="21" w:unhideWhenUsed="0" w:qFormat="1"/>
-    <w:lsdException w:name="Subtle Reference" w:semiHidden="0" w:uiPriority="31" w:unhideWhenUsed="0" w:qFormat="1"/>
-    <w:lsdException w:name="Intense Reference" w:semiHidden="0" w:uiPriority="32" w:unhideWhenUsed="0" w:qFormat="1"/>
-    <w:lsdException w:name="Book Title" w:semiHidden="0" w:uiPriority="33" w:unhideWhenUsed="0" w:qFormat="1"/>
-    <w:lsdException w:name="Bibliography" w:uiPriority="37"/>
-    <w:lsdException w:name="TOC Heading" w:uiPriority="39" w:qFormat="1"/>
-  </w:latentStyles>
-  <w:style w:type="paragraph" w:default="1" w:styleId="Normal">
-    <w:name w:val="Normal"/>
+  <w:style w:type="character" w:styleId="Strong">
+    <w:name w:val="Strong"/>
+    <w:basedOn w:val="DefaultParagraphFont"/>
+    <w:uiPriority w:val="22"/>
     <w:qFormat/>
-  </w:style>
-  <w:style w:type="paragraph" w:styleId="Heading1">
-    <w:name w:val="heading 1"/>
-    <w:basedOn w:val="Normal"/>
-    <w:link w:val="Heading1Char"/>
-    <w:uiPriority w:val="9"/>
-    <w:qFormat/>
-    <w:rsid w:val="00BB79F5"/>
-    <w:pPr>
-      <w:spacing w:before="100" w:beforeAutospacing="1" w:after="100" w:afterAutospacing="1" w:line="240" w:lineRule="auto"/>
-      <w:outlineLvl w:val="0"/>
-    </w:pPr>
+    <w:rsid w:val="00945D03"/>
     <w:rPr>
-      <w:rFonts w:ascii="Times New Roman" w:eastAsia="Times New Roman" w:hAnsi="Times New Roman" w:cs="Times New Roman"/>
       <w:b/>
       <w:bCs/>
-      <w:kern w:val="36"/>
-      <w:sz w:val="48"/>
-      <w:szCs w:val="48"/>
-      <w:lang w:eastAsia="en-IN"/>
-    </w:rPr>
-  </w:style>
-  <w:style w:type="character" w:default="1" w:styleId="DefaultParagraphFont">
-    <w:name w:val="Default Paragraph Font"/>
-    <w:uiPriority w:val="1"/>
-    <w:semiHidden/>
-    <w:unhideWhenUsed/>
-  </w:style>
-  <w:style w:type="table" w:default="1" w:styleId="TableNormal">
-    <w:name w:val="Normal Table"/>
-    <w:uiPriority w:val="99"/>
-    <w:semiHidden/>
-    <w:unhideWhenUsed/>
-    <w:tblPr>
-      <w:tblInd w:w="0" w:type="dxa"/>
-      <w:tblCellMar>
-        <w:top w:w="0" w:type="dxa"/>
-        <w:left w:w="108" w:type="dxa"/>
-        <w:bottom w:w="0" w:type="dxa"/>
-        <w:right w:w="108" w:type="dxa"/>
-      </w:tblCellMar>
-    </w:tblPr>
-  </w:style>
-  <w:style w:type="numbering" w:default="1" w:styleId="NoList">
-    <w:name w:val="No List"/>
-    <w:uiPriority w:val="99"/>
-    <w:semiHidden/>
-    <w:unhideWhenUsed/>
-  </w:style>
-  <w:style w:type="character" w:customStyle="1" w:styleId="Heading1Char">
-    <w:name w:val="Heading 1 Char"/>
-    <w:basedOn w:val="DefaultParagraphFont"/>
-    <w:link w:val="Heading1"/>
-    <w:uiPriority w:val="9"/>
-    <w:rsid w:val="00BB79F5"/>
-    <w:rPr>
-      <w:rFonts w:ascii="Times New Roman" w:eastAsia="Times New Roman" w:hAnsi="Times New Roman" w:cs="Times New Roman"/>
-      <w:b/>
-      <w:bCs/>
-      <w:kern w:val="36"/>
-      <w:sz w:val="48"/>
-      <w:szCs w:val="48"/>
-      <w:lang w:eastAsia="en-IN"/>
-    </w:rPr>
-  </w:style>
-  <w:style w:type="paragraph" w:styleId="NormalWeb">
-    <w:name w:val="Normal (Web)"/>
-    <w:basedOn w:val="Normal"/>
-    <w:uiPriority w:val="99"/>
-    <w:semiHidden/>
-    <w:unhideWhenUsed/>
-    <w:rsid w:val="00BB79F5"/>
-    <w:pPr>
-      <w:spacing w:before="100" w:beforeAutospacing="1" w:after="100" w:afterAutospacing="1" w:line="240" w:lineRule="auto"/>
-    </w:pPr>
-    <w:rPr>
-      <w:rFonts w:ascii="Times New Roman" w:eastAsia="Times New Roman" w:hAnsi="Times New Roman" w:cs="Times New Roman"/>
-      <w:sz w:val="24"/>
-      <w:szCs w:val="24"/>
-      <w:lang w:eastAsia="en-IN"/>
-    </w:rPr>
-  </w:style>
-  <w:style w:type="character" w:customStyle="1" w:styleId="whitespace-normal">
-    <w:name w:val="whitespace-normal"/>
-    <w:basedOn w:val="DefaultParagraphFont"/>
-    <w:rsid w:val="00BB79F5"/>
-  </w:style>
-  <w:style w:type="paragraph" w:styleId="HTMLPreformatted">
-    <w:name w:val="HTML Preformatted"/>
-    <w:basedOn w:val="Normal"/>
-    <w:link w:val="HTMLPreformattedChar"/>
-    <w:uiPriority w:val="99"/>
-    <w:semiHidden/>
-    <w:unhideWhenUsed/>
-    <w:rsid w:val="00BB79F5"/>
-    <w:pPr>
-      <w:tabs>
-        <w:tab w:val="left" w:pos="916"/>
-        <w:tab w:val="left" w:pos="1832"/>
-        <w:tab w:val="left" w:pos="2748"/>
-        <w:tab w:val="left" w:pos="3664"/>
-        <w:tab w:val="left" w:pos="4580"/>
-        <w:tab w:val="left" w:pos="5496"/>
-        <w:tab w:val="left" w:pos="6412"/>
-        <w:tab w:val="left" w:pos="7328"/>
-        <w:tab w:val="left" w:pos="8244"/>
-        <w:tab w:val="left" w:pos="9160"/>
-        <w:tab w:val="left" w:pos="10076"/>
-        <w:tab w:val="left" w:pos="10992"/>
-        <w:tab w:val="left" w:pos="11908"/>
-        <w:tab w:val="left" w:pos="12824"/>
-        <w:tab w:val="left" w:pos="13740"/>
-        <w:tab w:val="left" w:pos="14656"/>
-      </w:tabs>
-      <w:spacing w:after="0" w:line="240" w:lineRule="auto"/>
-    </w:pPr>
-    <w:rPr>
-      <w:rFonts w:ascii="Courier New" w:eastAsia="Times New Roman" w:hAnsi="Courier New" w:cs="Courier New"/>
-      <w:sz w:val="20"/>
-      <w:szCs w:val="20"/>
-      <w:lang w:eastAsia="en-IN"/>
-    </w:rPr>
-  </w:style>
-  <w:style w:type="character" w:customStyle="1" w:styleId="HTMLPreformattedChar">
-    <w:name w:val="HTML Preformatted Char"/>
-    <w:basedOn w:val="DefaultParagraphFont"/>
-    <w:link w:val="HTMLPreformatted"/>
-    <w:uiPriority w:val="99"/>
-    <w:semiHidden/>
-    <w:rsid w:val="00BB79F5"/>
-    <w:rPr>
-      <w:rFonts w:ascii="Courier New" w:eastAsia="Times New Roman" w:hAnsi="Courier New" w:cs="Courier New"/>
-      <w:sz w:val="20"/>
-      <w:szCs w:val="20"/>
-      <w:lang w:eastAsia="en-IN"/>
-    </w:rPr>
-  </w:style>
-  <w:style w:type="character" w:styleId="HTMLCode">
-    <w:name w:val="HTML Code"/>
-    <w:basedOn w:val="DefaultParagraphFont"/>
-    <w:uiPriority w:val="99"/>
-    <w:semiHidden/>
-    <w:unhideWhenUsed/>
-    <w:rsid w:val="00BB79F5"/>
-    <w:rPr>
-      <w:rFonts w:ascii="Courier New" w:eastAsia="Times New Roman" w:hAnsi="Courier New" w:cs="Courier New"/>
-      <w:sz w:val="20"/>
-      <w:szCs w:val="20"/>
     </w:rPr>
   </w:style>
 </w:styles>
